--- a/en/week-3/cen429-week-3-ders-notu.docx
+++ b/en/week-3/cen429-week-3-ders-notu.docx
@@ -2,7 +2,7 @@
 <file path=word/document.xml><?xml version="1.0" encoding="utf-8"?>
 <w:document xmlns:w="http://schemas.openxmlformats.org/wordprocessingml/2006/main" xmlns:m="http://schemas.openxmlformats.org/officeDocument/2006/math" xmlns:r="http://schemas.openxmlformats.org/officeDocument/2006/relationships" xmlns:o="urn:schemas-microsoft-com:office:office" xmlns:v="urn:schemas-microsoft-com:vml" xmlns:w10="urn:schemas-microsoft-com:office:word" xmlns:a="http://schemas.openxmlformats.org/drawingml/2006/main" xmlns:pic="http://schemas.openxmlformats.org/drawingml/2006/picture" xmlns:wp="http://schemas.openxmlformats.org/drawingml/2006/wordprocessingDrawing">
   <w:body>
-    <w:bookmarkStart w:id="178" w:name="X2694c8d179dc3f67d948c49f89be2b74af8be26"/>
+    <w:bookmarkStart w:id="175" w:name="X2694c8d179dc3f67d948c49f89be2b74af8be26"/>
     <w:p>
       <w:pPr>
         <w:pStyle w:val="Heading1"/>
@@ -129,7 +129,21 @@
               <w:pStyle w:val="Compact"/>
             </w:pPr>
             <w:r>
-              <w:t xml:space="preserve">Pointers, arrays and files in C; memory layout and secure erasure from Week 1;</w:t>
+              <w:t xml:space="preserve">Pointers, arrays and files in C; memory layout and secure erasure from</w:t>
+            </w:r>
+            <w:r>
+              <w:t xml:space="preserve"> </w:t>
+            </w:r>
+            <w:hyperlink r:id="rId20">
+              <w:r>
+                <w:rPr>
+                  <w:rStyle w:val="Hyperlink"/>
+                </w:rPr>
+                <w:t xml:space="preserve">Week 1</w:t>
+              </w:r>
+            </w:hyperlink>
+            <w:r>
+              <w:t xml:space="preserve">;</w:t>
             </w:r>
             <w:r>
               <w:t xml:space="preserve"> </w:t>
@@ -171,7 +185,7 @@
             <w:pPr>
               <w:pStyle w:val="Compact"/>
             </w:pPr>
-            <w:hyperlink r:id="rId20">
+            <w:hyperlink r:id="rId21">
               <w:r>
                 <w:rPr>
                   <w:rStyle w:val="VerbatimChar"/>
@@ -1808,7 +1822,7 @@
       <w:r>
         <w:t xml:space="preserve"> </w:t>
       </w:r>
-      <w:hyperlink r:id="rId21">
+      <w:hyperlink r:id="rId22">
         <w:r>
           <w:rPr>
             <w:rStyle w:val="VerbatimChar"/>
@@ -1958,13 +1972,13 @@
         </w:pict>
       </w:r>
     </w:p>
-    <w:bookmarkStart w:id="39" w:name="basic-concepts-from-scratch"/>
+    <w:bookmarkStart w:id="28" w:name="before-we-start"/>
     <w:p>
       <w:pPr>
         <w:pStyle w:val="Heading2"/>
       </w:pPr>
       <w:r>
-        <w:t xml:space="preserve">0. Basic concepts (from scratch)</w:t>
+        <w:t xml:space="preserve">0. Before we start</w:t>
       </w:r>
     </w:p>
     <w:p>
@@ -1972,112 +1986,22 @@
         <w:pStyle w:val="FirstParagraph"/>
       </w:pPr>
       <w:r>
-        <w:t xml:space="preserve">This section</w:t>
-      </w:r>
-      <w:r>
-        <w:t xml:space="preserve"> </w:t>
-      </w:r>
-      <w:r>
-        <w:rPr>
-          <w:b/>
-          <w:bCs/>
-        </w:rPr>
-        <w:t xml:space="preserve">assumes no prior knowledge</w:t>
-      </w:r>
-      <w:r>
-        <w:t xml:space="preserve">. We define, from scratch, the terms we’ll use for the rest of the</w:t>
-      </w:r>
-      <w:r>
-        <w:t xml:space="preserve"> </w:t>
-      </w:r>
-      <w:r>
-        <w:t xml:space="preserve">week. If you don’t know a term, read this section first; the following sections build on it.</w:t>
-      </w:r>
-    </w:p>
-    <w:bookmarkStart w:id="22" w:name="why-this-section"/>
+        <w:t xml:space="preserve">This section prepares you for the week. It first briefly recalls the earlier topics this week builds on; it then</w:t>
+      </w:r>
+      <w:r>
+        <w:t xml:space="preserve"> </w:t>
+      </w:r>
+      <w:r>
+        <w:t xml:space="preserve">defines each of this week’s concepts in one sentence and links it to the section where it is explained in full.</w:t>
+      </w:r>
+    </w:p>
+    <w:bookmarkStart w:id="26" w:name="what-we-bring-from-earlier-weeks"/>
     <w:p>
       <w:pPr>
         <w:pStyle w:val="Heading3"/>
       </w:pPr>
       <w:r>
-        <w:t xml:space="preserve">Why this section?</w:t>
-      </w:r>
-    </w:p>
-    <w:p>
-      <w:pPr>
-        <w:pStyle w:val="FirstParagraph"/>
-      </w:pPr>
-      <w:r>
-        <w:t xml:space="preserve">This week terms such as</w:t>
-      </w:r>
-      <w:r>
-        <w:t xml:space="preserve"> </w:t>
-      </w:r>
-      <w:r>
-        <w:t xml:space="preserve">“encryption,”</w:t>
-      </w:r>
-      <w:r>
-        <w:t xml:space="preserve"> </w:t>
-      </w:r>
-      <w:r>
-        <w:t xml:space="preserve">“nonce,”</w:t>
-      </w:r>
-      <w:r>
-        <w:t xml:space="preserve"> </w:t>
-      </w:r>
-      <w:r>
-        <w:t xml:space="preserve">and</w:t>
-      </w:r>
-      <w:r>
-        <w:t xml:space="preserve"> </w:t>
-      </w:r>
-      <w:r>
-        <w:t xml:space="preserve">“key derivation”</w:t>
-      </w:r>
-      <w:r>
-        <w:t xml:space="preserve"> </w:t>
-      </w:r>
-      <w:r>
-        <w:t xml:space="preserve">will come up.</w:t>
-      </w:r>
-    </w:p>
-    <w:p>
-      <w:pPr>
-        <w:pStyle w:val="BodyText"/>
-      </w:pPr>
-      <w:r>
-        <w:t xml:space="preserve">We assume you don’t know any of them.</w:t>
-      </w:r>
-    </w:p>
-    <w:p>
-      <w:pPr>
-        <w:pStyle w:val="BodyText"/>
-      </w:pPr>
-      <w:r>
-        <w:t xml:space="preserve">Let’s define them all,</w:t>
-      </w:r>
-      <w:r>
-        <w:t xml:space="preserve"> </w:t>
-      </w:r>
-      <w:r>
-        <w:rPr>
-          <w:b/>
-          <w:bCs/>
-        </w:rPr>
-        <w:t xml:space="preserve">one by one</w:t>
-      </w:r>
-      <w:r>
-        <w:t xml:space="preserve">, first.</w:t>
-      </w:r>
-    </w:p>
-    <w:bookmarkEnd w:id="22"/>
-    <w:bookmarkStart w:id="23" w:name="the-three-states-of-data"/>
-    <w:p>
-      <w:pPr>
-        <w:pStyle w:val="Heading3"/>
-      </w:pPr>
-      <w:r>
-        <w:t xml:space="preserve">The three states of data</w:t>
+        <w:t xml:space="preserve">What we bring from earlier weeks</w:t>
       </w:r>
     </w:p>
     <w:p>
@@ -2093,13 +2017,74 @@
           <w:b/>
           <w:bCs/>
         </w:rPr>
-        <w:t xml:space="preserve">In transit:</w:t>
-      </w:r>
-      <w:r>
-        <w:t xml:space="preserve"> </w:t>
-      </w:r>
-      <w:r>
-        <w:t xml:space="preserve">while travelling over the network (TLS).</w:t>
+        <w:t xml:space="preserve">The white-box attacker model</w:t>
+      </w:r>
+      <w:r>
+        <w:t xml:space="preserve"> </w:t>
+      </w:r>
+      <w:r>
+        <w:t xml:space="preserve">— the user who owns the device or server is also a potential attacker; they</w:t>
+      </w:r>
+      <w:r>
+        <w:t xml:space="preserve"> </w:t>
+      </w:r>
+      <w:r>
+        <w:t xml:space="preserve">can read memory and attach a debugger</w:t>
+      </w:r>
+      <w:r>
+        <w:t xml:space="preserve"> </w:t>
+      </w:r>
+      <w:r>
+        <w:t xml:space="preserve">(</w:t>
+      </w:r>
+      <w:hyperlink r:id="rId23">
+        <w:r>
+          <w:rPr>
+            <w:rStyle w:val="Hyperlink"/>
+          </w:rPr>
+          <w:t xml:space="preserve">Week 1, §3</w:t>
+        </w:r>
+      </w:hyperlink>
+      <w:r>
+        <w:t xml:space="preserve">). This week we reuse</w:t>
+      </w:r>
+      <w:r>
+        <w:t xml:space="preserve"> </w:t>
+      </w:r>
+      <w:r>
+        <w:t xml:space="preserve">this model for</w:t>
+      </w:r>
+      <w:r>
+        <w:t xml:space="preserve"> </w:t>
+      </w:r>
+      <w:r>
+        <w:rPr>
+          <w:b/>
+          <w:bCs/>
+        </w:rPr>
+        <w:t xml:space="preserve">data in use</w:t>
+      </w:r>
+      <w:r>
+        <w:t xml:space="preserve"> </w:t>
+      </w:r>
+      <w:r>
+        <w:t xml:space="preserve">(Section 13) and the</w:t>
+      </w:r>
+      <w:r>
+        <w:t xml:space="preserve"> </w:t>
+      </w:r>
+      <w:r>
+        <w:rPr>
+          <w:b/>
+          <w:bCs/>
+        </w:rPr>
+        <w:t xml:space="preserve">whitebox cryptography motivation</w:t>
+      </w:r>
+      <w:r>
+        <w:t xml:space="preserve"> </w:t>
+      </w:r>
+      <w:r>
+        <w:t xml:space="preserve">(Section 15).</w:t>
       </w:r>
     </w:p>
     <w:p>
@@ -2115,13 +2100,63 @@
           <w:b/>
           <w:bCs/>
         </w:rPr>
-        <w:t xml:space="preserve">At rest:</w:t>
-      </w:r>
-      <w:r>
-        <w:t xml:space="preserve"> </w:t>
-      </w:r>
-      <w:r>
-        <w:t xml:space="preserve">while sitting on disk (file encryption).</w:t>
+        <w:t xml:space="preserve">Secure erasure from memory</w:t>
+      </w:r>
+      <w:r>
+        <w:t xml:space="preserve"> </w:t>
+      </w:r>
+      <w:r>
+        <w:t xml:space="preserve">— wiping a secret with a function the compiler can’t remove</w:t>
+      </w:r>
+      <w:r>
+        <w:t xml:space="preserve"> </w:t>
+      </w:r>
+      <w:r>
+        <w:t xml:space="preserve">(</w:t>
+      </w:r>
+      <w:r>
+        <w:rPr>
+          <w:rStyle w:val="VerbatimChar"/>
+        </w:rPr>
+        <w:t xml:space="preserve">explicit_bzero</w:t>
+      </w:r>
+      <w:r>
+        <w:t xml:space="preserve">,</w:t>
+      </w:r>
+      <w:r>
+        <w:t xml:space="preserve"> </w:t>
+      </w:r>
+      <w:r>
+        <w:rPr>
+          <w:rStyle w:val="VerbatimChar"/>
+        </w:rPr>
+        <w:t xml:space="preserve">OPENSSL_cleanse</w:t>
+      </w:r>
+      <w:r>
+        <w:t xml:space="preserve">)</w:t>
+      </w:r>
+      <w:r>
+        <w:t xml:space="preserve"> </w:t>
+      </w:r>
+      <w:r>
+        <w:t xml:space="preserve">(</w:t>
+      </w:r>
+      <w:hyperlink r:id="rId24">
+        <w:r>
+          <w:rPr>
+            <w:rStyle w:val="Hyperlink"/>
+          </w:rPr>
+          <w:t xml:space="preserve">Week 1, §17</w:t>
+        </w:r>
+      </w:hyperlink>
+      <w:r>
+        <w:t xml:space="preserve">). This week Section 13 adds</w:t>
+      </w:r>
+      <w:r>
+        <w:t xml:space="preserve"> </w:t>
+      </w:r>
+      <w:r>
+        <w:t xml:space="preserve">blocking dumps, memory locking, and device binding on top of this.</w:t>
       </w:r>
     </w:p>
     <w:p>
@@ -2137,948 +2172,62 @@
           <w:b/>
           <w:bCs/>
         </w:rPr>
-        <w:t xml:space="preserve">In use:</w:t>
-      </w:r>
-      <w:r>
-        <w:t xml:space="preserve"> </w:t>
-      </w:r>
-      <w:r>
-        <w:t xml:space="preserve">while being processed in memory (the hardest).</w:t>
-      </w:r>
-    </w:p>
-    <w:p>
-      <w:pPr>
-        <w:pStyle w:val="FirstParagraph"/>
-      </w:pPr>
-      <w:r>
-        <w:t xml:space="preserve">Each state calls for a different protection.</w:t>
-      </w:r>
-    </w:p>
-    <w:bookmarkEnd w:id="23"/>
-    <w:bookmarkStart w:id="24" w:name="what-is-encryption"/>
+        <w:t xml:space="preserve">Entropy measurement</w:t>
+      </w:r>
+      <w:r>
+        <w:t xml:space="preserve"> </w:t>
+      </w:r>
+      <w:r>
+        <w:t xml:space="preserve">— measuring the disorder in a file’s bytes to tell encrypted/packed content apart</w:t>
+      </w:r>
+      <w:r>
+        <w:t xml:space="preserve"> </w:t>
+      </w:r>
+      <w:r>
+        <w:t xml:space="preserve">(</w:t>
+      </w:r>
+      <w:hyperlink r:id="rId25">
+        <w:r>
+          <w:rPr>
+            <w:rStyle w:val="Hyperlink"/>
+          </w:rPr>
+          <w:t xml:space="preserve">Week 2, §6</w:t>
+        </w:r>
+      </w:hyperlink>
+      <w:r>
+        <w:t xml:space="preserve">).</w:t>
+      </w:r>
+      <w:r>
+        <w:t xml:space="preserve"> </w:t>
+      </w:r>
+      <w:r>
+        <w:t xml:space="preserve">Section 3 uses the same idea, this time for the disorder (entropy)</w:t>
+      </w:r>
+      <w:r>
+        <w:t xml:space="preserve"> </w:t>
+      </w:r>
+      <w:r>
+        <w:rPr>
+          <w:b/>
+          <w:bCs/>
+        </w:rPr>
+        <w:t xml:space="preserve">feeding</w:t>
+      </w:r>
+      <w:r>
+        <w:t xml:space="preserve"> </w:t>
+      </w:r>
+      <w:r>
+        <w:t xml:space="preserve">a random generator.</w:t>
+      </w:r>
+    </w:p>
+    <w:bookmarkEnd w:id="26"/>
+    <w:bookmarkStart w:id="27" w:name="this-weeks-concept-map"/>
     <w:p>
       <w:pPr>
         <w:pStyle w:val="Heading3"/>
       </w:pPr>
       <w:r>
-        <w:t xml:space="preserve">What is encryption?</w:t>
-      </w:r>
-    </w:p>
-    <w:p>
-      <w:pPr>
-        <w:pStyle w:val="Compact"/>
-        <w:numPr>
-          <w:ilvl w:val="0"/>
-          <w:numId w:val="1003"/>
-        </w:numPr>
-      </w:pPr>
-      <w:r>
-        <w:rPr>
-          <w:b/>
-          <w:bCs/>
-        </w:rPr>
-        <w:t xml:space="preserve">Encryption:</w:t>
-      </w:r>
-      <w:r>
-        <w:t xml:space="preserve"> </w:t>
-      </w:r>
-      <w:r>
-        <w:t xml:space="preserve">turning readable data (plaintext) into unreadable data (ciphertext) using a</w:t>
-      </w:r>
-      <w:r>
-        <w:t xml:space="preserve"> </w:t>
-      </w:r>
-      <w:r>
-        <w:rPr>
-          <w:b/>
-          <w:bCs/>
-        </w:rPr>
-        <w:t xml:space="preserve">key</w:t>
-      </w:r>
-      <w:r>
-        <w:t xml:space="preserve">.</w:t>
-      </w:r>
-    </w:p>
-    <w:p>
-      <w:pPr>
-        <w:pStyle w:val="Compact"/>
-        <w:numPr>
-          <w:ilvl w:val="0"/>
-          <w:numId w:val="1003"/>
-        </w:numPr>
-      </w:pPr>
-      <w:r>
-        <w:rPr>
-          <w:b/>
-          <w:bCs/>
-        </w:rPr>
-        <w:t xml:space="preserve">Decryption:</w:t>
-      </w:r>
-      <w:r>
-        <w:t xml:space="preserve"> </w:t>
-      </w:r>
-      <w:r>
-        <w:t xml:space="preserve">reversing it with the key.</w:t>
-      </w:r>
-    </w:p>
-    <w:p>
-      <w:pPr>
-        <w:pStyle w:val="Compact"/>
-        <w:numPr>
-          <w:ilvl w:val="0"/>
-          <w:numId w:val="1003"/>
-        </w:numPr>
-      </w:pPr>
-      <w:r>
-        <w:t xml:space="preserve">Security depends on the</w:t>
-      </w:r>
-      <w:r>
-        <w:t xml:space="preserve"> </w:t>
-      </w:r>
-      <w:r>
-        <w:rPr>
-          <w:b/>
-          <w:bCs/>
-        </w:rPr>
-        <w:t xml:space="preserve">key’s</w:t>
-      </w:r>
-      <w:r>
-        <w:t xml:space="preserve"> </w:t>
-      </w:r>
-      <w:r>
-        <w:t xml:space="preserve">secrecy.</w:t>
-      </w:r>
-    </w:p>
-    <w:bookmarkEnd w:id="24"/>
-    <w:bookmarkStart w:id="25" w:name="symmetric-vs.-asymmetric"/>
-    <w:p>
-      <w:pPr>
-        <w:pStyle w:val="Heading3"/>
-      </w:pPr>
-      <w:r>
-        <w:t xml:space="preserve">Symmetric vs. asymmetric</w:t>
-      </w:r>
-    </w:p>
-    <w:p>
-      <w:pPr>
-        <w:pStyle w:val="Compact"/>
-        <w:numPr>
-          <w:ilvl w:val="0"/>
-          <w:numId w:val="1004"/>
-        </w:numPr>
-      </w:pPr>
-      <w:r>
-        <w:rPr>
-          <w:b/>
-          <w:bCs/>
-        </w:rPr>
-        <w:t xml:space="preserve">Symmetric:</w:t>
-      </w:r>
-      <w:r>
-        <w:t xml:space="preserve"> </w:t>
-      </w:r>
-      <w:r>
-        <w:t xml:space="preserve">a single key (AES). Fast.</w:t>
-      </w:r>
-    </w:p>
-    <w:p>
-      <w:pPr>
-        <w:pStyle w:val="Compact"/>
-        <w:numPr>
-          <w:ilvl w:val="0"/>
-          <w:numId w:val="1004"/>
-        </w:numPr>
-      </w:pPr>
-      <w:r>
-        <w:rPr>
-          <w:b/>
-          <w:bCs/>
-        </w:rPr>
-        <w:t xml:space="preserve">Asymmetric:</w:t>
-      </w:r>
-      <w:r>
-        <w:t xml:space="preserve"> </w:t>
-      </w:r>
-      <w:r>
-        <w:t xml:space="preserve">a public + private pair (RSA/ECC). Easy key distribution.</w:t>
-      </w:r>
-    </w:p>
-    <w:p>
-      <w:pPr>
-        <w:pStyle w:val="Compact"/>
-        <w:numPr>
-          <w:ilvl w:val="0"/>
-          <w:numId w:val="1004"/>
-        </w:numPr>
-      </w:pPr>
-      <w:r>
-        <w:t xml:space="preserve">In practice, used</w:t>
-      </w:r>
-      <w:r>
-        <w:t xml:space="preserve"> </w:t>
-      </w:r>
-      <w:r>
-        <w:rPr>
-          <w:b/>
-          <w:bCs/>
-        </w:rPr>
-        <w:t xml:space="preserve">together</w:t>
-      </w:r>
-      <w:r>
-        <w:t xml:space="preserve"> </w:t>
-      </w:r>
-      <w:r>
-        <w:t xml:space="preserve">(hybrid).</w:t>
-      </w:r>
-    </w:p>
-    <w:bookmarkEnd w:id="25"/>
-    <w:bookmarkStart w:id="26" w:name="hash"/>
-    <w:p>
-      <w:pPr>
-        <w:pStyle w:val="Heading3"/>
-      </w:pPr>
-      <w:r>
-        <w:t xml:space="preserve">Hash</w:t>
-      </w:r>
-    </w:p>
-    <w:p>
-      <w:pPr>
-        <w:pStyle w:val="Compact"/>
-        <w:numPr>
-          <w:ilvl w:val="0"/>
-          <w:numId w:val="1005"/>
-        </w:numPr>
-      </w:pPr>
-      <w:r>
-        <w:rPr>
-          <w:b/>
-          <w:bCs/>
-        </w:rPr>
-        <w:t xml:space="preserve">Hash:</w:t>
-      </w:r>
-      <w:r>
-        <w:t xml:space="preserve"> </w:t>
-      </w:r>
-      <w:r>
-        <w:t xml:space="preserve">a fixed-size fingerprint computed from data (SHA-256).</w:t>
-      </w:r>
-    </w:p>
-    <w:p>
-      <w:pPr>
-        <w:pStyle w:val="Compact"/>
-        <w:numPr>
-          <w:ilvl w:val="0"/>
-          <w:numId w:val="1005"/>
-        </w:numPr>
-      </w:pPr>
-      <w:r>
-        <w:t xml:space="preserve">One-way; if the data changes, the hash changes.</w:t>
-      </w:r>
-    </w:p>
-    <w:p>
-      <w:pPr>
-        <w:pStyle w:val="Compact"/>
-        <w:numPr>
-          <w:ilvl w:val="0"/>
-          <w:numId w:val="1005"/>
-        </w:numPr>
-      </w:pPr>
-      <w:r>
-        <w:t xml:space="preserve">The foundation of integrity and of signatures.</w:t>
-      </w:r>
-    </w:p>
-    <w:bookmarkEnd w:id="26"/>
-    <w:bookmarkStart w:id="27" w:name="mac-and-signature"/>
-    <w:p>
-      <w:pPr>
-        <w:pStyle w:val="Heading3"/>
-      </w:pPr>
-      <w:r>
-        <w:t xml:space="preserve">MAC and signature</w:t>
-      </w:r>
-    </w:p>
-    <w:p>
-      <w:pPr>
-        <w:pStyle w:val="Compact"/>
-        <w:numPr>
-          <w:ilvl w:val="0"/>
-          <w:numId w:val="1006"/>
-        </w:numPr>
-      </w:pPr>
-      <w:r>
-        <w:rPr>
-          <w:b/>
-          <w:bCs/>
-        </w:rPr>
-        <w:t xml:space="preserve">MAC:</w:t>
-      </w:r>
-      <w:r>
-        <w:t xml:space="preserve"> </w:t>
-      </w:r>
-      <w:r>
-        <w:t xml:space="preserve">symmetric; says</w:t>
-      </w:r>
-      <w:r>
-        <w:t xml:space="preserve"> </w:t>
-      </w:r>
-      <w:r>
-        <w:t xml:space="preserve">“the message hasn’t changed and came from the right party.”</w:t>
-      </w:r>
-    </w:p>
-    <w:p>
-      <w:pPr>
-        <w:pStyle w:val="Compact"/>
-        <w:numPr>
-          <w:ilvl w:val="0"/>
-          <w:numId w:val="1006"/>
-        </w:numPr>
-      </w:pPr>
-      <w:r>
-        <w:rPr>
-          <w:b/>
-          <w:bCs/>
-        </w:rPr>
-        <w:t xml:space="preserve">Signature:</w:t>
-      </w:r>
-      <w:r>
-        <w:t xml:space="preserve"> </w:t>
-      </w:r>
-      <w:r>
-        <w:t xml:space="preserve">asymmetric; says who signed it (non-repudiation).</w:t>
-      </w:r>
-    </w:p>
-    <w:p>
-      <w:pPr>
-        <w:pStyle w:val="Compact"/>
-        <w:numPr>
-          <w:ilvl w:val="0"/>
-          <w:numId w:val="1006"/>
-        </w:numPr>
-      </w:pPr>
-      <w:r>
-        <w:t xml:space="preserve">Both provide</w:t>
-      </w:r>
-      <w:r>
-        <w:t xml:space="preserve"> </w:t>
-      </w:r>
-      <w:r>
-        <w:rPr>
-          <w:b/>
-          <w:bCs/>
-        </w:rPr>
-        <w:t xml:space="preserve">integrity</w:t>
-      </w:r>
-      <w:r>
-        <w:t xml:space="preserve">.</w:t>
-      </w:r>
-    </w:p>
-    <w:bookmarkEnd w:id="27"/>
-    <w:bookmarkStart w:id="28" w:name="aead"/>
-    <w:p>
-      <w:pPr>
-        <w:pStyle w:val="Heading3"/>
-      </w:pPr>
-      <w:r>
-        <w:t xml:space="preserve">AEAD</w:t>
-      </w:r>
-    </w:p>
-    <w:p>
-      <w:pPr>
-        <w:pStyle w:val="Compact"/>
-        <w:numPr>
-          <w:ilvl w:val="0"/>
-          <w:numId w:val="1007"/>
-        </w:numPr>
-      </w:pPr>
-      <w:r>
-        <w:rPr>
-          <w:b/>
-          <w:bCs/>
-        </w:rPr>
-        <w:t xml:space="preserve">AEAD:</w:t>
-      </w:r>
-      <w:r>
-        <w:t xml:space="preserve"> </w:t>
-      </w:r>
-      <w:r>
-        <w:t xml:space="preserve">confidentiality</w:t>
-      </w:r>
-      <w:r>
-        <w:t xml:space="preserve"> </w:t>
-      </w:r>
-      <w:r>
-        <w:rPr>
-          <w:b/>
-          <w:bCs/>
-        </w:rPr>
-        <w:t xml:space="preserve">plus</w:t>
-      </w:r>
-      <w:r>
-        <w:t xml:space="preserve"> </w:t>
-      </w:r>
-      <w:r>
-        <w:t xml:space="preserve">integrity</w:t>
-      </w:r>
-      <w:r>
-        <w:t xml:space="preserve"> </w:t>
-      </w:r>
-      <w:r>
-        <w:rPr>
-          <w:b/>
-          <w:bCs/>
-        </w:rPr>
-        <w:t xml:space="preserve">together</w:t>
-      </w:r>
-      <w:r>
-        <w:t xml:space="preserve"> </w:t>
-      </w:r>
-      <w:r>
-        <w:t xml:space="preserve">(AES-GCM).</w:t>
-      </w:r>
-    </w:p>
-    <w:p>
-      <w:pPr>
-        <w:pStyle w:val="Compact"/>
-        <w:numPr>
-          <w:ilvl w:val="0"/>
-          <w:numId w:val="1007"/>
-        </w:numPr>
-      </w:pPr>
-      <w:r>
-        <w:t xml:space="preserve">Gives you both without wrestling with a separate MAC.</w:t>
-      </w:r>
-    </w:p>
-    <w:p>
-      <w:pPr>
-        <w:pStyle w:val="Compact"/>
-        <w:numPr>
-          <w:ilvl w:val="0"/>
-          <w:numId w:val="1007"/>
-        </w:numPr>
-      </w:pPr>
-      <w:r>
-        <w:t xml:space="preserve">The modern choice.</w:t>
-      </w:r>
-    </w:p>
-    <w:bookmarkEnd w:id="28"/>
-    <w:bookmarkStart w:id="29" w:name="iv-nonce-salt"/>
-    <w:p>
-      <w:pPr>
-        <w:pStyle w:val="Heading3"/>
-      </w:pPr>
-      <w:r>
-        <w:t xml:space="preserve">IV / nonce / salt</w:t>
-      </w:r>
-    </w:p>
-    <w:p>
-      <w:pPr>
-        <w:pStyle w:val="Compact"/>
-        <w:numPr>
-          <w:ilvl w:val="0"/>
-          <w:numId w:val="1008"/>
-        </w:numPr>
-      </w:pPr>
-      <w:r>
-        <w:rPr>
-          <w:b/>
-          <w:bCs/>
-        </w:rPr>
-        <w:t xml:space="preserve">IV/nonce:</w:t>
-      </w:r>
-      <w:r>
-        <w:t xml:space="preserve"> </w:t>
-      </w:r>
-      <w:r>
-        <w:t xml:space="preserve">a value that must be</w:t>
-      </w:r>
-      <w:r>
-        <w:t xml:space="preserve"> </w:t>
-      </w:r>
-      <w:r>
-        <w:rPr>
-          <w:b/>
-          <w:bCs/>
-        </w:rPr>
-        <w:t xml:space="preserve">unique</w:t>
-      </w:r>
-      <w:r>
-        <w:t xml:space="preserve"> </w:t>
-      </w:r>
-      <w:r>
-        <w:t xml:space="preserve">for every encryption.</w:t>
-      </w:r>
-    </w:p>
-    <w:p>
-      <w:pPr>
-        <w:pStyle w:val="Compact"/>
-        <w:numPr>
-          <w:ilvl w:val="0"/>
-          <w:numId w:val="1008"/>
-        </w:numPr>
-      </w:pPr>
-      <w:r>
-        <w:rPr>
-          <w:b/>
-          <w:bCs/>
-        </w:rPr>
-        <w:t xml:space="preserve">Salt:</w:t>
-      </w:r>
-      <w:r>
-        <w:t xml:space="preserve"> </w:t>
-      </w:r>
-      <w:r>
-        <w:t xml:space="preserve">a random value added when deriving a key from a password.</w:t>
-      </w:r>
-    </w:p>
-    <w:p>
-      <w:pPr>
-        <w:pStyle w:val="Compact"/>
-        <w:numPr>
-          <w:ilvl w:val="0"/>
-          <w:numId w:val="1008"/>
-        </w:numPr>
-      </w:pPr>
-      <w:r>
-        <w:t xml:space="preserve">All three are</w:t>
-      </w:r>
-      <w:r>
-        <w:t xml:space="preserve"> </w:t>
-      </w:r>
-      <w:r>
-        <w:rPr>
-          <w:b/>
-          <w:bCs/>
-        </w:rPr>
-        <w:t xml:space="preserve">not secret</w:t>
-      </w:r>
-      <w:r>
-        <w:t xml:space="preserve">, but they must be</w:t>
-      </w:r>
-      <w:r>
-        <w:t xml:space="preserve"> </w:t>
-      </w:r>
-      <w:r>
-        <w:rPr>
-          <w:b/>
-          <w:bCs/>
-        </w:rPr>
-        <w:t xml:space="preserve">non-repeating/unique</w:t>
-      </w:r>
-      <w:r>
-        <w:t xml:space="preserve">.</w:t>
-      </w:r>
-    </w:p>
-    <w:bookmarkEnd w:id="29"/>
-    <w:bookmarkStart w:id="30" w:name="randomness-and-csprng"/>
-    <w:p>
-      <w:pPr>
-        <w:pStyle w:val="Heading3"/>
-      </w:pPr>
-      <w:r>
-        <w:t xml:space="preserve">Randomness and CSPRNG</w:t>
-      </w:r>
-    </w:p>
-    <w:p>
-      <w:pPr>
-        <w:pStyle w:val="Compact"/>
-        <w:numPr>
-          <w:ilvl w:val="0"/>
-          <w:numId w:val="1009"/>
-        </w:numPr>
-      </w:pPr>
-      <w:r>
-        <w:rPr>
-          <w:b/>
-          <w:bCs/>
-        </w:rPr>
-        <w:t xml:space="preserve">CSPRNG:</w:t>
-      </w:r>
-      <w:r>
-        <w:t xml:space="preserve"> </w:t>
-      </w:r>
-      <w:r>
-        <w:t xml:space="preserve">a cryptographically secure random generator (the operating system’s</w:t>
-      </w:r>
-      <w:r>
-        <w:t xml:space="preserve"> </w:t>
-      </w:r>
-      <w:r>
-        <w:rPr>
-          <w:rStyle w:val="VerbatimChar"/>
-        </w:rPr>
-        <w:t xml:space="preserve">getrandom</w:t>
-      </w:r>
-      <w:r>
-        <w:t xml:space="preserve">/</w:t>
-      </w:r>
-      <w:r>
-        <w:rPr>
-          <w:rStyle w:val="VerbatimChar"/>
-        </w:rPr>
-        <w:t xml:space="preserve">BCryptGenRandom</w:t>
-      </w:r>
-      <w:r>
-        <w:t xml:space="preserve">).</w:t>
-      </w:r>
-    </w:p>
-    <w:p>
-      <w:pPr>
-        <w:pStyle w:val="Compact"/>
-        <w:numPr>
-          <w:ilvl w:val="0"/>
-          <w:numId w:val="1009"/>
-        </w:numPr>
-      </w:pPr>
-      <w:r>
-        <w:rPr>
-          <w:rStyle w:val="VerbatimChar"/>
-        </w:rPr>
-        <w:t xml:space="preserve">rand()</w:t>
-      </w:r>
-      <w:r>
-        <w:t xml:space="preserve"> </w:t>
-      </w:r>
-      <w:r>
-        <w:t xml:space="preserve">is</w:t>
-      </w:r>
-      <w:r>
-        <w:t xml:space="preserve"> </w:t>
-      </w:r>
-      <w:r>
-        <w:rPr>
-          <w:b/>
-          <w:bCs/>
-        </w:rPr>
-        <w:t xml:space="preserve">insecure</w:t>
-      </w:r>
-      <w:r>
-        <w:t xml:space="preserve">.</w:t>
-      </w:r>
-    </w:p>
-    <w:p>
-      <w:pPr>
-        <w:pStyle w:val="Compact"/>
-        <w:numPr>
-          <w:ilvl w:val="0"/>
-          <w:numId w:val="1009"/>
-        </w:numPr>
-      </w:pPr>
-      <w:r>
-        <w:t xml:space="preserve">Keys/nonces/salts are generated from a CSPRNG.</w:t>
-      </w:r>
-    </w:p>
-    <w:bookmarkEnd w:id="30"/>
-    <w:bookmarkStart w:id="31" w:name="key-derivation-kdf"/>
-    <w:p>
-      <w:pPr>
-        <w:pStyle w:val="Heading3"/>
-      </w:pPr>
-      <w:r>
-        <w:t xml:space="preserve">Key derivation (KDF)</w:t>
-      </w:r>
-    </w:p>
-    <w:p>
-      <w:pPr>
-        <w:pStyle w:val="Compact"/>
-        <w:numPr>
-          <w:ilvl w:val="0"/>
-          <w:numId w:val="1010"/>
-        </w:numPr>
-      </w:pPr>
-      <w:r>
-        <w:rPr>
-          <w:b/>
-          <w:bCs/>
-        </w:rPr>
-        <w:t xml:space="preserve">KDF:</w:t>
-      </w:r>
-      <w:r>
-        <w:t xml:space="preserve"> </w:t>
-      </w:r>
-      <w:r>
-        <w:rPr>
-          <w:b/>
-          <w:bCs/>
-        </w:rPr>
-        <w:t xml:space="preserve">generating a key</w:t>
-      </w:r>
-      <w:r>
-        <w:t xml:space="preserve"> </w:t>
-      </w:r>
-      <w:r>
-        <w:t xml:space="preserve">from a secret (a password or a master key).</w:t>
-      </w:r>
-    </w:p>
-    <w:p>
-      <w:pPr>
-        <w:pStyle w:val="Compact"/>
-        <w:numPr>
-          <w:ilvl w:val="0"/>
-          <w:numId w:val="1010"/>
-        </w:numPr>
-      </w:pPr>
-      <w:r>
-        <w:rPr>
-          <w:b/>
-          <w:bCs/>
-        </w:rPr>
-        <w:t xml:space="preserve">PBKDF2/Argon2:</w:t>
-      </w:r>
-      <w:r>
-        <w:t xml:space="preserve"> </w:t>
-      </w:r>
-      <w:r>
-        <w:t xml:space="preserve">from a password (slow, salted).</w:t>
-      </w:r>
-    </w:p>
-    <w:p>
-      <w:pPr>
-        <w:pStyle w:val="Compact"/>
-        <w:numPr>
-          <w:ilvl w:val="0"/>
-          <w:numId w:val="1010"/>
-        </w:numPr>
-      </w:pPr>
-      <w:r>
-        <w:rPr>
-          <w:b/>
-          <w:bCs/>
-        </w:rPr>
-        <w:t xml:space="preserve">HKDF:</w:t>
-      </w:r>
-      <w:r>
-        <w:t xml:space="preserve"> </w:t>
-      </w:r>
-      <w:r>
-        <w:t xml:space="preserve">many keys from a master secret.</w:t>
-      </w:r>
-    </w:p>
-    <w:bookmarkEnd w:id="31"/>
-    <w:bookmarkStart w:id="32" w:name="key-hierarchy"/>
-    <w:p>
-      <w:pPr>
-        <w:pStyle w:val="Heading3"/>
-      </w:pPr>
-      <w:r>
-        <w:t xml:space="preserve">Key hierarchy</w:t>
-      </w:r>
-    </w:p>
-    <w:p>
-      <w:pPr>
-        <w:pStyle w:val="Compact"/>
-        <w:numPr>
-          <w:ilvl w:val="0"/>
-          <w:numId w:val="1011"/>
-        </w:numPr>
-      </w:pPr>
-      <w:r>
-        <w:t xml:space="preserve">A single key is not used for everything.</w:t>
-      </w:r>
-    </w:p>
-    <w:p>
-      <w:pPr>
-        <w:pStyle w:val="Compact"/>
-        <w:numPr>
-          <w:ilvl w:val="0"/>
-          <w:numId w:val="1011"/>
-        </w:numPr>
-      </w:pPr>
-      <w:r>
-        <w:t xml:space="preserve">Master key → derived keys (data, session).</w:t>
-      </w:r>
-    </w:p>
-    <w:p>
-      <w:pPr>
-        <w:pStyle w:val="Compact"/>
-        <w:numPr>
-          <w:ilvl w:val="0"/>
-          <w:numId w:val="1011"/>
-        </w:numPr>
-      </w:pPr>
-      <w:r>
-        <w:rPr>
-          <w:b/>
-          <w:bCs/>
-        </w:rPr>
-        <w:t xml:space="preserve">Crypto-period:</w:t>
-      </w:r>
-      <w:r>
-        <w:t xml:space="preserve"> </w:t>
-      </w:r>
-      <w:r>
-        <w:t xml:space="preserve">each key’s lifetime.</w:t>
-      </w:r>
-    </w:p>
-    <w:bookmarkEnd w:id="32"/>
-    <w:bookmarkStart w:id="33" w:name="forward-secrecy"/>
-    <w:p>
-      <w:pPr>
-        <w:pStyle w:val="Heading3"/>
-      </w:pPr>
-      <w:r>
-        <w:t xml:space="preserve">Forward secrecy</w:t>
-      </w:r>
-    </w:p>
-    <w:p>
-      <w:pPr>
-        <w:pStyle w:val="Compact"/>
-        <w:numPr>
-          <w:ilvl w:val="0"/>
-          <w:numId w:val="1012"/>
-        </w:numPr>
-      </w:pPr>
-      <w:r>
-        <w:rPr>
-          <w:b/>
-          <w:bCs/>
-        </w:rPr>
-        <w:t xml:space="preserve">Forward secrecy:</w:t>
-      </w:r>
-      <w:r>
-        <w:t xml:space="preserve"> </w:t>
-      </w:r>
-      <w:r>
-        <w:t xml:space="preserve">a new key for every session.</w:t>
-      </w:r>
-    </w:p>
-    <w:p>
-      <w:pPr>
-        <w:pStyle w:val="Compact"/>
-        <w:numPr>
-          <w:ilvl w:val="0"/>
-          <w:numId w:val="1012"/>
-        </w:numPr>
-      </w:pPr>
-      <w:r>
-        <w:t xml:space="preserve">Even if the long-term key leaks,</w:t>
-      </w:r>
-      <w:r>
-        <w:t xml:space="preserve"> </w:t>
-      </w:r>
-      <w:r>
-        <w:rPr>
-          <w:b/>
-          <w:bCs/>
-        </w:rPr>
-        <w:t xml:space="preserve">past</w:t>
-      </w:r>
-      <w:r>
-        <w:t xml:space="preserve"> </w:t>
-      </w:r>
-      <w:r>
-        <w:t xml:space="preserve">sessions still can’t be decrypted.</w:t>
-      </w:r>
-    </w:p>
-    <w:p>
-      <w:pPr>
-        <w:pStyle w:val="Compact"/>
-        <w:numPr>
-          <w:ilvl w:val="0"/>
-          <w:numId w:val="1012"/>
-        </w:numPr>
-      </w:pPr>
-      <w:r>
-        <w:t xml:space="preserve">Provided by modern TLS.</w:t>
-      </w:r>
-    </w:p>
-    <w:bookmarkEnd w:id="33"/>
-    <w:bookmarkStart w:id="34" w:name="tls-briefly"/>
-    <w:p>
-      <w:pPr>
-        <w:pStyle w:val="Heading3"/>
-      </w:pPr>
-      <w:r>
-        <w:t xml:space="preserve">TLS (briefly)</w:t>
-      </w:r>
-    </w:p>
-    <w:p>
-      <w:pPr>
-        <w:pStyle w:val="Compact"/>
-        <w:numPr>
-          <w:ilvl w:val="0"/>
-          <w:numId w:val="1013"/>
-        </w:numPr>
-      </w:pPr>
-      <w:r>
-        <w:rPr>
-          <w:b/>
-          <w:bCs/>
-        </w:rPr>
-        <w:t xml:space="preserve">TLS:</w:t>
-      </w:r>
-      <w:r>
-        <w:t xml:space="preserve"> </w:t>
-      </w:r>
-      <w:r>
-        <w:t xml:space="preserve">the protocol for secure communication over the network (what HTTPS runs on).</w:t>
-      </w:r>
-    </w:p>
-    <w:p>
-      <w:pPr>
-        <w:pStyle w:val="Compact"/>
-        <w:numPr>
-          <w:ilvl w:val="0"/>
-          <w:numId w:val="1013"/>
-        </w:numPr>
-      </w:pPr>
-      <w:r>
-        <w:t xml:space="preserve">Key agreement + AEAD + certificate validation.</w:t>
-      </w:r>
-    </w:p>
-    <w:p>
-      <w:pPr>
-        <w:pStyle w:val="Compact"/>
-        <w:numPr>
-          <w:ilvl w:val="0"/>
-          <w:numId w:val="1013"/>
-        </w:numPr>
-      </w:pPr>
-      <w:r>
-        <w:t xml:space="preserve">We’ll see it in Section 8.</w:t>
-      </w:r>
-    </w:p>
-    <w:bookmarkEnd w:id="34"/>
-    <w:bookmarkStart w:id="35" w:name="now-were-ready"/>
-    <w:p>
-      <w:pPr>
-        <w:pStyle w:val="Heading3"/>
-      </w:pPr>
-      <w:r>
-        <w:t xml:space="preserve">Now we’re ready</w:t>
-      </w:r>
-    </w:p>
-    <w:p>
-      <w:pPr>
-        <w:pStyle w:val="FirstParagraph"/>
-      </w:pPr>
-      <w:r>
-        <w:t xml:space="preserve">Terms:</w:t>
-      </w:r>
-    </w:p>
-    <w:p>
-      <w:pPr>
-        <w:pStyle w:val="BodyText"/>
-      </w:pPr>
-      <w:r>
-        <w:t xml:space="preserve">the three states of data · encryption · symmetric/asymmetric · hash · MAC/signature · AEAD · IV/nonce/salt · CSPRNG · KDF/HKDF · key hierarchy · forward secrecy · TLS</w:t>
-      </w:r>
-    </w:p>
-    <w:p>
-      <w:pPr>
-        <w:pStyle w:val="BodyText"/>
-      </w:pPr>
-      <w:r>
-        <w:t xml:space="preserve">Now: the three states of data and the security shell.</w:t>
-      </w:r>
-    </w:p>
-    <w:bookmarkEnd w:id="35"/>
-    <w:bookmarkStart w:id="36" w:name="todays-plan-3-hours"/>
-    <w:p>
-      <w:pPr>
-        <w:pStyle w:val="Heading3"/>
-      </w:pPr>
-      <w:r>
-        <w:t xml:space="preserve">Today’s plan (3 hours)</w:t>
+        <w:t xml:space="preserve">This week’s concept map</w:t>
       </w:r>
     </w:p>
     <w:tbl>
@@ -3089,8 +2238,9 @@
         <w:tblLook w:firstRow="1" w:lastRow="0" w:firstColumn="0" w:lastColumn="0" w:noHBand="0" w:noVBand="0" w:val="0020"/>
       </w:tblPr>
       <w:tblGrid>
-        <w:gridCol w:w="3960"/>
-        <w:gridCol w:w="3960"/>
+        <w:gridCol w:w="2640"/>
+        <w:gridCol w:w="2640"/>
+        <w:gridCol w:w="2640"/>
       </w:tblGrid>
       <w:tr>
         <w:trPr>
@@ -3103,18 +2253,29 @@
               <w:pStyle w:val="Compact"/>
             </w:pPr>
             <w:r>
-              <w:t xml:space="preserve">Hour</w:t>
-            </w:r>
-          </w:p>
-        </w:tc>
-        <w:tc>
-          <w:tcPr/>
-          <w:p>
-            <w:pPr>
-              <w:pStyle w:val="Compact"/>
-            </w:pPr>
-            <w:r>
-              <w:t xml:space="preserve">Topic</w:t>
+              <w:t xml:space="preserve">Concept</w:t>
+            </w:r>
+          </w:p>
+        </w:tc>
+        <w:tc>
+          <w:tcPr/>
+          <w:p>
+            <w:pPr>
+              <w:pStyle w:val="Compact"/>
+            </w:pPr>
+            <w:r>
+              <w:t xml:space="preserve">In one sentence</w:t>
+            </w:r>
+          </w:p>
+        </w:tc>
+        <w:tc>
+          <w:tcPr/>
+          <w:p>
+            <w:pPr>
+              <w:pStyle w:val="Compact"/>
+            </w:pPr>
+            <w:r>
+              <w:t xml:space="preserve">Detail</w:t>
             </w:r>
           </w:p>
         </w:tc>
@@ -3127,45 +2288,35 @@
               <w:pStyle w:val="Compact"/>
             </w:pPr>
             <w:r>
-              <w:t xml:space="preserve">1</w:t>
-            </w:r>
-          </w:p>
-        </w:tc>
-        <w:tc>
-          <w:tcPr/>
-          <w:p>
-            <w:pPr>
-              <w:pStyle w:val="Compact"/>
-            </w:pPr>
-            <w:r>
-              <w:t xml:space="preserve">Data states · Encryption fundamentals</w:t>
-            </w:r>
-            <w:r>
-              <w:t xml:space="preserve"> </w:t>
-            </w:r>
-            <w:r>
-              <w:rPr>
-                <w:b/>
-                <w:bCs/>
-              </w:rPr>
-              <w:t xml:space="preserve">Demo 1</w:t>
-            </w:r>
-            <w:r>
-              <w:t xml:space="preserve"> </w:t>
-            </w:r>
-            <w:r>
-              <w:t xml:space="preserve">· Random numbers · Crypto APIs · IV/nonce</w:t>
-            </w:r>
-            <w:r>
-              <w:t xml:space="preserve"> </w:t>
-            </w:r>
-            <w:r>
-              <w:rPr>
-                <w:b/>
-                <w:bCs/>
-              </w:rPr>
-              <w:t xml:space="preserve">Demo 2–3</w:t>
-            </w:r>
+              <w:t xml:space="preserve">The three states of data</w:t>
+            </w:r>
+          </w:p>
+        </w:tc>
+        <w:tc>
+          <w:tcPr/>
+          <w:p>
+            <w:pPr>
+              <w:pStyle w:val="Compact"/>
+            </w:pPr>
+            <w:r>
+              <w:t xml:space="preserve">Across its lifecycle a secret exists in three states — in transit (on the network), at rest (on disk), and in use (in memory) — and each state has a different threat and defence.</w:t>
+            </w:r>
+          </w:p>
+        </w:tc>
+        <w:tc>
+          <w:tcPr/>
+          <w:p>
+            <w:pPr>
+              <w:pStyle w:val="Compact"/>
+            </w:pPr>
+            <w:hyperlink w:anchor="Xf68bc6ed653016b35a7de823505784c2d0070b8">
+              <w:r>
+                <w:rPr>
+                  <w:rStyle w:val="Hyperlink"/>
+                </w:rPr>
+                <w:t xml:space="preserve">§1</w:t>
+              </w:r>
+            </w:hyperlink>
           </w:p>
         </w:tc>
       </w:tr>
@@ -3177,51 +2328,35 @@
               <w:pStyle w:val="Compact"/>
             </w:pPr>
             <w:r>
-              <w:t xml:space="preserve">2</w:t>
-            </w:r>
-          </w:p>
-        </w:tc>
-        <w:tc>
-          <w:tcPr/>
-          <w:p>
-            <w:pPr>
-              <w:pStyle w:val="Compact"/>
-            </w:pPr>
-            <w:r>
-              <w:t xml:space="preserve">Passwords and HKDF</w:t>
-            </w:r>
-            <w:r>
-              <w:t xml:space="preserve"> </w:t>
-            </w:r>
-            <w:r>
-              <w:rPr>
-                <w:b/>
-                <w:bCs/>
-              </w:rPr>
-              <w:t xml:space="preserve">Demo 4–5</w:t>
-            </w:r>
-            <w:r>
-              <w:t xml:space="preserve"> </w:t>
-            </w:r>
-            <w:r>
-              <w:t xml:space="preserve">· Key management · TLS 1.3</w:t>
-            </w:r>
-            <w:r>
-              <w:t xml:space="preserve"> </w:t>
-            </w:r>
-            <w:r>
-              <w:rPr>
-                <w:b/>
-                <w:bCs/>
-              </w:rPr>
-              <w:t xml:space="preserve">Demo 6</w:t>
-            </w:r>
-            <w:r>
-              <w:t xml:space="preserve"> </w:t>
-            </w:r>
-            <w:r>
-              <w:t xml:space="preserve">· Wiring up TLS in code, fail-open</w:t>
-            </w:r>
+              <w:t xml:space="preserve">Encryption</w:t>
+            </w:r>
+          </w:p>
+        </w:tc>
+        <w:tc>
+          <w:tcPr/>
+          <w:p>
+            <w:pPr>
+              <w:pStyle w:val="Compact"/>
+            </w:pPr>
+            <w:r>
+              <w:t xml:space="preserve">Encryption turns plaintext into unreadable ciphertext using a key; decryption reverses this with the same (or a matching) key, and security rests on the key’s secrecy.</w:t>
+            </w:r>
+          </w:p>
+        </w:tc>
+        <w:tc>
+          <w:tcPr/>
+          <w:p>
+            <w:pPr>
+              <w:pStyle w:val="Compact"/>
+            </w:pPr>
+            <w:hyperlink w:anchor="Xf088d4f78e433d6cff7b36284756053cdb3f4ee">
+              <w:r>
+                <w:rPr>
+                  <w:rStyle w:val="Hyperlink"/>
+                </w:rPr>
+                <w:t xml:space="preserve">§2</w:t>
+              </w:r>
+            </w:hyperlink>
           </w:p>
         </w:tc>
       </w:tr>
@@ -3233,97 +2368,517 @@
               <w:pStyle w:val="Compact"/>
             </w:pPr>
             <w:r>
-              <w:t xml:space="preserve">3</w:t>
-            </w:r>
-          </w:p>
-        </w:tc>
-        <w:tc>
-          <w:tcPr/>
-          <w:p>
-            <w:pPr>
-              <w:pStyle w:val="Compact"/>
-            </w:pPr>
-            <w:r>
-              <w:t xml:space="preserve">At rest</w:t>
+              <w:t xml:space="preserve">AEAD</w:t>
+            </w:r>
+          </w:p>
+        </w:tc>
+        <w:tc>
+          <w:tcPr/>
+          <w:p>
+            <w:pPr>
+              <w:pStyle w:val="Compact"/>
+            </w:pPr>
+            <w:r>
+              <w:t xml:space="preserve">Authenticated encryption does two things in one call — encrypting the data and producing a tag that proves it hasn’t changed — giving confidentiality and integrity together.</w:t>
+            </w:r>
+          </w:p>
+        </w:tc>
+        <w:tc>
+          <w:tcPr/>
+          <w:p>
+            <w:pPr>
+              <w:pStyle w:val="Compact"/>
+            </w:pPr>
+            <w:hyperlink w:anchor="X178fa61d269c5fbb7d3026bb302a61a0dbbc72c">
+              <w:r>
+                <w:rPr>
+                  <w:rStyle w:val="Hyperlink"/>
+                </w:rPr>
+                <w:t xml:space="preserve">§2.1</w:t>
+              </w:r>
+            </w:hyperlink>
+          </w:p>
+        </w:tc>
+      </w:tr>
+      <w:tr>
+        <w:tc>
+          <w:tcPr/>
+          <w:p>
+            <w:pPr>
+              <w:pStyle w:val="Compact"/>
+            </w:pPr>
+            <w:r>
+              <w:t xml:space="preserve">Symmetric and asymmetric encryption</w:t>
+            </w:r>
+          </w:p>
+        </w:tc>
+        <w:tc>
+          <w:tcPr/>
+          <w:p>
+            <w:pPr>
+              <w:pStyle w:val="Compact"/>
+            </w:pPr>
+            <w:r>
+              <w:t xml:space="preserve">Symmetric encryption is fast with a single key shared by both sides; asymmetric encryption uses a public/private pair to make key distribution easy but is slow; real systems combine both (hybrid).</w:t>
+            </w:r>
+          </w:p>
+        </w:tc>
+        <w:tc>
+          <w:tcPr/>
+          <w:p>
+            <w:pPr>
+              <w:pStyle w:val="Compact"/>
+            </w:pPr>
+            <w:hyperlink w:anchor="X33cc821b3b7b19b3c814e7d7e6efd297d97570b">
+              <w:r>
+                <w:rPr>
+                  <w:rStyle w:val="Hyperlink"/>
+                </w:rPr>
+                <w:t xml:space="preserve">§2.2</w:t>
+              </w:r>
+            </w:hyperlink>
+          </w:p>
+        </w:tc>
+      </w:tr>
+      <w:tr>
+        <w:tc>
+          <w:tcPr/>
+          <w:p>
+            <w:pPr>
+              <w:pStyle w:val="Compact"/>
+            </w:pPr>
+            <w:r>
+              <w:t xml:space="preserve">Hash</w:t>
+            </w:r>
+          </w:p>
+        </w:tc>
+        <w:tc>
+          <w:tcPr/>
+          <w:p>
+            <w:pPr>
+              <w:pStyle w:val="Compact"/>
+            </w:pPr>
+            <w:r>
+              <w:t xml:space="preserve">A hash is a fixed-size, one-way fingerprint computed from data; because it’s keyless, it alone is not proof of integrity.</w:t>
+            </w:r>
+          </w:p>
+        </w:tc>
+        <w:tc>
+          <w:tcPr/>
+          <w:p>
+            <w:pPr>
+              <w:pStyle w:val="Compact"/>
+            </w:pPr>
+            <w:hyperlink w:anchor="X88bb75774834c06446cabad0da2b2ba9df32975">
+              <w:r>
+                <w:rPr>
+                  <w:rStyle w:val="Hyperlink"/>
+                </w:rPr>
+                <w:t xml:space="preserve">§2.4</w:t>
+              </w:r>
+            </w:hyperlink>
+          </w:p>
+        </w:tc>
+      </w:tr>
+      <w:tr>
+        <w:tc>
+          <w:tcPr/>
+          <w:p>
+            <w:pPr>
+              <w:pStyle w:val="Compact"/>
+            </w:pPr>
+            <w:r>
+              <w:t xml:space="preserve">MAC and signature</w:t>
+            </w:r>
+          </w:p>
+        </w:tc>
+        <w:tc>
+          <w:tcPr/>
+          <w:p>
+            <w:pPr>
+              <w:pStyle w:val="Compact"/>
+            </w:pPr>
+            <w:r>
+              <w:t xml:space="preserve">A MAC proves, with a shared secret key, that a message hasn’t changed; a digital signature does the same with a public/private pair and additionally provides non-repudiation.</w:t>
+            </w:r>
+          </w:p>
+        </w:tc>
+        <w:tc>
+          <w:tcPr/>
+          <w:p>
+            <w:pPr>
+              <w:pStyle w:val="Compact"/>
+            </w:pPr>
+            <w:hyperlink w:anchor="X88bb75774834c06446cabad0da2b2ba9df32975">
+              <w:r>
+                <w:rPr>
+                  <w:rStyle w:val="Hyperlink"/>
+                </w:rPr>
+                <w:t xml:space="preserve">§2.4</w:t>
+              </w:r>
+            </w:hyperlink>
+          </w:p>
+        </w:tc>
+      </w:tr>
+      <w:tr>
+        <w:tc>
+          <w:tcPr/>
+          <w:p>
+            <w:pPr>
+              <w:pStyle w:val="Compact"/>
+            </w:pPr>
+            <w:r>
+              <w:t xml:space="preserve">Randomness and CSPRNG</w:t>
+            </w:r>
+          </w:p>
+        </w:tc>
+        <w:tc>
+          <w:tcPr/>
+          <w:p>
+            <w:pPr>
+              <w:pStyle w:val="Compact"/>
+            </w:pPr>
+            <w:r>
+              <w:t xml:space="preserve">A CSPRNG is the operating system’s cryptographically secure random generator; every security-relevant value (key, IV, nonce, salt) must come from it, never from a statistical generator like</w:t>
             </w:r>
             <w:r>
               <w:t xml:space="preserve"> </w:t>
             </w:r>
             <w:r>
               <w:rPr>
-                <w:b/>
-                <w:bCs/>
+                <w:rStyle w:val="VerbatimChar"/>
               </w:rPr>
-              <w:t xml:space="preserve">Demo 7</w:t>
-            </w:r>
-            <w:r>
-              <w:t xml:space="preserve"> </w:t>
-            </w:r>
-            <w:r>
-              <w:t xml:space="preserve">· Masking · In use</w:t>
-            </w:r>
-            <w:r>
-              <w:t xml:space="preserve"> </w:t>
-            </w:r>
-            <w:r>
-              <w:rPr>
-                <w:b/>
-                <w:bCs/>
-              </w:rPr>
-              <w:t xml:space="preserve">Demo 8</w:t>
-            </w:r>
-            <w:r>
-              <w:t xml:space="preserve"> </w:t>
-            </w:r>
-            <w:r>
-              <w:t xml:space="preserve">· Shells</w:t>
-            </w:r>
-            <w:r>
-              <w:t xml:space="preserve"> </w:t>
-            </w:r>
-            <w:r>
-              <w:rPr>
-                <w:b/>
-                <w:bCs/>
-              </w:rPr>
-              <w:t xml:space="preserve">Demo 9</w:t>
-            </w:r>
-            <w:r>
-              <w:t xml:space="preserve"> </w:t>
-            </w:r>
-            <w:r>
-              <w:t xml:space="preserve">· Whitebox · Project</w:t>
-            </w:r>
+              <w:t xml:space="preserve">rand()</w:t>
+            </w:r>
+            <w:r>
+              <w:t xml:space="preserve">.</w:t>
+            </w:r>
+          </w:p>
+        </w:tc>
+        <w:tc>
+          <w:tcPr/>
+          <w:p>
+            <w:pPr>
+              <w:pStyle w:val="Compact"/>
+            </w:pPr>
+            <w:hyperlink w:anchor="X9fe7f014ba80e7feac36112a76f503b68e0f098">
+              <w:r>
+                <w:rPr>
+                  <w:rStyle w:val="Hyperlink"/>
+                </w:rPr>
+                <w:t xml:space="preserve">§3</w:t>
+              </w:r>
+            </w:hyperlink>
+          </w:p>
+        </w:tc>
+      </w:tr>
+      <w:tr>
+        <w:tc>
+          <w:tcPr/>
+          <w:p>
+            <w:pPr>
+              <w:pStyle w:val="Compact"/>
+            </w:pPr>
+            <w:r>
+              <w:t xml:space="preserve">IV / nonce / salt</w:t>
+            </w:r>
+          </w:p>
+        </w:tc>
+        <w:tc>
+          <w:tcPr/>
+          <w:p>
+            <w:pPr>
+              <w:pStyle w:val="Compact"/>
+            </w:pPr>
+            <w:r>
+              <w:t xml:space="preserve">IV, nonce, and salt are not-secret starting values that must never repeat (or must be random); reusing a nonce with the same key leaks the keystream.</w:t>
+            </w:r>
+          </w:p>
+        </w:tc>
+        <w:tc>
+          <w:tcPr/>
+          <w:p>
+            <w:pPr>
+              <w:pStyle w:val="Compact"/>
+            </w:pPr>
+            <w:hyperlink w:anchor="Xb97a49031efb2c0d7a9acaeafad236016d9c8e1">
+              <w:r>
+                <w:rPr>
+                  <w:rStyle w:val="Hyperlink"/>
+                </w:rPr>
+                <w:t xml:space="preserve">§5</w:t>
+              </w:r>
+            </w:hyperlink>
+          </w:p>
+        </w:tc>
+      </w:tr>
+      <w:tr>
+        <w:tc>
+          <w:tcPr/>
+          <w:p>
+            <w:pPr>
+              <w:pStyle w:val="Compact"/>
+            </w:pPr>
+            <w:r>
+              <w:t xml:space="preserve">Key derivation (KDF)</w:t>
+            </w:r>
+          </w:p>
+        </w:tc>
+        <w:tc>
+          <w:tcPr/>
+          <w:p>
+            <w:pPr>
+              <w:pStyle w:val="Compact"/>
+            </w:pPr>
+            <w:r>
+              <w:t xml:space="preserve">A KDF generates new keys either from a password (PBKDF2/scrypt/Argon2id, salted and slow) or from a master secret (HKDF).</w:t>
+            </w:r>
+          </w:p>
+        </w:tc>
+        <w:tc>
+          <w:tcPr/>
+          <w:p>
+            <w:pPr>
+              <w:pStyle w:val="Compact"/>
+            </w:pPr>
+            <w:hyperlink w:anchor="X61a8d7d5997e0c169018c748a37f88047122bb9">
+              <w:r>
+                <w:rPr>
+                  <w:rStyle w:val="Hyperlink"/>
+                </w:rPr>
+                <w:t xml:space="preserve">§6</w:t>
+              </w:r>
+            </w:hyperlink>
+          </w:p>
+        </w:tc>
+      </w:tr>
+      <w:tr>
+        <w:tc>
+          <w:tcPr/>
+          <w:p>
+            <w:pPr>
+              <w:pStyle w:val="Compact"/>
+            </w:pPr>
+            <w:r>
+              <w:t xml:space="preserve">Forward secrecy</w:t>
+            </w:r>
+          </w:p>
+        </w:tc>
+        <w:tc>
+          <w:tcPr/>
+          <w:p>
+            <w:pPr>
+              <w:pStyle w:val="Compact"/>
+            </w:pPr>
+            <w:r>
+              <w:t xml:space="preserve">Wiping a session’s derived key after use means that even if today’s key leaks, past sessions still can’t be decrypted.</w:t>
+            </w:r>
+          </w:p>
+        </w:tc>
+        <w:tc>
+          <w:tcPr/>
+          <w:p>
+            <w:pPr>
+              <w:pStyle w:val="Compact"/>
+            </w:pPr>
+            <w:hyperlink w:anchor="X9bdf960d0c479a5ced6eb9d8fcf7dea764d50c1">
+              <w:r>
+                <w:rPr>
+                  <w:rStyle w:val="Hyperlink"/>
+                </w:rPr>
+                <w:t xml:space="preserve">§7.1</w:t>
+              </w:r>
+            </w:hyperlink>
+          </w:p>
+        </w:tc>
+      </w:tr>
+      <w:tr>
+        <w:tc>
+          <w:tcPr/>
+          <w:p>
+            <w:pPr>
+              <w:pStyle w:val="Compact"/>
+            </w:pPr>
+            <w:r>
+              <w:t xml:space="preserve">Key hierarchy</w:t>
+            </w:r>
+          </w:p>
+        </w:tc>
+        <w:tc>
+          <w:tcPr/>
+          <w:p>
+            <w:pPr>
+              <w:pStyle w:val="Compact"/>
+            </w:pPr>
+            <w:r>
+              <w:t xml:space="preserve">A single key isn’t used for everything; purpose-specific derived keys (a data key, a session key) come from a master key, each with its own crypto-period.</w:t>
+            </w:r>
+          </w:p>
+        </w:tc>
+        <w:tc>
+          <w:tcPr/>
+          <w:p>
+            <w:pPr>
+              <w:pStyle w:val="Compact"/>
+            </w:pPr>
+            <w:hyperlink w:anchor="X283ab778c2b761c00906482e98916c01a798925">
+              <w:r>
+                <w:rPr>
+                  <w:rStyle w:val="Hyperlink"/>
+                </w:rPr>
+                <w:t xml:space="preserve">§8</w:t>
+              </w:r>
+            </w:hyperlink>
+          </w:p>
+        </w:tc>
+      </w:tr>
+      <w:tr>
+        <w:tc>
+          <w:tcPr/>
+          <w:p>
+            <w:pPr>
+              <w:pStyle w:val="Compact"/>
+            </w:pPr>
+            <w:r>
+              <w:t xml:space="preserve">TLS</w:t>
+            </w:r>
+          </w:p>
+        </w:tc>
+        <w:tc>
+          <w:tcPr/>
+          <w:p>
+            <w:pPr>
+              <w:pStyle w:val="Compact"/>
+            </w:pPr>
+            <w:r>
+              <w:t xml:space="preserve">TLS is the protocol that combines key agreement, AEAD encryption, and certificate validation to provide secure communication over the network (the layer under HTTPS).</w:t>
+            </w:r>
+          </w:p>
+        </w:tc>
+        <w:tc>
+          <w:tcPr/>
+          <w:p>
+            <w:pPr>
+              <w:pStyle w:val="Compact"/>
+            </w:pPr>
+            <w:hyperlink w:anchor="X3a63a767af9e8f9c38a8f83886c86d531e6a4b4">
+              <w:r>
+                <w:rPr>
+                  <w:rStyle w:val="Hyperlink"/>
+                </w:rPr>
+                <w:t xml:space="preserve">§9</w:t>
+              </w:r>
+            </w:hyperlink>
           </w:p>
         </w:tc>
       </w:tr>
     </w:tbl>
-    <w:p>
-      <w:pPr>
-        <w:pStyle w:val="BodyText"/>
-      </w:pPr>
-      <w:r>
-        <w:rPr>
-          <w:b/>
-          <w:bCs/>
-        </w:rPr>
-        <w:t xml:space="preserve">Learning outcomes:</w:t>
-      </w:r>
-      <w:r>
-        <w:t xml:space="preserve"> </w:t>
-      </w:r>
-      <w:r>
-        <w:t xml:space="preserve">LO.2 (encryption, secure communication) · LO.4 (secure channel)</w:t>
-      </w:r>
-    </w:p>
-    <w:bookmarkEnd w:id="36"/>
-    <w:bookmarkStart w:id="37" w:name="Xbd7b33f0141a8f43090f8672142dbef7533e08d"/>
-    <w:p>
-      <w:pPr>
-        <w:pStyle w:val="Heading3"/>
-      </w:pPr>
-      <w:r>
-        <w:t xml:space="preserve">A short history — the tools for protecting data</w:t>
+    <w:bookmarkEnd w:id="27"/>
+    <w:bookmarkEnd w:id="28"/>
+    <w:bookmarkStart w:id="32" w:name="X755191c2d56e11cf9befa2a8c4199b06eaab6f7"/>
+    <w:p>
+      <w:pPr>
+        <w:pStyle w:val="Heading2"/>
+      </w:pPr>
+      <w:r>
+        <w:t xml:space="preserve">1. The three states of data and the security shell</w:t>
+      </w:r>
+    </w:p>
+    <w:p>
+      <w:pPr>
+        <w:pStyle w:val="FirstParagraph"/>
+      </w:pPr>
+      <w:r>
+        <w:t xml:space="preserve">Over the past two weeks we protected the program</w:t>
+      </w:r>
+      <w:r>
+        <w:t xml:space="preserve"> </w:t>
+      </w:r>
+      <w:r>
+        <w:rPr>
+          <w:b/>
+          <w:bCs/>
+        </w:rPr>
+        <w:t xml:space="preserve">itself</w:t>
+      </w:r>
+      <w:r>
+        <w:t xml:space="preserve"> </w:t>
+      </w:r>
+      <w:r>
+        <w:t xml:space="preserve">with</w:t>
+      </w:r>
+      <w:r>
+        <w:t xml:space="preserve"> </w:t>
+      </w:r>
+      <w:r>
+        <w:t xml:space="preserve">“bug → attack → fix.”</w:t>
+      </w:r>
+      <w:r>
+        <w:t xml:space="preserve"> </w:t>
+      </w:r>
+      <w:r>
+        <w:t xml:space="preserve">This week we shift the</w:t>
+      </w:r>
+      <w:r>
+        <w:t xml:space="preserve"> </w:t>
+      </w:r>
+      <w:r>
+        <w:t xml:space="preserve">focus to</w:t>
+      </w:r>
+      <w:r>
+        <w:t xml:space="preserve"> </w:t>
+      </w:r>
+      <w:r>
+        <w:rPr>
+          <w:b/>
+          <w:bCs/>
+        </w:rPr>
+        <w:t xml:space="preserve">data</w:t>
+      </w:r>
+      <w:r>
+        <w:t xml:space="preserve">. A secret — a password, a payment key, personal information — exists in</w:t>
+      </w:r>
+      <w:r>
+        <w:t xml:space="preserve"> </w:t>
+      </w:r>
+      <w:r>
+        <w:rPr>
+          <w:b/>
+          <w:bCs/>
+        </w:rPr>
+        <w:t xml:space="preserve">three separate</w:t>
+      </w:r>
+      <w:r>
+        <w:rPr>
+          <w:b/>
+          <w:bCs/>
+        </w:rPr>
+        <w:t xml:space="preserve"> </w:t>
+      </w:r>
+      <w:r>
+        <w:rPr>
+          <w:b/>
+          <w:bCs/>
+        </w:rPr>
+        <w:t xml:space="preserve">states</w:t>
+      </w:r>
+      <w:r>
+        <w:t xml:space="preserve"> </w:t>
+      </w:r>
+      <w:r>
+        <w:t xml:space="preserve">across its lifecycle, and each state has a different threat and a different defence:</w:t>
+      </w:r>
+    </w:p>
+    <w:p>
+      <w:pPr>
+        <w:pStyle w:val="BlockText"/>
+      </w:pPr>
+      <w:r>
+        <w:rPr>
+          <w:b/>
+          <w:bCs/>
+        </w:rPr>
+        <w:t xml:space="preserve">A short history: the tools for protecting data</w:t>
       </w:r>
     </w:p>
     <w:p>
@@ -3331,7 +2886,7 @@
         <w:pStyle w:val="Compact"/>
         <w:numPr>
           <w:ilvl w:val="0"/>
-          <w:numId w:val="1014"/>
+          <w:numId w:val="1003"/>
         </w:numPr>
       </w:pPr>
       <w:r>
@@ -3345,7 +2900,23 @@
         <w:t xml:space="preserve"> </w:t>
       </w:r>
       <w:r>
-        <w:t xml:space="preserve">Diffie–Hellman (public key) ·</w:t>
+        <w:t xml:space="preserve">— Diffie &amp; Hellman kick off</w:t>
+      </w:r>
+      <w:r>
+        <w:t xml:space="preserve"> </w:t>
+      </w:r>
+      <w:r>
+        <w:rPr>
+          <w:b/>
+          <w:bCs/>
+        </w:rPr>
+        <w:t xml:space="preserve">public-key</w:t>
+      </w:r>
+      <w:r>
+        <w:t xml:space="preserve"> </w:t>
+      </w:r>
+      <w:r>
+        <w:t xml:space="preserve">cryptography;</w:t>
       </w:r>
       <w:r>
         <w:t xml:space="preserve"> </w:t>
@@ -3361,6 +2932,12 @@
         <w:t xml:space="preserve"> </w:t>
       </w:r>
       <w:r>
+        <w:t xml:space="preserve">brings the</w:t>
+      </w:r>
+      <w:r>
+        <w:t xml:space="preserve"> </w:t>
+      </w:r>
+      <w:r>
         <w:rPr>
           <w:b/>
           <w:bCs/>
@@ -3382,6 +2959,12 @@
           <w:bCs/>
         </w:rPr>
         <w:t xml:space="preserve">DES</w:t>
+      </w:r>
+      <w:r>
+        <w:t xml:space="preserve"> </w:t>
+      </w:r>
+      <w:r>
+        <w:t xml:space="preserve">standards.</w:t>
       </w:r>
     </w:p>
     <w:p>
@@ -3389,7 +2972,7 @@
         <w:pStyle w:val="Compact"/>
         <w:numPr>
           <w:ilvl w:val="0"/>
-          <w:numId w:val="1014"/>
+          <w:numId w:val="1003"/>
         </w:numPr>
       </w:pPr>
       <w:r>
@@ -3419,7 +3002,7 @@
         <w:t xml:space="preserve"> </w:t>
       </w:r>
       <w:r>
-        <w:t xml:space="preserve">(Rijndael) replaces DES</w:t>
+        <w:t xml:space="preserve">(Rijndael) replaces DES; today it’s the backbone of symmetric encryption.</w:t>
       </w:r>
     </w:p>
     <w:p>
@@ -3427,7 +3010,7 @@
         <w:pStyle w:val="Compact"/>
         <w:numPr>
           <w:ilvl w:val="0"/>
-          <w:numId w:val="1014"/>
+          <w:numId w:val="1003"/>
         </w:numPr>
       </w:pPr>
       <w:r>
@@ -3457,7 +3040,7 @@
         <w:t xml:space="preserve"> </w:t>
       </w:r>
       <w:r>
-        <w:t xml:space="preserve">becomes a standard: the</w:t>
+        <w:t xml:space="preserve">becomes a NIST standard: the</w:t>
       </w:r>
       <w:r>
         <w:t xml:space="preserve"> </w:t>
@@ -3473,7 +3056,23 @@
         <w:t xml:space="preserve"> </w:t>
       </w:r>
       <w:r>
-        <w:t xml:space="preserve">era (confidentiality + integrity together)</w:t>
+        <w:t xml:space="preserve">era begins, giving confidentiality</w:t>
+      </w:r>
+      <w:r>
+        <w:t xml:space="preserve"> </w:t>
+      </w:r>
+      <w:r>
+        <w:rPr>
+          <w:b/>
+          <w:bCs/>
+        </w:rPr>
+        <w:t xml:space="preserve">and</w:t>
+      </w:r>
+      <w:r>
+        <w:t xml:space="preserve"> </w:t>
+      </w:r>
+      <w:r>
+        <w:t xml:space="preserve">integrity together (this week’s main tool).</w:t>
       </w:r>
     </w:p>
     <w:p>
@@ -3481,623 +3080,7 @@
         <w:pStyle w:val="Compact"/>
         <w:numPr>
           <w:ilvl w:val="0"/>
-          <w:numId w:val="1014"/>
-        </w:numPr>
-      </w:pPr>
-      <w:r>
-        <w:rPr>
-          <w:b/>
-          <w:bCs/>
-        </w:rPr>
-        <w:t xml:space="preserve">1994 → 2018</w:t>
-      </w:r>
-      <w:r>
-        <w:t xml:space="preserve"> </w:t>
-      </w:r>
-      <w:r>
-        <w:t xml:space="preserve">— SSL → TLS 1.0 →</w:t>
-      </w:r>
-      <w:r>
-        <w:t xml:space="preserve"> </w:t>
-      </w:r>
-      <w:r>
-        <w:rPr>
-          <w:b/>
-          <w:bCs/>
-        </w:rPr>
-        <w:t xml:space="preserve">TLS 1.3</w:t>
-      </w:r>
-    </w:p>
-    <w:p>
-      <w:pPr>
-        <w:pStyle w:val="BlockText"/>
-      </w:pPr>
-      <w:r>
-        <w:t xml:space="preserve">The rule follows from this: don’t write your own crypto, use</w:t>
-      </w:r>
-      <w:r>
-        <w:t xml:space="preserve"> </w:t>
-      </w:r>
-      <w:r>
-        <w:rPr>
-          <w:b/>
-          <w:bCs/>
-        </w:rPr>
-        <w:t xml:space="preserve">AEAD</w:t>
-      </w:r>
-      <w:r>
-        <w:t xml:space="preserve">, and manage the</w:t>
-      </w:r>
-      <w:r>
-        <w:t xml:space="preserve"> </w:t>
-      </w:r>
-      <w:r>
-        <w:rPr>
-          <w:b/>
-          <w:bCs/>
-        </w:rPr>
-        <w:t xml:space="preserve">key</w:t>
-      </w:r>
-      <w:r>
-        <w:t xml:space="preserve"> </w:t>
-      </w:r>
-      <w:r>
-        <w:t xml:space="preserve">correctly.</w:t>
-      </w:r>
-    </w:p>
-    <w:bookmarkEnd w:id="37"/>
-    <w:bookmarkStart w:id="38" w:name="how-do-the-demos-work"/>
-    <w:p>
-      <w:pPr>
-        <w:pStyle w:val="Heading3"/>
-      </w:pPr>
-      <w:r>
-        <w:t xml:space="preserve">How do the demos work?</w:t>
-      </w:r>
-    </w:p>
-    <w:p>
-      <w:pPr>
-        <w:pStyle w:val="Compact"/>
-        <w:numPr>
-          <w:ilvl w:val="0"/>
-          <w:numId w:val="1015"/>
-        </w:numPr>
-      </w:pPr>
-      <w:r>
-        <w:t xml:space="preserve">One source, two platforms:</w:t>
-      </w:r>
-      <w:r>
-        <w:t xml:space="preserve"> </w:t>
-      </w:r>
-      <w:r>
-        <w:rPr>
-          <w:b/>
-          <w:bCs/>
-        </w:rPr>
-        <w:t xml:space="preserve">Windows (Visual Studio 2022)</w:t>
-      </w:r>
-      <w:r>
-        <w:t xml:space="preserve"> </w:t>
-      </w:r>
-      <w:r>
-        <w:t xml:space="preserve">and</w:t>
-      </w:r>
-      <w:r>
-        <w:t xml:space="preserve"> </w:t>
-      </w:r>
-      <w:r>
-        <w:rPr>
-          <w:b/>
-          <w:bCs/>
-        </w:rPr>
-        <w:t xml:space="preserve">WSL/Linux (GCC)</w:t>
-      </w:r>
-    </w:p>
-    <w:p>
-      <w:pPr>
-        <w:pStyle w:val="Compact"/>
-        <w:numPr>
-          <w:ilvl w:val="0"/>
-          <w:numId w:val="1015"/>
-        </w:numPr>
-      </w:pPr>
-      <w:r>
-        <w:t xml:space="preserve">Crypto from a shared header:</w:t>
-      </w:r>
-      <w:r>
-        <w:t xml:space="preserve"> </w:t>
-      </w:r>
-      <w:r>
-        <w:rPr>
-          <w:b/>
-          <w:bCs/>
-        </w:rPr>
-        <w:t xml:space="preserve">Linux → OpenSSL</w:t>
-      </w:r>
-      <w:r>
-        <w:t xml:space="preserve">,</w:t>
-      </w:r>
-      <w:r>
-        <w:t xml:space="preserve"> </w:t>
-      </w:r>
-      <w:r>
-        <w:rPr>
-          <w:b/>
-          <w:bCs/>
-        </w:rPr>
-        <w:t xml:space="preserve">Windows → BCrypt (CNG)</w:t>
-      </w:r>
-      <w:r>
-        <w:t xml:space="preserve"> </w:t>
-      </w:r>
-      <w:r>
-        <w:t xml:space="preserve">— no need to install OpenSSL</w:t>
-      </w:r>
-    </w:p>
-    <w:p>
-      <w:pPr>
-        <w:pStyle w:val="Compact"/>
-        <w:numPr>
-          <w:ilvl w:val="0"/>
-          <w:numId w:val="1015"/>
-        </w:numPr>
-      </w:pPr>
-      <w:r>
-        <w:t xml:space="preserve">Build: Windows</w:t>
-      </w:r>
-      <w:r>
-        <w:t xml:space="preserve"> </w:t>
-      </w:r>
-      <w:r>
-        <w:rPr>
-          <w:rStyle w:val="VerbatimChar"/>
-        </w:rPr>
-        <w:t xml:space="preserve">.\build.ps1</w:t>
-      </w:r>
-      <w:r>
-        <w:t xml:space="preserve"> </w:t>
-      </w:r>
-      <w:r>
-        <w:t xml:space="preserve">· WSL</w:t>
-      </w:r>
-      <w:r>
-        <w:t xml:space="preserve"> </w:t>
-      </w:r>
-      <w:r>
-        <w:rPr>
-          <w:rStyle w:val="VerbatimChar"/>
-        </w:rPr>
-        <w:t xml:space="preserve">./build.sh</w:t>
-      </w:r>
-    </w:p>
-    <w:p>
-      <w:pPr>
-        <w:pStyle w:val="Compact"/>
-        <w:numPr>
-          <w:ilvl w:val="0"/>
-          <w:numId w:val="1015"/>
-        </w:numPr>
-      </w:pPr>
-      <w:r>
-        <w:t xml:space="preserve">Run: Windows</w:t>
-      </w:r>
-      <w:r>
-        <w:t xml:space="preserve"> </w:t>
-      </w:r>
-      <w:r>
-        <w:rPr>
-          <w:rStyle w:val="VerbatimChar"/>
-        </w:rPr>
-        <w:t xml:space="preserve">.\demo.ps1</w:t>
-      </w:r>
-      <w:r>
-        <w:t xml:space="preserve"> </w:t>
-      </w:r>
-      <w:r>
-        <w:t xml:space="preserve">· WSL</w:t>
-      </w:r>
-      <w:r>
-        <w:t xml:space="preserve"> </w:t>
-      </w:r>
-      <w:r>
-        <w:rPr>
-          <w:rStyle w:val="VerbatimChar"/>
-        </w:rPr>
-        <w:t xml:space="preserve">sh demo.sh</w:t>
-      </w:r>
-    </w:p>
-    <w:p>
-      <w:pPr>
-        <w:pStyle w:val="Compact"/>
-        <w:numPr>
-          <w:ilvl w:val="0"/>
-          <w:numId w:val="1015"/>
-        </w:numPr>
-      </w:pPr>
-      <w:r>
-        <w:t xml:space="preserve">Binaries live in each demo’s</w:t>
-      </w:r>
-      <w:r>
-        <w:t xml:space="preserve"> </w:t>
-      </w:r>
-      <w:r>
-        <w:rPr>
-          <w:rStyle w:val="VerbatimChar"/>
-        </w:rPr>
-        <w:t xml:space="preserve">bin\windows</w:t>
-      </w:r>
-      <w:r>
-        <w:t xml:space="preserve"> </w:t>
-      </w:r>
-      <w:r>
-        <w:t xml:space="preserve">/</w:t>
-      </w:r>
-      <w:r>
-        <w:t xml:space="preserve"> </w:t>
-      </w:r>
-      <w:r>
-        <w:rPr>
-          <w:rStyle w:val="VerbatimChar"/>
-        </w:rPr>
-        <w:t xml:space="preserve">bin/linux</w:t>
-      </w:r>
-      <w:r>
-        <w:t xml:space="preserve"> </w:t>
-      </w:r>
-      <w:r>
-        <w:t xml:space="preserve">folder</w:t>
-      </w:r>
-    </w:p>
-    <w:p>
-      <w:pPr>
-        <w:pStyle w:val="BlockText"/>
-      </w:pPr>
-      <w:r>
-        <w:t xml:space="preserve">⚠️</w:t>
-      </w:r>
-      <w:r>
-        <w:t xml:space="preserve"> </w:t>
-      </w:r>
-      <w:r>
-        <w:rPr>
-          <w:b/>
-          <w:bCs/>
-        </w:rPr>
-        <w:t xml:space="preserve">Ethics:</w:t>
-      </w:r>
-      <w:r>
-        <w:t xml:space="preserve"> </w:t>
-      </w:r>
-      <w:r>
-        <w:t xml:space="preserve">network only on</w:t>
-      </w:r>
-      <w:r>
-        <w:t xml:space="preserve"> </w:t>
-      </w:r>
-      <w:r>
-        <w:rPr>
-          <w:rStyle w:val="VerbatimChar"/>
-        </w:rPr>
-        <w:t xml:space="preserve">localhost</w:t>
-      </w:r>
-      <w:r>
-        <w:t xml:space="preserve">; the certificates are ours; only try the</w:t>
-      </w:r>
-      <w:r>
-        <w:t xml:space="preserve"> </w:t>
-      </w:r>
-      <w:r>
-        <w:t xml:space="preserve">techniques on your own machine.</w:t>
-      </w:r>
-    </w:p>
-    <w:bookmarkEnd w:id="38"/>
-    <w:bookmarkEnd w:id="39"/>
-    <w:bookmarkStart w:id="43" w:name="X755191c2d56e11cf9befa2a8c4199b06eaab6f7"/>
-    <w:p>
-      <w:pPr>
-        <w:pStyle w:val="Heading2"/>
-      </w:pPr>
-      <w:r>
-        <w:t xml:space="preserve">1. The three states of data and the security shell</w:t>
-      </w:r>
-    </w:p>
-    <w:p>
-      <w:pPr>
-        <w:pStyle w:val="FirstParagraph"/>
-      </w:pPr>
-      <w:r>
-        <w:t xml:space="preserve">Over the past two weeks we protected the program</w:t>
-      </w:r>
-      <w:r>
-        <w:t xml:space="preserve"> </w:t>
-      </w:r>
-      <w:r>
-        <w:rPr>
-          <w:b/>
-          <w:bCs/>
-        </w:rPr>
-        <w:t xml:space="preserve">itself</w:t>
-      </w:r>
-      <w:r>
-        <w:t xml:space="preserve"> </w:t>
-      </w:r>
-      <w:r>
-        <w:t xml:space="preserve">with</w:t>
-      </w:r>
-      <w:r>
-        <w:t xml:space="preserve"> </w:t>
-      </w:r>
-      <w:r>
-        <w:t xml:space="preserve">“bug → attack → fix.”</w:t>
-      </w:r>
-      <w:r>
-        <w:t xml:space="preserve"> </w:t>
-      </w:r>
-      <w:r>
-        <w:t xml:space="preserve">This week we shift the</w:t>
-      </w:r>
-      <w:r>
-        <w:t xml:space="preserve"> </w:t>
-      </w:r>
-      <w:r>
-        <w:t xml:space="preserve">focus to</w:t>
-      </w:r>
-      <w:r>
-        <w:t xml:space="preserve"> </w:t>
-      </w:r>
-      <w:r>
-        <w:rPr>
-          <w:b/>
-          <w:bCs/>
-        </w:rPr>
-        <w:t xml:space="preserve">data</w:t>
-      </w:r>
-      <w:r>
-        <w:t xml:space="preserve">. A secret — a password, a payment key, personal information — exists in</w:t>
-      </w:r>
-      <w:r>
-        <w:t xml:space="preserve"> </w:t>
-      </w:r>
-      <w:r>
-        <w:rPr>
-          <w:b/>
-          <w:bCs/>
-        </w:rPr>
-        <w:t xml:space="preserve">three separate</w:t>
-      </w:r>
-      <w:r>
-        <w:rPr>
-          <w:b/>
-          <w:bCs/>
-        </w:rPr>
-        <w:t xml:space="preserve"> </w:t>
-      </w:r>
-      <w:r>
-        <w:rPr>
-          <w:b/>
-          <w:bCs/>
-        </w:rPr>
-        <w:t xml:space="preserve">states</w:t>
-      </w:r>
-      <w:r>
-        <w:t xml:space="preserve"> </w:t>
-      </w:r>
-      <w:r>
-        <w:t xml:space="preserve">across its lifecycle, and each state has a different threat and a different defence:</w:t>
-      </w:r>
-    </w:p>
-    <w:p>
-      <w:pPr>
-        <w:pStyle w:val="BlockText"/>
-      </w:pPr>
-      <w:r>
-        <w:rPr>
-          <w:b/>
-          <w:bCs/>
-        </w:rPr>
-        <w:t xml:space="preserve">A short history: the tools for protecting data</w:t>
-      </w:r>
-    </w:p>
-    <w:p>
-      <w:pPr>
-        <w:pStyle w:val="Compact"/>
-        <w:numPr>
-          <w:ilvl w:val="0"/>
-          <w:numId w:val="1016"/>
-        </w:numPr>
-      </w:pPr>
-      <w:r>
-        <w:rPr>
-          <w:b/>
-          <w:bCs/>
-        </w:rPr>
-        <w:t xml:space="preserve">1976</w:t>
-      </w:r>
-      <w:r>
-        <w:t xml:space="preserve"> </w:t>
-      </w:r>
-      <w:r>
-        <w:t xml:space="preserve">— Diffie &amp; Hellman kick off</w:t>
-      </w:r>
-      <w:r>
-        <w:t xml:space="preserve"> </w:t>
-      </w:r>
-      <w:r>
-        <w:rPr>
-          <w:b/>
-          <w:bCs/>
-        </w:rPr>
-        <w:t xml:space="preserve">public-key</w:t>
-      </w:r>
-      <w:r>
-        <w:t xml:space="preserve"> </w:t>
-      </w:r>
-      <w:r>
-        <w:t xml:space="preserve">cryptography;</w:t>
-      </w:r>
-      <w:r>
-        <w:t xml:space="preserve"> </w:t>
-      </w:r>
-      <w:r>
-        <w:rPr>
-          <w:b/>
-          <w:bCs/>
-        </w:rPr>
-        <w:t xml:space="preserve">1977</w:t>
-      </w:r>
-      <w:r>
-        <w:t xml:space="preserve"> </w:t>
-      </w:r>
-      <w:r>
-        <w:t xml:space="preserve">brings the</w:t>
-      </w:r>
-      <w:r>
-        <w:t xml:space="preserve"> </w:t>
-      </w:r>
-      <w:r>
-        <w:rPr>
-          <w:b/>
-          <w:bCs/>
-        </w:rPr>
-        <w:t xml:space="preserve">RSA</w:t>
-      </w:r>
-      <w:r>
-        <w:t xml:space="preserve"> </w:t>
-      </w:r>
-      <w:r>
-        <w:t xml:space="preserve">and</w:t>
-      </w:r>
-      <w:r>
-        <w:t xml:space="preserve"> </w:t>
-      </w:r>
-      <w:r>
-        <w:rPr>
-          <w:b/>
-          <w:bCs/>
-        </w:rPr>
-        <w:t xml:space="preserve">DES</w:t>
-      </w:r>
-      <w:r>
-        <w:t xml:space="preserve"> </w:t>
-      </w:r>
-      <w:r>
-        <w:t xml:space="preserve">standards.</w:t>
-      </w:r>
-    </w:p>
-    <w:p>
-      <w:pPr>
-        <w:pStyle w:val="Compact"/>
-        <w:numPr>
-          <w:ilvl w:val="0"/>
-          <w:numId w:val="1016"/>
-        </w:numPr>
-      </w:pPr>
-      <w:r>
-        <w:rPr>
-          <w:b/>
-          <w:bCs/>
-        </w:rPr>
-        <w:t xml:space="preserve">2001</w:t>
-      </w:r>
-      <w:r>
-        <w:t xml:space="preserve"> </w:t>
-      </w:r>
-      <w:r>
-        <w:t xml:space="preserve">—</w:t>
-      </w:r>
-      <w:r>
-        <w:t xml:space="preserve"> </w:t>
-      </w:r>
-      <w:r>
-        <w:rPr>
-          <w:b/>
-          <w:bCs/>
-        </w:rPr>
-        <w:t xml:space="preserve">AES</w:t>
-      </w:r>
-      <w:r>
-        <w:t xml:space="preserve"> </w:t>
-      </w:r>
-      <w:r>
-        <w:t xml:space="preserve">(Rijndael) replaces DES; today it’s the backbone of symmetric encryption.</w:t>
-      </w:r>
-    </w:p>
-    <w:p>
-      <w:pPr>
-        <w:pStyle w:val="Compact"/>
-        <w:numPr>
-          <w:ilvl w:val="0"/>
-          <w:numId w:val="1016"/>
-        </w:numPr>
-      </w:pPr>
-      <w:r>
-        <w:rPr>
-          <w:b/>
-          <w:bCs/>
-        </w:rPr>
-        <w:t xml:space="preserve">2007</w:t>
-      </w:r>
-      <w:r>
-        <w:t xml:space="preserve"> </w:t>
-      </w:r>
-      <w:r>
-        <w:t xml:space="preserve">—</w:t>
-      </w:r>
-      <w:r>
-        <w:t xml:space="preserve"> </w:t>
-      </w:r>
-      <w:r>
-        <w:rPr>
-          <w:b/>
-          <w:bCs/>
-        </w:rPr>
-        <w:t xml:space="preserve">GCM</w:t>
-      </w:r>
-      <w:r>
-        <w:t xml:space="preserve"> </w:t>
-      </w:r>
-      <w:r>
-        <w:t xml:space="preserve">becomes a NIST standard: the</w:t>
-      </w:r>
-      <w:r>
-        <w:t xml:space="preserve"> </w:t>
-      </w:r>
-      <w:r>
-        <w:rPr>
-          <w:b/>
-          <w:bCs/>
-        </w:rPr>
-        <w:t xml:space="preserve">AEAD</w:t>
-      </w:r>
-      <w:r>
-        <w:t xml:space="preserve"> </w:t>
-      </w:r>
-      <w:r>
-        <w:t xml:space="preserve">era begins, giving confidentiality</w:t>
-      </w:r>
-      <w:r>
-        <w:t xml:space="preserve"> </w:t>
-      </w:r>
-      <w:r>
-        <w:rPr>
-          <w:b/>
-          <w:bCs/>
-        </w:rPr>
-        <w:t xml:space="preserve">and</w:t>
-      </w:r>
-      <w:r>
-        <w:t xml:space="preserve"> </w:t>
-      </w:r>
-      <w:r>
-        <w:t xml:space="preserve">integrity together (this week’s main tool).</w:t>
-      </w:r>
-    </w:p>
-    <w:p>
-      <w:pPr>
-        <w:pStyle w:val="Compact"/>
-        <w:numPr>
-          <w:ilvl w:val="0"/>
-          <w:numId w:val="1016"/>
+          <w:numId w:val="1003"/>
         </w:numPr>
       </w:pPr>
       <w:r>
@@ -4374,20 +3357,20 @@
       <w:r>
         <w:drawing>
           <wp:inline>
-            <wp:extent cx="5759999" cy="2283460"/>
+            <wp:extent cx="5759999" cy="1729322"/>
             <wp:effectExtent b="0" l="0" r="0" t="0"/>
-            <wp:docPr descr="The three states of data: in transit, at rest, in use" title="" id="41" name="Picture"/>
+            <wp:docPr descr="The three states of data: in transit, at rest, in use" title="" id="30" name="Picture"/>
             <a:graphic>
               <a:graphicData uri="http://schemas.openxmlformats.org/drawingml/2006/picture">
                 <pic:pic>
                   <pic:nvPicPr>
-                    <pic:cNvPr descr="h03-01-verinin-uc-hali.png" id="42" name="Picture"/>
+                    <pic:cNvPr descr="h03-01-verinin-uc-hali.png" id="31" name="Picture"/>
                     <pic:cNvPicPr>
                       <a:picLocks noChangeArrowheads="1" noChangeAspect="1"/>
                     </pic:cNvPicPr>
                   </pic:nvPicPr>
                   <pic:blipFill>
-                    <a:blip r:embed="rId40"/>
+                    <a:blip r:embed="rId29"/>
                     <a:stretch>
                       <a:fillRect/>
                     </a:stretch>
@@ -4395,7 +3378,7 @@
                   <pic:spPr bwMode="auto">
                     <a:xfrm>
                       <a:off x="0" y="0"/>
-                      <a:ext cx="5759999" cy="2283460"/>
+                      <a:ext cx="5759999" cy="1729322"/>
                     </a:xfrm>
                     <a:prstGeom prst="rect">
                       <a:avLst/>
@@ -4510,7 +3493,21 @@
         <w:t xml:space="preserve"> </w:t>
       </w:r>
       <w:r>
-        <w:t xml:space="preserve">introduced in Week 1; in Section 14 we’ll wrap and unwrap a key with four shells.</w:t>
+        <w:t xml:space="preserve">introduced in</w:t>
+      </w:r>
+      <w:r>
+        <w:t xml:space="preserve"> </w:t>
+      </w:r>
+      <w:hyperlink r:id="rId20">
+        <w:r>
+          <w:rPr>
+            <w:rStyle w:val="Hyperlink"/>
+          </w:rPr>
+          <w:t xml:space="preserve">Week 1</w:t>
+        </w:r>
+      </w:hyperlink>
+      <w:r>
+        <w:t xml:space="preserve">; in Section 14 we’ll wrap and unwrap a key with four shells.</w:t>
       </w:r>
     </w:p>
     <w:p>
@@ -4602,7 +3599,7 @@
         <w:pStyle w:val="Compact"/>
         <w:numPr>
           <w:ilvl w:val="0"/>
-          <w:numId w:val="1017"/>
+          <w:numId w:val="1004"/>
         </w:numPr>
       </w:pPr>
       <w:r>
@@ -4630,7 +3627,7 @@
         <w:pStyle w:val="Compact"/>
         <w:numPr>
           <w:ilvl w:val="0"/>
-          <w:numId w:val="1017"/>
+          <w:numId w:val="1004"/>
         </w:numPr>
       </w:pPr>
       <w:r>
@@ -4652,7 +3649,7 @@
         <w:pStyle w:val="Compact"/>
         <w:numPr>
           <w:ilvl w:val="0"/>
-          <w:numId w:val="1017"/>
+          <w:numId w:val="1004"/>
         </w:numPr>
       </w:pPr>
       <w:r>
@@ -4706,8 +3703,8 @@
         </w:pict>
       </w:r>
     </w:p>
-    <w:bookmarkEnd w:id="43"/>
-    <w:bookmarkStart w:id="52" w:name="Xba1edf18cbb0267b8decd224b93f3ac450a472d"/>
+    <w:bookmarkEnd w:id="32"/>
+    <w:bookmarkStart w:id="42" w:name="Xba1edf18cbb0267b8decd224b93f3ac450a472d"/>
     <w:p>
       <w:pPr>
         <w:pStyle w:val="Heading2"/>
@@ -4721,7 +3718,85 @@
         <w:pStyle w:val="FirstParagraph"/>
       </w:pPr>
       <w:r>
-        <w:t xml:space="preserve">Cryptography isn’t one single thing; there are</w:t>
+        <w:rPr>
+          <w:b/>
+          <w:bCs/>
+        </w:rPr>
+        <w:t xml:space="preserve">Encryption</w:t>
+      </w:r>
+      <w:r>
+        <w:t xml:space="preserve"> </w:t>
+      </w:r>
+      <w:r>
+        <w:t xml:space="preserve">turns readable data (</w:t>
+      </w:r>
+      <w:r>
+        <w:rPr>
+          <w:b/>
+          <w:bCs/>
+        </w:rPr>
+        <w:t xml:space="preserve">plaintext</w:t>
+      </w:r>
+      <w:r>
+        <w:t xml:space="preserve">) into unreadable data (</w:t>
+      </w:r>
+      <w:r>
+        <w:rPr>
+          <w:b/>
+          <w:bCs/>
+        </w:rPr>
+        <w:t xml:space="preserve">ciphertext</w:t>
+      </w:r>
+      <w:r>
+        <w:t xml:space="preserve">) using a</w:t>
+      </w:r>
+      <w:r>
+        <w:t xml:space="preserve"> </w:t>
+      </w:r>
+      <w:r>
+        <w:rPr>
+          <w:b/>
+          <w:bCs/>
+        </w:rPr>
+        <w:t xml:space="preserve">key</w:t>
+      </w:r>
+      <w:r>
+        <w:t xml:space="preserve">;</w:t>
+      </w:r>
+      <w:r>
+        <w:t xml:space="preserve"> </w:t>
+      </w:r>
+      <w:r>
+        <w:rPr>
+          <w:b/>
+          <w:bCs/>
+        </w:rPr>
+        <w:t xml:space="preserve">decryption</w:t>
+      </w:r>
+      <w:r>
+        <w:t xml:space="preserve"> </w:t>
+      </w:r>
+      <w:r>
+        <w:t xml:space="preserve">reverses this with the same (or a matching) key. Security rests on the secrecy of the</w:t>
+      </w:r>
+      <w:r>
+        <w:t xml:space="preserve"> </w:t>
+      </w:r>
+      <w:r>
+        <w:rPr>
+          <w:b/>
+          <w:bCs/>
+        </w:rPr>
+        <w:t xml:space="preserve">key</w:t>
+      </w:r>
+      <w:r>
+        <w:t xml:space="preserve">, not</w:t>
+      </w:r>
+      <w:r>
+        <w:t xml:space="preserve"> </w:t>
+      </w:r>
+      <w:r>
+        <w:t xml:space="preserve">the algorithm. But cryptography isn’t one single thing; there are</w:t>
       </w:r>
       <w:r>
         <w:t xml:space="preserve"> </w:t>
@@ -4734,13 +3809,13 @@
         <w:t xml:space="preserve">different tools for different goals</w:t>
       </w:r>
       <w:r>
-        <w:t xml:space="preserve">. Let’s clarify the four</w:t>
-      </w:r>
-      <w:r>
-        <w:t xml:space="preserve"> </w:t>
-      </w:r>
-      <w:r>
-        <w:t xml:space="preserve">families that get confused most often.</w:t>
+        <w:t xml:space="preserve">. Let’s</w:t>
+      </w:r>
+      <w:r>
+        <w:t xml:space="preserve"> </w:t>
+      </w:r>
+      <w:r>
+        <w:t xml:space="preserve">clarify the four families that get confused most often.</w:t>
       </w:r>
     </w:p>
     <w:p>
@@ -4750,20 +3825,20 @@
       <w:r>
         <w:drawing>
           <wp:inline>
-            <wp:extent cx="5759999" cy="2654976"/>
+            <wp:extent cx="5759999" cy="2567744"/>
             <wp:effectExtent b="0" l="0" r="0" t="0"/>
-            <wp:docPr descr="The four families of cryptography" title="" id="45" name="Picture"/>
+            <wp:docPr descr="The four families of cryptography" title="" id="34" name="Picture"/>
             <a:graphic>
               <a:graphicData uri="http://schemas.openxmlformats.org/drawingml/2006/picture">
                 <pic:pic>
                   <pic:nvPicPr>
-                    <pic:cNvPr descr="h03-12-kripto-aileleri.png" id="46" name="Picture"/>
+                    <pic:cNvPr descr="h03-12-kripto-aileleri.png" id="35" name="Picture"/>
                     <pic:cNvPicPr>
                       <a:picLocks noChangeArrowheads="1" noChangeAspect="1"/>
                     </pic:cNvPicPr>
                   </pic:nvPicPr>
                   <pic:blipFill>
-                    <a:blip r:embed="rId44"/>
+                    <a:blip r:embed="rId33"/>
                     <a:stretch>
                       <a:fillRect/>
                     </a:stretch>
@@ -4771,7 +3846,7 @@
                   <pic:spPr bwMode="auto">
                     <a:xfrm>
                       <a:off x="0" y="0"/>
-                      <a:ext cx="5759999" cy="2654976"/>
+                      <a:ext cx="5759999" cy="2567744"/>
                     </a:xfrm>
                     <a:prstGeom prst="rect">
                       <a:avLst/>
@@ -5190,7 +4265,18 @@
               <w:pStyle w:val="Compact"/>
             </w:pPr>
             <w:r>
-              <w:t xml:space="preserve">Certificates, release signing (Week 10)</w:t>
+              <w:t xml:space="preserve">Certificates, release signing (</w:t>
+            </w:r>
+            <w:hyperlink r:id="rId36">
+              <w:r>
+                <w:rPr>
+                  <w:rStyle w:val="Hyperlink"/>
+                </w:rPr>
+                <w:t xml:space="preserve">Week 10</w:t>
+              </w:r>
+            </w:hyperlink>
+            <w:r>
+              <w:t xml:space="preserve">)</w:t>
             </w:r>
           </w:p>
         </w:tc>
@@ -5300,7 +4386,7 @@
         <w:pStyle w:val="Compact"/>
         <w:numPr>
           <w:ilvl w:val="0"/>
-          <w:numId w:val="1018"/>
+          <w:numId w:val="1005"/>
         </w:numPr>
       </w:pPr>
       <w:r>
@@ -5354,7 +4440,7 @@
         <w:pStyle w:val="Compact"/>
         <w:numPr>
           <w:ilvl w:val="0"/>
-          <w:numId w:val="1018"/>
+          <w:numId w:val="1005"/>
         </w:numPr>
       </w:pPr>
       <w:r>
@@ -5390,7 +4476,7 @@
         <w:t xml:space="preserve">not the secrecy of the algorithm. Use standard, proven constructions.</w:t>
       </w:r>
     </w:p>
-    <w:bookmarkStart w:id="47" w:name="X8e3798895af9f11c0c49eb74250023fb8b366cb"/>
+    <w:bookmarkStart w:id="37" w:name="X8e3798895af9f11c0c49eb74250023fb8b366cb"/>
     <w:p>
       <w:pPr>
         <w:pStyle w:val="Heading3"/>
@@ -5525,7 +4611,7 @@
         <w:pStyle w:val="Compact"/>
         <w:numPr>
           <w:ilvl w:val="0"/>
-          <w:numId w:val="1019"/>
+          <w:numId w:val="1006"/>
         </w:numPr>
       </w:pPr>
       <w:r>
@@ -5547,7 +4633,7 @@
         <w:pStyle w:val="Compact"/>
         <w:numPr>
           <w:ilvl w:val="0"/>
-          <w:numId w:val="1019"/>
+          <w:numId w:val="1006"/>
         </w:numPr>
       </w:pPr>
       <w:r>
@@ -5662,8 +4748,8 @@
         <w:t xml:space="preserve">into a single call.</w:t>
       </w:r>
     </w:p>
-    <w:bookmarkEnd w:id="47"/>
-    <w:bookmarkStart w:id="48" w:name="X77f5637f01b81593ae0e16e2b4fd3ce08373078"/>
+    <w:bookmarkEnd w:id="37"/>
+    <w:bookmarkStart w:id="38" w:name="X77f5637f01b81593ae0e16e2b4fd3ce08373078"/>
     <w:p>
       <w:pPr>
         <w:pStyle w:val="Heading3"/>
@@ -5976,8 +5062,8 @@
         </w:tc>
       </w:tr>
     </w:tbl>
-    <w:bookmarkEnd w:id="48"/>
-    <w:bookmarkStart w:id="49" w:name="block-or-stream-why-the-mode-matters"/>
+    <w:bookmarkEnd w:id="38"/>
+    <w:bookmarkStart w:id="39" w:name="block-or-stream-why-the-mode-matters"/>
     <w:p>
       <w:pPr>
         <w:pStyle w:val="Heading3"/>
@@ -6038,7 +5124,7 @@
         <w:pStyle w:val="Compact"/>
         <w:numPr>
           <w:ilvl w:val="0"/>
-          <w:numId w:val="1020"/>
+          <w:numId w:val="1007"/>
         </w:numPr>
       </w:pPr>
       <w:r>
@@ -6076,7 +5162,7 @@
         <w:pStyle w:val="Compact"/>
         <w:numPr>
           <w:ilvl w:val="0"/>
-          <w:numId w:val="1020"/>
+          <w:numId w:val="1007"/>
         </w:numPr>
       </w:pPr>
       <w:r>
@@ -6104,7 +5190,7 @@
         <w:pStyle w:val="Compact"/>
         <w:numPr>
           <w:ilvl w:val="0"/>
-          <w:numId w:val="1020"/>
+          <w:numId w:val="1007"/>
         </w:numPr>
       </w:pPr>
       <w:r>
@@ -6148,7 +5234,7 @@
         <w:pStyle w:val="Compact"/>
         <w:numPr>
           <w:ilvl w:val="0"/>
-          <w:numId w:val="1020"/>
+          <w:numId w:val="1007"/>
         </w:numPr>
       </w:pPr>
       <w:r>
@@ -6218,8 +5304,8 @@
         <w:t xml:space="preserve">confidentiality + integrity in a single package.</w:t>
       </w:r>
     </w:p>
-    <w:bookmarkEnd w:id="49"/>
-    <w:bookmarkStart w:id="50" w:name="hash-mac-and-signature-which-one-when"/>
+    <w:bookmarkEnd w:id="39"/>
+    <w:bookmarkStart w:id="40" w:name="hash-mac-and-signature-which-one-when"/>
     <w:p>
       <w:pPr>
         <w:pStyle w:val="Heading3"/>
@@ -6257,7 +5343,7 @@
         <w:pStyle w:val="Compact"/>
         <w:numPr>
           <w:ilvl w:val="0"/>
-          <w:numId w:val="1021"/>
+          <w:numId w:val="1008"/>
         </w:numPr>
       </w:pPr>
       <w:r>
@@ -6277,7 +5363,29 @@
         <w:t xml:space="preserve"> </w:t>
       </w:r>
       <w:r>
-        <w:t xml:space="preserve">is keyless. It only shows whether the data</w:t>
+        <w:t xml:space="preserve">is a</w:t>
+      </w:r>
+      <w:r>
+        <w:t xml:space="preserve"> </w:t>
+      </w:r>
+      <w:r>
+        <w:rPr>
+          <w:b/>
+          <w:bCs/>
+        </w:rPr>
+        <w:t xml:space="preserve">fixed-size, one-way fingerprint</w:t>
+      </w:r>
+      <w:r>
+        <w:t xml:space="preserve"> </w:t>
+      </w:r>
+      <w:r>
+        <w:t xml:space="preserve">computed from data, and it’s keyless. It only shows whether</w:t>
+      </w:r>
+      <w:r>
+        <w:t xml:space="preserve"> </w:t>
+      </w:r>
+      <w:r>
+        <w:t xml:space="preserve">the data</w:t>
       </w:r>
       <w:r>
         <w:t xml:space="preserve"> </w:t>
@@ -6290,16 +5398,7 @@
         <w:t xml:space="preserve">has changed</w:t>
       </w:r>
       <w:r>
-        <w:t xml:space="preserve"> </w:t>
-      </w:r>
-      <w:r>
-        <w:t xml:space="preserve">(a fingerprint). But an attacker can</w:t>
-      </w:r>
-      <w:r>
-        <w:t xml:space="preserve"> </w:t>
-      </w:r>
-      <w:r>
-        <w:t xml:space="preserve">change the data and</w:t>
+        <w:t xml:space="preserve">. But an attacker can change the data and</w:t>
       </w:r>
       <w:r>
         <w:t xml:space="preserve"> </w:t>
@@ -6348,7 +5447,7 @@
         <w:pStyle w:val="Compact"/>
         <w:numPr>
           <w:ilvl w:val="0"/>
-          <w:numId w:val="1021"/>
+          <w:numId w:val="1008"/>
         </w:numPr>
       </w:pPr>
       <w:r>
@@ -6463,7 +5562,7 @@
         <w:pStyle w:val="Compact"/>
         <w:numPr>
           <w:ilvl w:val="0"/>
-          <w:numId w:val="1021"/>
+          <w:numId w:val="1008"/>
         </w:numPr>
       </w:pPr>
       <w:r>
@@ -6738,8 +5837,8 @@
         <w:t xml:space="preserve">AEAD’s AAD field).</w:t>
       </w:r>
     </w:p>
-    <w:bookmarkEnd w:id="50"/>
-    <w:bookmarkStart w:id="51" w:name="Xd8a5953d7f30358cb709b1006d191d4adc00e5c"/>
+    <w:bookmarkEnd w:id="40"/>
+    <w:bookmarkStart w:id="41" w:name="Xd8a5953d7f30358cb709b1006d191d4adc00e5c"/>
     <w:p>
       <w:pPr>
         <w:pStyle w:val="Heading3"/>
@@ -7724,7 +6823,7 @@
         <w:pStyle w:val="Compact"/>
         <w:numPr>
           <w:ilvl w:val="0"/>
-          <w:numId w:val="1022"/>
+          <w:numId w:val="1009"/>
         </w:numPr>
       </w:pPr>
       <w:r>
@@ -7789,7 +6888,7 @@
         <w:pStyle w:val="Compact"/>
         <w:numPr>
           <w:ilvl w:val="0"/>
-          <w:numId w:val="1022"/>
+          <w:numId w:val="1009"/>
         </w:numPr>
       </w:pPr>
       <w:r>
@@ -7811,7 +6910,7 @@
         <w:pStyle w:val="Compact"/>
         <w:numPr>
           <w:ilvl w:val="0"/>
-          <w:numId w:val="1022"/>
+          <w:numId w:val="1009"/>
         </w:numPr>
       </w:pPr>
       <w:r>
@@ -7855,7 +6954,7 @@
         <w:pStyle w:val="Compact"/>
         <w:numPr>
           <w:ilvl w:val="0"/>
-          <w:numId w:val="1022"/>
+          <w:numId w:val="1009"/>
         </w:numPr>
       </w:pPr>
       <w:r>
@@ -8160,7 +7259,7 @@
         <w:pStyle w:val="Compact"/>
         <w:numPr>
           <w:ilvl w:val="0"/>
-          <w:numId w:val="1023"/>
+          <w:numId w:val="1010"/>
         </w:numPr>
       </w:pPr>
       <w:r>
@@ -8172,7 +7271,7 @@
         <w:pStyle w:val="Compact"/>
         <w:numPr>
           <w:ilvl w:val="0"/>
-          <w:numId w:val="1024"/>
+          <w:numId w:val="1011"/>
         </w:numPr>
       </w:pPr>
       <w:r>
@@ -8184,7 +7283,7 @@
         <w:pStyle w:val="Compact"/>
         <w:numPr>
           <w:ilvl w:val="0"/>
-          <w:numId w:val="1025"/>
+          <w:numId w:val="1012"/>
         </w:numPr>
       </w:pPr>
       <w:r>
@@ -8196,7 +7295,7 @@
         <w:pStyle w:val="Compact"/>
         <w:numPr>
           <w:ilvl w:val="0"/>
-          <w:numId w:val="1026"/>
+          <w:numId w:val="1013"/>
         </w:numPr>
       </w:pPr>
       <w:r>
@@ -8208,7 +7307,7 @@
         <w:pStyle w:val="Compact"/>
         <w:numPr>
           <w:ilvl w:val="0"/>
-          <w:numId w:val="1027"/>
+          <w:numId w:val="1014"/>
         </w:numPr>
       </w:pPr>
       <w:r>
@@ -8222,9 +7321,9 @@
         </w:pict>
       </w:r>
     </w:p>
-    <w:bookmarkEnd w:id="51"/>
-    <w:bookmarkEnd w:id="52"/>
-    <w:bookmarkStart w:id="62" w:name="X7d3ae0d35ad2f41ab5a6a3622069dd51abf1a68"/>
+    <w:bookmarkEnd w:id="41"/>
+    <w:bookmarkEnd w:id="42"/>
+    <w:bookmarkStart w:id="52" w:name="X7d3ae0d35ad2f41ab5a6a3622069dd51abf1a68"/>
     <w:p>
       <w:pPr>
         <w:pStyle w:val="Heading2"/>
@@ -8279,20 +7378,20 @@
       <w:r>
         <w:drawing>
           <wp:inline>
-            <wp:extent cx="5759999" cy="2379540"/>
+            <wp:extent cx="5759999" cy="2162812"/>
             <wp:effectExtent b="0" l="0" r="0" t="0"/>
-            <wp:docPr descr="Three types of randomness and where they’re used" title="" id="54" name="Picture"/>
+            <wp:docPr descr="Three types of randomness and where they’re used" title="" id="44" name="Picture"/>
             <a:graphic>
               <a:graphicData uri="http://schemas.openxmlformats.org/drawingml/2006/picture">
                 <pic:pic>
                   <pic:nvPicPr>
-                    <pic:cNvPr descr="h03-13-rastgelelik-turleri.png" id="55" name="Picture"/>
+                    <pic:cNvPr descr="h03-13-rastgelelik-turleri.png" id="45" name="Picture"/>
                     <pic:cNvPicPr>
                       <a:picLocks noChangeArrowheads="1" noChangeAspect="1"/>
                     </pic:cNvPicPr>
                   </pic:nvPicPr>
                   <pic:blipFill>
-                    <a:blip r:embed="rId53"/>
+                    <a:blip r:embed="rId43"/>
                     <a:stretch>
                       <a:fillRect/>
                     </a:stretch>
@@ -8300,7 +7399,7 @@
                   <pic:spPr bwMode="auto">
                     <a:xfrm>
                       <a:off x="0" y="0"/>
-                      <a:ext cx="5759999" cy="2379540"/>
+                      <a:ext cx="5759999" cy="2162812"/>
                     </a:xfrm>
                     <a:prstGeom prst="rect">
                       <a:avLst/>
@@ -8319,7 +7418,7 @@
         </w:drawing>
       </w:r>
     </w:p>
-    <w:bookmarkStart w:id="56" w:name="three-kinds-of-random"/>
+    <w:bookmarkStart w:id="46" w:name="three-kinds-of-random"/>
     <w:p>
       <w:pPr>
         <w:pStyle w:val="Heading3"/>
@@ -8696,8 +7795,106 @@
         <w:t xml:space="preserve">624 consecutive outputs of a Mersenne Twister can compute every output that follows.</w:t>
       </w:r>
     </w:p>
-    <w:bookmarkEnd w:id="56"/>
-    <w:bookmarkStart w:id="57" w:name="mistake-1-seeding-with-the-time"/>
+    <w:p>
+      <w:pPr>
+        <w:pStyle w:val="BodyText"/>
+      </w:pPr>
+      <w:r>
+        <w:t xml:space="preserve">This</w:t>
+      </w:r>
+      <w:r>
+        <w:t xml:space="preserve"> </w:t>
+      </w:r>
+      <w:r>
+        <w:rPr>
+          <w:b/>
+          <w:bCs/>
+        </w:rPr>
+        <w:t xml:space="preserve">unpredictability</w:t>
+      </w:r>
+      <w:r>
+        <w:t xml:space="preserve"> </w:t>
+      </w:r>
+      <w:r>
+        <w:t xml:space="preserve">is the other side of the</w:t>
+      </w:r>
+      <w:r>
+        <w:t xml:space="preserve"> </w:t>
+      </w:r>
+      <w:r>
+        <w:rPr>
+          <w:b/>
+          <w:bCs/>
+        </w:rPr>
+        <w:t xml:space="preserve">entropy</w:t>
+      </w:r>
+      <w:r>
+        <w:t xml:space="preserve"> </w:t>
+      </w:r>
+      <w:r>
+        <w:t xml:space="preserve">idea we saw in</w:t>
+      </w:r>
+      <w:r>
+        <w:t xml:space="preserve"> </w:t>
+      </w:r>
+      <w:hyperlink r:id="rId25">
+        <w:r>
+          <w:rPr>
+            <w:rStyle w:val="Hyperlink"/>
+          </w:rPr>
+          <w:t xml:space="preserve">Week 2</w:t>
+        </w:r>
+      </w:hyperlink>
+      <w:r>
+        <w:t xml:space="preserve">: there we</w:t>
+      </w:r>
+      <w:r>
+        <w:t xml:space="preserve"> </w:t>
+      </w:r>
+      <w:r>
+        <w:t xml:space="preserve">measured the disorder in a file’s bytes to tell encrypted/packed content apart; here we need enough disorder</w:t>
+      </w:r>
+      <w:r>
+        <w:t xml:space="preserve"> </w:t>
+      </w:r>
+      <w:r>
+        <w:rPr>
+          <w:b/>
+          <w:bCs/>
+        </w:rPr>
+        <w:t xml:space="preserve">feeding</w:t>
+      </w:r>
+      <w:r>
+        <w:t xml:space="preserve"> </w:t>
+      </w:r>
+      <w:r>
+        <w:t xml:space="preserve">the generator to produce</w:t>
+      </w:r>
+      <w:r>
+        <w:t xml:space="preserve"> </w:t>
+      </w:r>
+      <w:r>
+        <w:rPr>
+          <w:b/>
+          <w:bCs/>
+        </w:rPr>
+        <w:t xml:space="preserve">unpredictable</w:t>
+      </w:r>
+      <w:r>
+        <w:t xml:space="preserve"> </w:t>
+      </w:r>
+      <w:r>
+        <w:t xml:space="preserve">output. If the generator’s pool hasn’t been seeded enough</w:t>
+      </w:r>
+      <w:r>
+        <w:t xml:space="preserve"> </w:t>
+      </w:r>
+      <w:r>
+        <w:t xml:space="preserve">(as we’ll see in Mistake 2 below), its output becomes predictable too.</w:t>
+      </w:r>
+    </w:p>
+    <w:bookmarkEnd w:id="46"/>
+    <w:bookmarkStart w:id="47" w:name="mistake-1-seeding-with-the-time"/>
     <w:p>
       <w:pPr>
         <w:pStyle w:val="Heading3"/>
@@ -9016,8 +8213,8 @@
         <w:t xml:space="preserve">whole sequence is known.</w:t>
       </w:r>
     </w:p>
-    <w:bookmarkEnd w:id="57"/>
-    <w:bookmarkStart w:id="58" w:name="mistake-2-accidentally-deleting-entropy"/>
+    <w:bookmarkEnd w:id="47"/>
+    <w:bookmarkStart w:id="48" w:name="mistake-2-accidentally-deleting-entropy"/>
     <w:p>
       <w:pPr>
         <w:pStyle w:val="Heading3"/>
@@ -9105,8 +8302,8 @@
         <w:t xml:space="preserve">testing a random generator’s output statistically does not prove it is unpredictable.</w:t>
       </w:r>
     </w:p>
-    <w:bookmarkEnd w:id="58"/>
-    <w:bookmarkStart w:id="59" w:name="X359e2c55ee666d529f4499d5893073f51b91225"/>
+    <w:bookmarkEnd w:id="48"/>
+    <w:bookmarkStart w:id="49" w:name="X359e2c55ee666d529f4499d5893073f51b91225"/>
     <w:p>
       <w:pPr>
         <w:pStyle w:val="Heading3"/>
@@ -10554,8 +9751,8 @@
         <w:t xml:space="preserve">is to stop the operation.</w:t>
       </w:r>
     </w:p>
-    <w:bookmarkEnd w:id="59"/>
-    <w:bookmarkStart w:id="60" w:name="X79012522b0655cf44da84c84920e0d71340d9c3"/>
+    <w:bookmarkEnd w:id="49"/>
+    <w:bookmarkStart w:id="50" w:name="X79012522b0655cf44da84c84920e0d71340d9c3"/>
     <w:p>
       <w:pPr>
         <w:pStyle w:val="Heading3"/>
@@ -11069,8 +10266,8 @@
         <w:t xml:space="preserve">That way every result comes from exactly the same number of inputs.</w:t>
       </w:r>
     </w:p>
-    <w:bookmarkEnd w:id="60"/>
-    <w:bookmarkStart w:id="61" w:name="X6389341d968953e93707e72c53360a00e9f757d"/>
+    <w:bookmarkEnd w:id="50"/>
+    <w:bookmarkStart w:id="51" w:name="X6389341d968953e93707e72c53360a00e9f757d"/>
     <w:p>
       <w:pPr>
         <w:pStyle w:val="Heading3"/>
@@ -11753,9 +10950,9 @@
         </w:pict>
       </w:r>
     </w:p>
-    <w:bookmarkEnd w:id="61"/>
-    <w:bookmarkEnd w:id="62"/>
-    <w:bookmarkStart w:id="72" w:name="Xcbc02498f27c69162963f5a0ee3264b923cc5fe"/>
+    <w:bookmarkEnd w:id="51"/>
+    <w:bookmarkEnd w:id="52"/>
+    <w:bookmarkStart w:id="62" w:name="Xcbc02498f27c69162963f5a0ee3264b923cc5fe"/>
     <w:p>
       <w:pPr>
         <w:pStyle w:val="Heading2"/>
@@ -11861,7 +11058,7 @@
         <w:t xml:space="preserve">is also a skill.</w:t>
       </w:r>
     </w:p>
-    <w:bookmarkStart w:id="66" w:name="aeads-four-inputs-and-two-outputs"/>
+    <w:bookmarkStart w:id="56" w:name="aeads-four-inputs-and-two-outputs"/>
     <w:p>
       <w:pPr>
         <w:pStyle w:val="Heading3"/>
@@ -11877,20 +11074,20 @@
       <w:r>
         <w:drawing>
           <wp:inline>
-            <wp:extent cx="5759999" cy="2561342"/>
+            <wp:extent cx="5759999" cy="3789771"/>
             <wp:effectExtent b="0" l="0" r="0" t="0"/>
-            <wp:docPr descr="AEAD’s four inputs and two outputs" title="" id="64" name="Picture"/>
+            <wp:docPr descr="AEAD’s four inputs and two outputs" title="" id="54" name="Picture"/>
             <a:graphic>
               <a:graphicData uri="http://schemas.openxmlformats.org/drawingml/2006/picture">
                 <pic:pic>
                   <pic:nvPicPr>
-                    <pic:cNvPr descr="h03-02-aead.png" id="65" name="Picture"/>
+                    <pic:cNvPr descr="h03-02-aead.png" id="55" name="Picture"/>
                     <pic:cNvPicPr>
                       <a:picLocks noChangeArrowheads="1" noChangeAspect="1"/>
                     </pic:cNvPicPr>
                   </pic:nvPicPr>
                   <pic:blipFill>
-                    <a:blip r:embed="rId63"/>
+                    <a:blip r:embed="rId53"/>
                     <a:stretch>
                       <a:fillRect/>
                     </a:stretch>
@@ -11898,7 +11095,7 @@
                   <pic:spPr bwMode="auto">
                     <a:xfrm>
                       <a:off x="0" y="0"/>
-                      <a:ext cx="5759999" cy="2561342"/>
+                      <a:ext cx="5759999" cy="3789771"/>
                     </a:xfrm>
                     <a:prstGeom prst="rect">
                       <a:avLst/>
@@ -11938,7 +11135,24 @@
         <w:t xml:space="preserve"> </w:t>
       </w:r>
       <w:r>
-        <w:t xml:space="preserve">changed: a file header, a version number, a record ID. In the Week 1 password-vault example we made the</w:t>
+        <w:t xml:space="preserve">changed: a file header, a version number, a record ID. In the</w:t>
+      </w:r>
+      <w:r>
+        <w:t xml:space="preserve"> </w:t>
+      </w:r>
+      <w:hyperlink r:id="rId20">
+        <w:r>
+          <w:rPr>
+            <w:rStyle w:val="Hyperlink"/>
+          </w:rPr>
+          <w:t xml:space="preserve">Week 1</w:t>
+        </w:r>
+      </w:hyperlink>
+      <w:r>
+        <w:t xml:space="preserve"> </w:t>
+      </w:r>
+      <w:r>
+        <w:t xml:space="preserve">password-vault example we made the</w:t>
       </w:r>
       <w:r>
         <w:t xml:space="preserve"> </w:t>
@@ -11947,8 +11161,8 @@
         <w:t xml:space="preserve">derivation parameters AAD; if someone changes the iteration count, the tag won’t hold.</w:t>
       </w:r>
     </w:p>
-    <w:bookmarkEnd w:id="66"/>
-    <w:bookmarkStart w:id="67" w:name="encrypting-with-openssl-evp"/>
+    <w:bookmarkEnd w:id="56"/>
+    <w:bookmarkStart w:id="57" w:name="encrypting-with-openssl-evp"/>
     <w:p>
       <w:pPr>
         <w:pStyle w:val="Heading3"/>
@@ -14039,7 +13253,7 @@
         <w:pStyle w:val="Compact"/>
         <w:numPr>
           <w:ilvl w:val="0"/>
-          <w:numId w:val="1028"/>
+          <w:numId w:val="1015"/>
         </w:numPr>
       </w:pPr>
       <w:r>
@@ -14067,7 +13281,7 @@
         <w:pStyle w:val="Compact"/>
         <w:numPr>
           <w:ilvl w:val="0"/>
-          <w:numId w:val="1028"/>
+          <w:numId w:val="1015"/>
         </w:numPr>
       </w:pPr>
       <w:r>
@@ -14085,7 +13299,7 @@
         <w:pStyle w:val="Compact"/>
         <w:numPr>
           <w:ilvl w:val="0"/>
-          <w:numId w:val="1028"/>
+          <w:numId w:val="1015"/>
         </w:numPr>
       </w:pPr>
       <w:r>
@@ -14097,7 +13311,7 @@
         <w:pStyle w:val="Compact"/>
         <w:numPr>
           <w:ilvl w:val="0"/>
-          <w:numId w:val="1028"/>
+          <w:numId w:val="1015"/>
         </w:numPr>
       </w:pPr>
       <w:r>
@@ -14121,7 +13335,7 @@
         <w:pStyle w:val="Compact"/>
         <w:numPr>
           <w:ilvl w:val="0"/>
-          <w:numId w:val="1028"/>
+          <w:numId w:val="1015"/>
         </w:numPr>
       </w:pPr>
       <w:r>
@@ -14133,7 +13347,7 @@
         <w:pStyle w:val="Compact"/>
         <w:numPr>
           <w:ilvl w:val="0"/>
-          <w:numId w:val="1028"/>
+          <w:numId w:val="1015"/>
         </w:numPr>
       </w:pPr>
       <w:r>
@@ -14172,7 +13386,7 @@
         <w:pStyle w:val="Compact"/>
         <w:numPr>
           <w:ilvl w:val="0"/>
-          <w:numId w:val="1028"/>
+          <w:numId w:val="1015"/>
         </w:numPr>
       </w:pPr>
       <w:r>
@@ -14211,8 +13425,8 @@
         <w:t xml:space="preserve">pattern is the most readable way to avoid resource leaks.</w:t>
       </w:r>
     </w:p>
-    <w:bookmarkEnd w:id="67"/>
-    <w:bookmarkStart w:id="68" w:name="Xfbe908ebfbd1fc89b8635eb6c84939761593a60"/>
+    <w:bookmarkEnd w:id="57"/>
+    <w:bookmarkStart w:id="58" w:name="Xfbe908ebfbd1fc89b8635eb6c84939761593a60"/>
     <w:p>
       <w:pPr>
         <w:pStyle w:val="Heading3"/>
@@ -16461,8 +15675,8 @@
         <w:t xml:space="preserve">discarded and wiped.</w:t>
       </w:r>
     </w:p>
-    <w:bookmarkEnd w:id="68"/>
-    <w:bookmarkStart w:id="69" w:name="the-same-job-with-windows-cng"/>
+    <w:bookmarkEnd w:id="58"/>
+    <w:bookmarkStart w:id="59" w:name="the-same-job-with-windows-cng"/>
     <w:p>
       <w:pPr>
         <w:pStyle w:val="Heading3"/>
@@ -18622,8 +17836,8 @@
         <w:t xml:space="preserve">it reports a tag mismatch with its own separate status code.</w:t>
       </w:r>
     </w:p>
-    <w:bookmarkEnd w:id="69"/>
-    <w:bookmarkStart w:id="70" w:name="constant-time-comparison"/>
+    <w:bookmarkEnd w:id="59"/>
+    <w:bookmarkStart w:id="60" w:name="constant-time-comparison"/>
     <w:p>
       <w:pPr>
         <w:pStyle w:val="Heading3"/>
@@ -19212,8 +18426,8 @@
         <w:t xml:space="preserve">.</w:t>
       </w:r>
     </w:p>
-    <w:bookmarkEnd w:id="70"/>
-    <w:bookmarkStart w:id="71" w:name="checklist-for-using-a-crypto-library"/>
+    <w:bookmarkEnd w:id="60"/>
+    <w:bookmarkStart w:id="61" w:name="checklist-for-using-a-crypto-library"/>
     <w:p>
       <w:pPr>
         <w:pStyle w:val="Heading3"/>
@@ -19227,7 +18441,7 @@
         <w:pStyle w:val="Compact"/>
         <w:numPr>
           <w:ilvl w:val="0"/>
-          <w:numId w:val="1029"/>
+          <w:numId w:val="1016"/>
         </w:numPr>
       </w:pPr>
       <w:r>
@@ -19255,7 +18469,7 @@
         <w:pStyle w:val="Compact"/>
         <w:numPr>
           <w:ilvl w:val="0"/>
-          <w:numId w:val="1030"/>
+          <w:numId w:val="1017"/>
         </w:numPr>
       </w:pPr>
       <w:r>
@@ -19283,7 +18497,7 @@
         <w:pStyle w:val="Compact"/>
         <w:numPr>
           <w:ilvl w:val="0"/>
-          <w:numId w:val="1031"/>
+          <w:numId w:val="1018"/>
         </w:numPr>
       </w:pPr>
       <w:r>
@@ -19311,7 +18525,7 @@
         <w:pStyle w:val="Compact"/>
         <w:numPr>
           <w:ilvl w:val="0"/>
-          <w:numId w:val="1032"/>
+          <w:numId w:val="1019"/>
         </w:numPr>
       </w:pPr>
       <w:r>
@@ -19336,7 +18550,7 @@
         <w:pStyle w:val="Compact"/>
         <w:numPr>
           <w:ilvl w:val="0"/>
-          <w:numId w:val="1033"/>
+          <w:numId w:val="1020"/>
         </w:numPr>
       </w:pPr>
       <w:r>
@@ -19348,7 +18562,7 @@
         <w:pStyle w:val="Compact"/>
         <w:numPr>
           <w:ilvl w:val="0"/>
-          <w:numId w:val="1034"/>
+          <w:numId w:val="1021"/>
         </w:numPr>
       </w:pPr>
       <w:r>
@@ -19406,7 +18620,7 @@
         <w:pStyle w:val="Compact"/>
         <w:numPr>
           <w:ilvl w:val="0"/>
-          <w:numId w:val="1035"/>
+          <w:numId w:val="1022"/>
         </w:numPr>
       </w:pPr>
       <w:r>
@@ -19559,9 +18773,9 @@
         </w:pict>
       </w:r>
     </w:p>
-    <w:bookmarkEnd w:id="71"/>
-    <w:bookmarkEnd w:id="72"/>
-    <w:bookmarkStart w:id="80" w:name="ivnonce-and-salt-reusing-the-same-key"/>
+    <w:bookmarkEnd w:id="61"/>
+    <w:bookmarkEnd w:id="62"/>
+    <w:bookmarkStart w:id="70" w:name="ivnonce-and-salt-reusing-the-same-key"/>
     <w:p>
       <w:pPr>
         <w:pStyle w:val="Heading2"/>
@@ -19617,20 +18831,20 @@
       <w:r>
         <w:drawing>
           <wp:inline>
-            <wp:extent cx="5759999" cy="2654976"/>
+            <wp:extent cx="5759999" cy="2511661"/>
             <wp:effectExtent b="0" l="0" r="0" t="0"/>
-            <wp:docPr descr="The difference between salt, IV, and nonce" title="" id="74" name="Picture"/>
+            <wp:docPr descr="The difference between salt, IV, and nonce" title="" id="64" name="Picture"/>
             <a:graphic>
               <a:graphicData uri="http://schemas.openxmlformats.org/drawingml/2006/picture">
                 <pic:pic>
                   <pic:nvPicPr>
-                    <pic:cNvPr descr="h03-14-tuz-iv-nonce.png" id="75" name="Picture"/>
+                    <pic:cNvPr descr="h03-14-tuz-iv-nonce.png" id="65" name="Picture"/>
                     <pic:cNvPicPr>
                       <a:picLocks noChangeArrowheads="1" noChangeAspect="1"/>
                     </pic:cNvPicPr>
                   </pic:nvPicPr>
                   <pic:blipFill>
-                    <a:blip r:embed="rId73"/>
+                    <a:blip r:embed="rId63"/>
                     <a:stretch>
                       <a:fillRect/>
                     </a:stretch>
@@ -19638,7 +18852,7 @@
                   <pic:spPr bwMode="auto">
                     <a:xfrm>
                       <a:off x="0" y="0"/>
-                      <a:ext cx="5759999" cy="2654976"/>
+                      <a:ext cx="5759999" cy="2511661"/>
                     </a:xfrm>
                     <a:prstGeom prst="rect">
                       <a:avLst/>
@@ -19909,7 +19123,7 @@
         </w:tc>
       </w:tr>
     </w:tbl>
-    <w:bookmarkStart w:id="76" w:name="why-is-nonce-reuse-a-disaster"/>
+    <w:bookmarkStart w:id="66" w:name="why-is-nonce-reuse-a-disaster"/>
     <w:p>
       <w:pPr>
         <w:pStyle w:val="Heading3"/>
@@ -20030,8 +19244,8 @@
         <w:t xml:space="preserve">message, they fully decrypt the other.</w:t>
       </w:r>
     </w:p>
-    <w:bookmarkEnd w:id="76"/>
-    <w:bookmarkStart w:id="77" w:name="X17e413dd973d723ce290057d04d50211eddf6c1"/>
+    <w:bookmarkEnd w:id="66"/>
+    <w:bookmarkStart w:id="67" w:name="X17e413dd973d723ce290057d04d50211eddf6c1"/>
     <w:p>
       <w:pPr>
         <w:pStyle w:val="Heading3"/>
@@ -20569,7 +19783,7 @@
         <w:pStyle w:val="Compact"/>
         <w:numPr>
           <w:ilvl w:val="0"/>
-          <w:numId w:val="1036"/>
+          <w:numId w:val="1023"/>
         </w:numPr>
       </w:pPr>
       <w:r>
@@ -20581,7 +19795,7 @@
         <w:pStyle w:val="Compact"/>
         <w:numPr>
           <w:ilvl w:val="0"/>
-          <w:numId w:val="1037"/>
+          <w:numId w:val="1024"/>
         </w:numPr>
       </w:pPr>
       <w:r>
@@ -20593,7 +19807,7 @@
         <w:pStyle w:val="Compact"/>
         <w:numPr>
           <w:ilvl w:val="0"/>
-          <w:numId w:val="1038"/>
+          <w:numId w:val="1025"/>
         </w:numPr>
       </w:pPr>
       <w:r>
@@ -20615,8 +19829,8 @@
         <w:t xml:space="preserve">pair can’t be used for two messages?</w:t>
       </w:r>
     </w:p>
-    <w:bookmarkEnd w:id="77"/>
-    <w:bookmarkStart w:id="78" w:name="ecb-leaks-patterns"/>
+    <w:bookmarkEnd w:id="67"/>
+    <w:bookmarkStart w:id="68" w:name="ecb-leaks-patterns"/>
     <w:p>
       <w:pPr>
         <w:pStyle w:val="Heading3"/>
@@ -20684,8 +19898,8 @@
         <w:t xml:space="preserve">the ciphertext too.</w:t>
       </w:r>
     </w:p>
-    <w:bookmarkEnd w:id="78"/>
-    <w:bookmarkStart w:id="79" w:name="demo-3-the-ecb-penguin-pattern-leakage"/>
+    <w:bookmarkEnd w:id="68"/>
+    <w:bookmarkStart w:id="69" w:name="demo-3-the-ecb-penguin-pattern-leakage"/>
     <w:p>
       <w:pPr>
         <w:pStyle w:val="Heading3"/>
@@ -21163,7 +20377,7 @@
         <w:pStyle w:val="Compact"/>
         <w:numPr>
           <w:ilvl w:val="0"/>
-          <w:numId w:val="1039"/>
+          <w:numId w:val="1026"/>
         </w:numPr>
       </w:pPr>
       <w:r>
@@ -21190,7 +20404,7 @@
         <w:pStyle w:val="Compact"/>
         <w:numPr>
           <w:ilvl w:val="0"/>
-          <w:numId w:val="1040"/>
+          <w:numId w:val="1027"/>
         </w:numPr>
       </w:pPr>
       <w:r>
@@ -21202,7 +20416,7 @@
         <w:pStyle w:val="Compact"/>
         <w:numPr>
           <w:ilvl w:val="0"/>
-          <w:numId w:val="1041"/>
+          <w:numId w:val="1028"/>
         </w:numPr>
       </w:pPr>
       <w:r>
@@ -21216,9 +20430,9 @@
         </w:pict>
       </w:r>
     </w:p>
-    <w:bookmarkEnd w:id="79"/>
-    <w:bookmarkEnd w:id="80"/>
-    <w:bookmarkStart w:id="85" w:name="key-derivation-from-a-password"/>
+    <w:bookmarkEnd w:id="69"/>
+    <w:bookmarkEnd w:id="70"/>
+    <w:bookmarkStart w:id="75" w:name="key-derivation-from-a-password"/>
     <w:p>
       <w:pPr>
         <w:pStyle w:val="Heading2"/>
@@ -21248,20 +20462,20 @@
       <w:r>
         <w:drawing>
           <wp:inline>
-            <wp:extent cx="5759999" cy="2283460"/>
+            <wp:extent cx="5759999" cy="1756483"/>
             <wp:effectExtent b="0" l="0" r="0" t="0"/>
-            <wp:docPr descr="Key derivation from a password: salt and cost" title="" id="82" name="Picture"/>
+            <wp:docPr descr="Key derivation from a password: salt and cost" title="" id="72" name="Picture"/>
             <a:graphic>
               <a:graphicData uri="http://schemas.openxmlformats.org/drawingml/2006/picture">
                 <pic:pic>
                   <pic:nvPicPr>
-                    <pic:cNvPr descr="h03-15-kdf-iki-ek.png" id="83" name="Picture"/>
+                    <pic:cNvPr descr="h03-15-kdf-iki-ek.png" id="73" name="Picture"/>
                     <pic:cNvPicPr>
                       <a:picLocks noChangeArrowheads="1" noChangeAspect="1"/>
                     </pic:cNvPicPr>
                   </pic:nvPicPr>
                   <pic:blipFill>
-                    <a:blip r:embed="rId81"/>
+                    <a:blip r:embed="rId71"/>
                     <a:stretch>
                       <a:fillRect/>
                     </a:stretch>
@@ -21269,7 +20483,7 @@
                   <pic:spPr bwMode="auto">
                     <a:xfrm>
                       <a:off x="0" y="0"/>
-                      <a:ext cx="5759999" cy="2283460"/>
+                      <a:ext cx="5759999" cy="1756483"/>
                     </a:xfrm>
                     <a:prstGeom prst="rect">
                       <a:avLst/>
@@ -21293,7 +20507,7 @@
         <w:pStyle w:val="Compact"/>
         <w:numPr>
           <w:ilvl w:val="0"/>
-          <w:numId w:val="1042"/>
+          <w:numId w:val="1029"/>
         </w:numPr>
       </w:pPr>
       <w:r>
@@ -21343,7 +20557,7 @@
         <w:pStyle w:val="Compact"/>
         <w:numPr>
           <w:ilvl w:val="0"/>
-          <w:numId w:val="1042"/>
+          <w:numId w:val="1029"/>
         </w:numPr>
       </w:pPr>
       <w:r>
@@ -21680,7 +20894,7 @@
         <w:t xml:space="preserve">is preferred where possible.</w:t>
       </w:r>
     </w:p>
-    <w:bookmarkStart w:id="84" w:name="X5fb9df7bb5cb91fc459180548da6b3dc1f125a4"/>
+    <w:bookmarkStart w:id="74" w:name="X5fb9df7bb5cb91fc459180548da6b3dc1f125a4"/>
     <w:p>
       <w:pPr>
         <w:pStyle w:val="Heading3"/>
@@ -21904,7 +21118,7 @@
         <w:pStyle w:val="Compact"/>
         <w:numPr>
           <w:ilvl w:val="0"/>
-          <w:numId w:val="1043"/>
+          <w:numId w:val="1030"/>
         </w:numPr>
       </w:pPr>
       <w:r>
@@ -21970,7 +21184,7 @@
         <w:pStyle w:val="Compact"/>
         <w:numPr>
           <w:ilvl w:val="0"/>
-          <w:numId w:val="1043"/>
+          <w:numId w:val="1030"/>
         </w:numPr>
       </w:pPr>
       <w:r>
@@ -22016,7 +21230,7 @@
         <w:pStyle w:val="Compact"/>
         <w:numPr>
           <w:ilvl w:val="0"/>
-          <w:numId w:val="1043"/>
+          <w:numId w:val="1030"/>
         </w:numPr>
       </w:pPr>
       <w:r>
@@ -22272,9 +21486,9 @@
         </w:pict>
       </w:r>
     </w:p>
-    <w:bookmarkEnd w:id="84"/>
-    <w:bookmarkEnd w:id="85"/>
-    <w:bookmarkStart w:id="94" w:name="X001e4fc7520d401f8d70e66156c7e6cfdfce825"/>
+    <w:bookmarkEnd w:id="74"/>
+    <w:bookmarkEnd w:id="75"/>
+    <w:bookmarkStart w:id="84" w:name="X001e4fc7520d401f8d70e66156c7e6cfdfce825"/>
     <w:p>
       <w:pPr>
         <w:pStyle w:val="Heading2"/>
@@ -22343,7 +21557,7 @@
         <w:pStyle w:val="Compact"/>
         <w:numPr>
           <w:ilvl w:val="0"/>
-          <w:numId w:val="1044"/>
+          <w:numId w:val="1031"/>
         </w:numPr>
       </w:pPr>
       <w:r>
@@ -22365,7 +21579,7 @@
         <w:pStyle w:val="Compact"/>
         <w:numPr>
           <w:ilvl w:val="0"/>
-          <w:numId w:val="1044"/>
+          <w:numId w:val="1031"/>
         </w:numPr>
       </w:pPr>
       <w:r>
@@ -22416,20 +21630,20 @@
       <w:r>
         <w:drawing>
           <wp:inline>
-            <wp:extent cx="5759999" cy="2377094"/>
+            <wp:extent cx="5759999" cy="2278328"/>
             <wp:effectExtent b="0" l="0" r="0" t="0"/>
-            <wp:docPr descr="Purpose-specific keys derived from a master secret with HKDF Extract and Expand" title="" id="87" name="Picture"/>
+            <wp:docPr descr="Purpose-specific keys derived from a master secret with HKDF Extract and Expand" title="" id="77" name="Picture"/>
             <a:graphic>
               <a:graphicData uri="http://schemas.openxmlformats.org/drawingml/2006/picture">
                 <pic:pic>
                   <pic:nvPicPr>
-                    <pic:cNvPr descr="h03-03-hkdf.png" id="88" name="Picture"/>
+                    <pic:cNvPr descr="h03-03-hkdf.png" id="78" name="Picture"/>
                     <pic:cNvPicPr>
                       <a:picLocks noChangeArrowheads="1" noChangeAspect="1"/>
                     </pic:cNvPicPr>
                   </pic:nvPicPr>
                   <pic:blipFill>
-                    <a:blip r:embed="rId86"/>
+                    <a:blip r:embed="rId76"/>
                     <a:stretch>
                       <a:fillRect/>
                     </a:stretch>
@@ -22437,7 +21651,7 @@
                   <pic:spPr bwMode="auto">
                     <a:xfrm>
                       <a:off x="0" y="0"/>
-                      <a:ext cx="5759999" cy="2377094"/>
+                      <a:ext cx="5759999" cy="2278328"/>
                     </a:xfrm>
                     <a:prstGeom prst="rect">
                       <a:avLst/>
@@ -22555,7 +21769,7 @@
         <w:t xml:space="preserve">(an info/label).</w:t>
       </w:r>
     </w:p>
-    <w:bookmarkStart w:id="92" w:name="forward-secrecy-1"/>
+    <w:bookmarkStart w:id="82" w:name="forward-secrecy"/>
     <w:p>
       <w:pPr>
         <w:pStyle w:val="Heading3"/>
@@ -22721,20 +21935,20 @@
       <w:r>
         <w:drawing>
           <wp:inline>
-            <wp:extent cx="5759999" cy="2574688"/>
+            <wp:extent cx="5759999" cy="2337249"/>
             <wp:effectExtent b="0" l="0" r="0" t="0"/>
-            <wp:docPr descr="Forward secrecy: a one-way key chain" title="" id="90" name="Picture"/>
+            <wp:docPr descr="Forward secrecy: a one-way key chain" title="" id="80" name="Picture"/>
             <a:graphic>
               <a:graphicData uri="http://schemas.openxmlformats.org/drawingml/2006/picture">
                 <pic:pic>
                   <pic:nvPicPr>
-                    <pic:cNvPr descr="h03-11-ileri-gizlilik.png" id="91" name="Picture"/>
+                    <pic:cNvPr descr="h03-11-ileri-gizlilik.png" id="81" name="Picture"/>
                     <pic:cNvPicPr>
                       <a:picLocks noChangeArrowheads="1" noChangeAspect="1"/>
                     </pic:cNvPicPr>
                   </pic:nvPicPr>
                   <pic:blipFill>
-                    <a:blip r:embed="rId89"/>
+                    <a:blip r:embed="rId79"/>
                     <a:stretch>
                       <a:fillRect/>
                     </a:stretch>
@@ -22742,7 +21956,7 @@
                   <pic:spPr bwMode="auto">
                     <a:xfrm>
                       <a:off x="0" y="0"/>
-                      <a:ext cx="5759999" cy="2574688"/>
+                      <a:ext cx="5759999" cy="2337249"/>
                     </a:xfrm>
                     <a:prstGeom prst="rect">
                       <a:avLst/>
@@ -22761,8 +21975,8 @@
         </w:drawing>
       </w:r>
     </w:p>
-    <w:bookmarkEnd w:id="92"/>
-    <w:bookmarkStart w:id="93" w:name="Xefd34e050bdb70a1917b9a84362f7e6d62e7efe"/>
+    <w:bookmarkEnd w:id="82"/>
+    <w:bookmarkStart w:id="83" w:name="Xefd34e050bdb70a1917b9a84362f7e6d62e7efe"/>
     <w:p>
       <w:pPr>
         <w:pStyle w:val="Heading3"/>
@@ -23094,7 +22308,21 @@
         <w:t xml:space="preserve"> </w:t>
       </w:r>
       <w:r>
-        <w:t xml:space="preserve">derived from which, how long each lives) in detail in Week 10; this week’s principle is:</w:t>
+        <w:t xml:space="preserve">derived from which, how long each lives) in detail in</w:t>
+      </w:r>
+      <w:r>
+        <w:t xml:space="preserve"> </w:t>
+      </w:r>
+      <w:hyperlink r:id="rId36">
+        <w:r>
+          <w:rPr>
+            <w:rStyle w:val="Hyperlink"/>
+          </w:rPr>
+          <w:t xml:space="preserve">Week 10</w:t>
+        </w:r>
+      </w:hyperlink>
+      <w:r>
+        <w:t xml:space="preserve">; this week’s principle is:</w:t>
       </w:r>
       <w:r>
         <w:t xml:space="preserve"> </w:t>
@@ -23183,7 +22411,7 @@
         <w:pStyle w:val="Compact"/>
         <w:numPr>
           <w:ilvl w:val="0"/>
-          <w:numId w:val="1045"/>
+          <w:numId w:val="1032"/>
         </w:numPr>
       </w:pPr>
       <w:r>
@@ -23207,7 +22435,7 @@
         <w:pStyle w:val="Compact"/>
         <w:numPr>
           <w:ilvl w:val="0"/>
-          <w:numId w:val="1046"/>
+          <w:numId w:val="1033"/>
         </w:numPr>
       </w:pPr>
       <w:r>
@@ -23235,7 +22463,7 @@
         <w:pStyle w:val="Compact"/>
         <w:numPr>
           <w:ilvl w:val="0"/>
-          <w:numId w:val="1047"/>
+          <w:numId w:val="1034"/>
         </w:numPr>
       </w:pPr>
       <w:r>
@@ -23247,7 +22475,7 @@
         <w:pStyle w:val="Compact"/>
         <w:numPr>
           <w:ilvl w:val="0"/>
-          <w:numId w:val="1048"/>
+          <w:numId w:val="1035"/>
         </w:numPr>
       </w:pPr>
       <w:r>
@@ -23261,9 +22489,9 @@
         </w:pict>
       </w:r>
     </w:p>
-    <w:bookmarkEnd w:id="93"/>
-    <w:bookmarkEnd w:id="94"/>
-    <w:bookmarkStart w:id="114" w:name="X399b7344f62894bc8204dca8be051d754d0e04e"/>
+    <w:bookmarkEnd w:id="83"/>
+    <w:bookmarkEnd w:id="84"/>
+    <w:bookmarkStart w:id="108" w:name="X399b7344f62894bc8204dca8be051d754d0e04e"/>
     <w:p>
       <w:pPr>
         <w:pStyle w:val="Heading2"/>
@@ -23332,7 +22560,7 @@
         <w:t xml:space="preserve">field.</w:t>
       </w:r>
     </w:p>
-    <w:bookmarkStart w:id="98" w:name="the-life-of-a-key"/>
+    <w:bookmarkStart w:id="88" w:name="the-life-of-a-key"/>
     <w:p>
       <w:pPr>
         <w:pStyle w:val="Heading3"/>
@@ -23356,20 +22584,20 @@
       <w:r>
         <w:drawing>
           <wp:inline>
-            <wp:extent cx="5759999" cy="2561342"/>
+            <wp:extent cx="5759999" cy="2650909"/>
             <wp:effectExtent b="0" l="0" r="0" t="0"/>
-            <wp:docPr descr="A key’s lifecycle: generation, distribution, active, inactive, destruction" title="" id="96" name="Picture"/>
+            <wp:docPr descr="A key’s lifecycle: generation, distribution, active, inactive, destruction" title="" id="86" name="Picture"/>
             <a:graphic>
               <a:graphicData uri="http://schemas.openxmlformats.org/drawingml/2006/picture">
                 <pic:pic>
                   <pic:nvPicPr>
-                    <pic:cNvPr descr="h03-04-anahtar-yasam-dongusu.png" id="97" name="Picture"/>
+                    <pic:cNvPr descr="h03-04-anahtar-yasam-dongusu.png" id="87" name="Picture"/>
                     <pic:cNvPicPr>
                       <a:picLocks noChangeArrowheads="1" noChangeAspect="1"/>
                     </pic:cNvPicPr>
                   </pic:nvPicPr>
                   <pic:blipFill>
-                    <a:blip r:embed="rId95"/>
+                    <a:blip r:embed="rId85"/>
                     <a:stretch>
                       <a:fillRect/>
                     </a:stretch>
@@ -23377,7 +22605,7 @@
                   <pic:spPr bwMode="auto">
                     <a:xfrm>
                       <a:off x="0" y="0"/>
-                      <a:ext cx="5759999" cy="2561342"/>
+                      <a:ext cx="5759999" cy="2650909"/>
                     </a:xfrm>
                     <a:prstGeom prst="rect">
                       <a:avLst/>
@@ -23800,8 +23028,8 @@
         <w:t xml:space="preserve">the key is. A key sitting on a client device should have a much shorter lifetime than one sitting in an HSM.</w:t>
       </w:r>
     </w:p>
-    <w:bookmarkEnd w:id="98"/>
-    <w:bookmarkStart w:id="102" w:name="Xcddbdb7864618f4c9214522636555d9a15faded"/>
+    <w:bookmarkEnd w:id="88"/>
+    <w:bookmarkStart w:id="92" w:name="Xcddbdb7864618f4c9214522636555d9a15faded"/>
     <w:p>
       <w:pPr>
         <w:pStyle w:val="Heading3"/>
@@ -23850,20 +23078,20 @@
       <w:r>
         <w:drawing>
           <wp:inline>
-            <wp:extent cx="5759999" cy="2654976"/>
+            <wp:extent cx="5759999" cy="4426914"/>
             <wp:effectExtent b="0" l="0" r="0" t="0"/>
-            <wp:docPr descr="Hierarchy from a root key to KEKs, DEKs, and session keys" title="" id="100" name="Picture"/>
+            <wp:docPr descr="Hierarchy from a root key to KEKs, DEKs, and session keys" title="" id="90" name="Picture"/>
             <a:graphic>
               <a:graphicData uri="http://schemas.openxmlformats.org/drawingml/2006/picture">
                 <pic:pic>
                   <pic:nvPicPr>
-                    <pic:cNvPr descr="h03-05-anahtar-hiyerarsisi.png" id="101" name="Picture"/>
+                    <pic:cNvPr descr="h03-05-anahtar-hiyerarsisi.png" id="91" name="Picture"/>
                     <pic:cNvPicPr>
                       <a:picLocks noChangeArrowheads="1" noChangeAspect="1"/>
                     </pic:cNvPicPr>
                   </pic:nvPicPr>
                   <pic:blipFill>
-                    <a:blip r:embed="rId99"/>
+                    <a:blip r:embed="rId89"/>
                     <a:stretch>
                       <a:fillRect/>
                     </a:stretch>
@@ -23871,7 +23099,7 @@
                   <pic:spPr bwMode="auto">
                     <a:xfrm>
                       <a:off x="0" y="0"/>
-                      <a:ext cx="5759999" cy="2654976"/>
+                      <a:ext cx="5759999" cy="4426914"/>
                     </a:xfrm>
                     <a:prstGeom prst="rect">
                       <a:avLst/>
@@ -23903,7 +23131,7 @@
         <w:pStyle w:val="Compact"/>
         <w:numPr>
           <w:ilvl w:val="0"/>
-          <w:numId w:val="1049"/>
+          <w:numId w:val="1036"/>
         </w:numPr>
       </w:pPr>
       <w:r>
@@ -23946,7 +23174,7 @@
         <w:pStyle w:val="Compact"/>
         <w:numPr>
           <w:ilvl w:val="0"/>
-          <w:numId w:val="1049"/>
+          <w:numId w:val="1036"/>
         </w:numPr>
       </w:pPr>
       <w:r>
@@ -24126,8 +23354,8 @@
         <w:t xml:space="preserve">and these are easily revoked server-side.</w:t>
       </w:r>
     </w:p>
-    <w:bookmarkEnd w:id="102"/>
-    <w:bookmarkStart w:id="106" w:name="envelope-encryption"/>
+    <w:bookmarkEnd w:id="92"/>
+    <w:bookmarkStart w:id="96" w:name="envelope-encryption"/>
     <w:p>
       <w:pPr>
         <w:pStyle w:val="Heading3"/>
@@ -24179,20 +23407,20 @@
       <w:r>
         <w:drawing>
           <wp:inline>
-            <wp:extent cx="5759999" cy="2377094"/>
+            <wp:extent cx="5759999" cy="3551364"/>
             <wp:effectExtent b="0" l="0" r="0" t="0"/>
-            <wp:docPr descr="Envelope encryption: the DEK encrypts the data, the KEK encrypts the DEK" title="" id="104" name="Picture"/>
+            <wp:docPr descr="Envelope encryption: the DEK encrypts the data, the KEK encrypts the DEK" title="" id="94" name="Picture"/>
             <a:graphic>
               <a:graphicData uri="http://schemas.openxmlformats.org/drawingml/2006/picture">
                 <pic:pic>
                   <pic:nvPicPr>
-                    <pic:cNvPr descr="h03-09-zarflama.png" id="105" name="Picture"/>
+                    <pic:cNvPr descr="h03-09-zarflama.png" id="95" name="Picture"/>
                     <pic:cNvPicPr>
                       <a:picLocks noChangeArrowheads="1" noChangeAspect="1"/>
                     </pic:cNvPicPr>
                   </pic:nvPicPr>
                   <pic:blipFill>
-                    <a:blip r:embed="rId103"/>
+                    <a:blip r:embed="rId93"/>
                     <a:stretch>
                       <a:fillRect/>
                     </a:stretch>
@@ -24200,7 +23428,7 @@
                   <pic:spPr bwMode="auto">
                     <a:xfrm>
                       <a:off x="0" y="0"/>
-                      <a:ext cx="5759999" cy="2377094"/>
+                      <a:ext cx="5759999" cy="3551364"/>
                     </a:xfrm>
                     <a:prstGeom prst="rect">
                       <a:avLst/>
@@ -24224,7 +23452,7 @@
         <w:pStyle w:val="Compact"/>
         <w:numPr>
           <w:ilvl w:val="0"/>
-          <w:numId w:val="1050"/>
+          <w:numId w:val="1037"/>
         </w:numPr>
       </w:pPr>
       <w:r>
@@ -24252,7 +23480,7 @@
         <w:pStyle w:val="Compact"/>
         <w:numPr>
           <w:ilvl w:val="0"/>
-          <w:numId w:val="1050"/>
+          <w:numId w:val="1037"/>
         </w:numPr>
       </w:pPr>
       <w:r>
@@ -24286,7 +23514,7 @@
         <w:pStyle w:val="Compact"/>
         <w:numPr>
           <w:ilvl w:val="0"/>
-          <w:numId w:val="1050"/>
+          <w:numId w:val="1037"/>
         </w:numPr>
       </w:pPr>
       <w:r>
@@ -24304,7 +23532,7 @@
         <w:pStyle w:val="Compact"/>
         <w:numPr>
           <w:ilvl w:val="0"/>
-          <w:numId w:val="1050"/>
+          <w:numId w:val="1037"/>
         </w:numPr>
       </w:pPr>
       <w:r>
@@ -24319,8 +23547,8 @@
         <w:t xml:space="preserve">Cloud providers’ key management services (KMS) and disk-encryption systems use this method.</w:t>
       </w:r>
     </w:p>
-    <w:bookmarkEnd w:id="106"/>
-    <w:bookmarkStart w:id="110" w:name="X9ebbb5d8a7bf1da60b136a2153d52c840f64733"/>
+    <w:bookmarkEnd w:id="96"/>
+    <w:bookmarkStart w:id="100" w:name="X9ebbb5d8a7bf1da60b136a2153d52c840f64733"/>
     <w:p>
       <w:pPr>
         <w:pStyle w:val="Heading3"/>
@@ -24382,20 +23610,20 @@
       <w:r>
         <w:drawing>
           <wp:inline>
-            <wp:extent cx="5759999" cy="2189826"/>
+            <wp:extent cx="5759999" cy="2464211"/>
             <wp:effectExtent b="0" l="0" r="0" t="0"/>
-            <wp:docPr descr="The encrypted record format and the scope of the AAD" title="" id="108" name="Picture"/>
+            <wp:docPr descr="The encrypted record format and the scope of the AAD" title="" id="98" name="Picture"/>
             <a:graphic>
               <a:graphicData uri="http://schemas.openxmlformats.org/drawingml/2006/picture">
                 <pic:pic>
                   <pic:nvPicPr>
-                    <pic:cNvPr descr="h03-10-kayit-bicimi.png" id="109" name="Picture"/>
+                    <pic:cNvPr descr="h03-10-kayit-bicimi.png" id="99" name="Picture"/>
                     <pic:cNvPicPr>
                       <a:picLocks noChangeArrowheads="1" noChangeAspect="1"/>
                     </pic:cNvPicPr>
                   </pic:nvPicPr>
                   <pic:blipFill>
-                    <a:blip r:embed="rId107"/>
+                    <a:blip r:embed="rId97"/>
                     <a:stretch>
                       <a:fillRect/>
                     </a:stretch>
@@ -24403,7 +23631,7 @@
                   <pic:spPr bwMode="auto">
                     <a:xfrm>
                       <a:off x="0" y="0"/>
-                      <a:ext cx="5759999" cy="2189826"/>
+                      <a:ext cx="5759999" cy="2464211"/>
                     </a:xfrm>
                     <a:prstGeom prst="rect">
                       <a:avLst/>
@@ -24442,8 +23670,8 @@
         <w:t xml:space="preserve">AAD, an attacker can’t change the version field to redirect the app toward an old, weak key.</w:t>
       </w:r>
     </w:p>
-    <w:bookmarkEnd w:id="110"/>
-    <w:bookmarkStart w:id="111" w:name="where-should-a-key-be-stored"/>
+    <w:bookmarkEnd w:id="100"/>
+    <w:bookmarkStart w:id="102" w:name="where-should-a-key-be-stored"/>
     <w:p>
       <w:pPr>
         <w:pStyle w:val="Heading3"/>
@@ -24571,7 +23799,21 @@
               <w:pStyle w:val="Compact"/>
             </w:pPr>
             <w:r>
-              <w:t xml:space="preserve">Never (unless unavoidable; if unavoidable, obfuscate + split — Week 4)</w:t>
+              <w:t xml:space="preserve">Never (unless unavoidable; if unavoidable, obfuscate + split —</w:t>
+            </w:r>
+            <w:r>
+              <w:t xml:space="preserve"> </w:t>
+            </w:r>
+            <w:hyperlink r:id="rId101">
+              <w:r>
+                <w:rPr>
+                  <w:rStyle w:val="Hyperlink"/>
+                </w:rPr>
+                <w:t xml:space="preserve">Week 4</w:t>
+              </w:r>
+            </w:hyperlink>
+            <w:r>
+              <w:t xml:space="preserve">)</w:t>
             </w:r>
           </w:p>
         </w:tc>
@@ -25293,8 +24535,8 @@
         <w:t xml:space="preserve">}</w:t>
       </w:r>
     </w:p>
-    <w:bookmarkEnd w:id="111"/>
-    <w:bookmarkStart w:id="112" w:name="X9d8d1b42b0435fe4cea4ba79be6913640b9896a"/>
+    <w:bookmarkEnd w:id="102"/>
+    <w:bookmarkStart w:id="105" w:name="X9d8d1b42b0435fe4cea4ba79be6913640b9896a"/>
     <w:p>
       <w:pPr>
         <w:pStyle w:val="Heading3"/>
@@ -25443,7 +24685,18 @@
               <w:pStyle w:val="Compact"/>
             </w:pPr>
             <w:r>
-              <w:t xml:space="preserve">Security shells, whitebox (Week 11)</w:t>
+              <w:t xml:space="preserve">Security shells, whitebox (</w:t>
+            </w:r>
+            <w:hyperlink r:id="rId103">
+              <w:r>
+                <w:rPr>
+                  <w:rStyle w:val="Hyperlink"/>
+                </w:rPr>
+                <w:t xml:space="preserve">Week 11</w:t>
+              </w:r>
+            </w:hyperlink>
+            <w:r>
+              <w:t xml:space="preserve">)</w:t>
             </w:r>
           </w:p>
         </w:tc>
@@ -25606,8 +24859,19 @@
             <w:pPr>
               <w:pStyle w:val="Compact"/>
             </w:pPr>
-            <w:r>
-              <w:t xml:space="preserve">Week 6 (hook detection)</w:t>
+            <w:hyperlink r:id="rId104">
+              <w:r>
+                <w:rPr>
+                  <w:rStyle w:val="Hyperlink"/>
+                </w:rPr>
+                <w:t xml:space="preserve">Week 6</w:t>
+              </w:r>
+            </w:hyperlink>
+            <w:r>
+              <w:t xml:space="preserve"> </w:t>
+            </w:r>
+            <w:r>
+              <w:t xml:space="preserve">(hook detection)</w:t>
             </w:r>
           </w:p>
         </w:tc>
@@ -25978,8 +25242,8 @@
         <w:t xml:space="preserve">— it narrows the attack surface.</w:t>
       </w:r>
     </w:p>
-    <w:bookmarkEnd w:id="112"/>
-    <w:bookmarkStart w:id="113" w:name="Xfc76aead52d331eb84859f50f3c2353c80e41da"/>
+    <w:bookmarkEnd w:id="105"/>
+    <w:bookmarkStart w:id="107" w:name="Xfc76aead52d331eb84859f50f3c2353c80e41da"/>
     <w:p>
       <w:pPr>
         <w:pStyle w:val="Heading3"/>
@@ -26023,7 +25287,7 @@
         <w:pStyle w:val="Compact"/>
         <w:numPr>
           <w:ilvl w:val="0"/>
-          <w:numId w:val="1051"/>
+          <w:numId w:val="1038"/>
         </w:numPr>
       </w:pPr>
       <w:r>
@@ -26076,7 +25340,7 @@
         <w:pStyle w:val="Compact"/>
         <w:numPr>
           <w:ilvl w:val="0"/>
-          <w:numId w:val="1051"/>
+          <w:numId w:val="1038"/>
         </w:numPr>
       </w:pPr>
       <w:r>
@@ -26088,7 +25352,7 @@
         <w:pStyle w:val="Compact"/>
         <w:numPr>
           <w:ilvl w:val="0"/>
-          <w:numId w:val="1051"/>
+          <w:numId w:val="1038"/>
         </w:numPr>
       </w:pPr>
       <w:r>
@@ -26122,7 +25386,7 @@
         <w:pStyle w:val="Compact"/>
         <w:numPr>
           <w:ilvl w:val="0"/>
-          <w:numId w:val="1051"/>
+          <w:numId w:val="1038"/>
         </w:numPr>
       </w:pPr>
       <w:r>
@@ -26163,7 +25427,7 @@
         <w:pStyle w:val="Compact"/>
         <w:numPr>
           <w:ilvl w:val="0"/>
-          <w:numId w:val="1051"/>
+          <w:numId w:val="1038"/>
         </w:numPr>
       </w:pPr>
       <w:r>
@@ -26481,7 +25745,24 @@
         <w:t xml:space="preserve"> </w:t>
       </w:r>
       <w:r>
-        <w:t xml:space="preserve">and why. In Week 12 we’ll examine a security guide with</w:t>
+        <w:t xml:space="preserve">and why. In</w:t>
+      </w:r>
+      <w:r>
+        <w:t xml:space="preserve"> </w:t>
+      </w:r>
+      <w:hyperlink r:id="rId106">
+        <w:r>
+          <w:rPr>
+            <w:rStyle w:val="Hyperlink"/>
+          </w:rPr>
+          <w:t xml:space="preserve">Week 12</w:t>
+        </w:r>
+      </w:hyperlink>
+      <w:r>
+        <w:t xml:space="preserve"> </w:t>
+      </w:r>
+      <w:r>
+        <w:t xml:space="preserve">we’ll examine a security guide with</w:t>
       </w:r>
       <w:r>
         <w:t xml:space="preserve"> </w:t>
@@ -26573,9 +25854,9 @@
         </w:pict>
       </w:r>
     </w:p>
-    <w:bookmarkEnd w:id="113"/>
-    <w:bookmarkEnd w:id="114"/>
-    <w:bookmarkStart w:id="123" w:name="X8d0772c83e66ff5852ff7382638385bfe936b6d"/>
+    <w:bookmarkEnd w:id="107"/>
+    <w:bookmarkEnd w:id="108"/>
+    <w:bookmarkStart w:id="117" w:name="X8d0772c83e66ff5852ff7382638385bfe936b6d"/>
     <w:p>
       <w:pPr>
         <w:pStyle w:val="Heading2"/>
@@ -26589,12 +25870,6 @@
         <w:pStyle w:val="FirstParagraph"/>
       </w:pPr>
       <w:r>
-        <w:t xml:space="preserve">The standard that protects data in transit is</w:t>
-      </w:r>
-      <w:r>
-        <w:t xml:space="preserve"> </w:t>
-      </w:r>
-      <w:r>
         <w:rPr>
           <w:b/>
           <w:bCs/>
@@ -26605,7 +25880,55 @@
         <w:t xml:space="preserve"> </w:t>
       </w:r>
       <w:r>
-        <w:t xml:space="preserve">(formerly SSL). Today</w:t>
+        <w:t xml:space="preserve">(Transport Layer Security) is the protocol that combines</w:t>
+      </w:r>
+      <w:r>
+        <w:t xml:space="preserve"> </w:t>
+      </w:r>
+      <w:r>
+        <w:rPr>
+          <w:b/>
+          <w:bCs/>
+        </w:rPr>
+        <w:t xml:space="preserve">key agreement</w:t>
+      </w:r>
+      <w:r>
+        <w:t xml:space="preserve">,</w:t>
+      </w:r>
+      <w:r>
+        <w:t xml:space="preserve"> </w:t>
+      </w:r>
+      <w:r>
+        <w:rPr>
+          <w:b/>
+          <w:bCs/>
+        </w:rPr>
+        <w:t xml:space="preserve">AEAD encryption</w:t>
+      </w:r>
+      <w:r>
+        <w:t xml:space="preserve">, and</w:t>
+      </w:r>
+      <w:r>
+        <w:t xml:space="preserve"> </w:t>
+      </w:r>
+      <w:r>
+        <w:rPr>
+          <w:b/>
+          <w:bCs/>
+        </w:rPr>
+        <w:t xml:space="preserve">certificate validation</w:t>
+      </w:r>
+      <w:r>
+        <w:t xml:space="preserve"> </w:t>
+      </w:r>
+      <w:r>
+        <w:t xml:space="preserve">to provide secure communication over the network — the layer under HTTPS (formerly</w:t>
+      </w:r>
+      <w:r>
+        <w:t xml:space="preserve"> </w:t>
+      </w:r>
+      <w:r>
+        <w:t xml:space="preserve">called SSL). It’s the standard that protects data in transit. Today</w:t>
       </w:r>
       <w:r>
         <w:t xml:space="preserve"> </w:t>
@@ -26621,16 +25944,16 @@
         <w:t xml:space="preserve"> </w:t>
       </w:r>
       <w:r>
-        <w:t xml:space="preserve">is used; SSLv2/SSLv3 and</w:t>
-      </w:r>
-      <w:r>
-        <w:t xml:space="preserve"> </w:t>
-      </w:r>
-      <w:r>
-        <w:t xml:space="preserve">TLS 1.0/1.1 are considered broken and have been retired (attacks like POODLE, BEAST).</w:t>
-      </w:r>
-    </w:p>
-    <w:bookmarkStart w:id="118" w:name="the-tls-1.3-handshake"/>
+        <w:t xml:space="preserve">is used; SSLv2/SSLv3 and TLS</w:t>
+      </w:r>
+      <w:r>
+        <w:t xml:space="preserve"> </w:t>
+      </w:r>
+      <w:r>
+        <w:t xml:space="preserve">1.0/1.1 are considered broken and have been retired (attacks like POODLE, BEAST).</w:t>
+      </w:r>
+    </w:p>
+    <w:bookmarkStart w:id="112" w:name="the-tls-1.3-handshake"/>
     <w:p>
       <w:pPr>
         <w:pStyle w:val="Heading3"/>
@@ -26646,20 +25969,20 @@
       <w:r>
         <w:drawing>
           <wp:inline>
-            <wp:extent cx="5759999" cy="3307393"/>
+            <wp:extent cx="5759999" cy="4666966"/>
             <wp:effectExtent b="0" l="0" r="0" t="0"/>
-            <wp:docPr descr="The steps of the TLS 1.3 handshake and certificate validation" title="" id="116" name="Picture"/>
+            <wp:docPr descr="The steps of the TLS 1.3 handshake and certificate validation" title="" id="110" name="Picture"/>
             <a:graphic>
               <a:graphicData uri="http://schemas.openxmlformats.org/drawingml/2006/picture">
                 <pic:pic>
                   <pic:nvPicPr>
-                    <pic:cNvPr descr="h03-06-tls13.png" id="117" name="Picture"/>
+                    <pic:cNvPr descr="h03-06-tls13.png" id="111" name="Picture"/>
                     <pic:cNvPicPr>
                       <a:picLocks noChangeArrowheads="1" noChangeAspect="1"/>
                     </pic:cNvPicPr>
                   </pic:nvPicPr>
                   <pic:blipFill>
-                    <a:blip r:embed="rId115"/>
+                    <a:blip r:embed="rId109"/>
                     <a:stretch>
                       <a:fillRect/>
                     </a:stretch>
@@ -26667,7 +25990,7 @@
                   <pic:spPr bwMode="auto">
                     <a:xfrm>
                       <a:off x="0" y="0"/>
-                      <a:ext cx="5759999" cy="3307393"/>
+                      <a:ext cx="5759999" cy="4666966"/>
                     </a:xfrm>
                     <a:prstGeom prst="rect">
                       <a:avLst/>
@@ -26745,8 +26068,8 @@
         <w:t xml:space="preserve">is on by default (RFC 8446).</w:t>
       </w:r>
     </w:p>
-    <w:bookmarkEnd w:id="118"/>
-    <w:bookmarkStart w:id="119" w:name="X90bbdc693827b0f899668307af37b17a62fb699"/>
+    <w:bookmarkEnd w:id="112"/>
+    <w:bookmarkStart w:id="113" w:name="X90bbdc693827b0f899668307af37b17a62fb699"/>
     <w:p>
       <w:pPr>
         <w:pStyle w:val="Heading3"/>
@@ -26869,7 +26192,18 @@
               <w:pStyle w:val="Compact"/>
             </w:pPr>
             <w:r>
-              <w:t xml:space="preserve">CA store, CRL/OCSP (Week 10)</w:t>
+              <w:t xml:space="preserve">CA store, CRL/OCSP (</w:t>
+            </w:r>
+            <w:hyperlink r:id="rId36">
+              <w:r>
+                <w:rPr>
+                  <w:rStyle w:val="Hyperlink"/>
+                </w:rPr>
+                <w:t xml:space="preserve">Week 10</w:t>
+              </w:r>
+            </w:hyperlink>
+            <w:r>
+              <w:t xml:space="preserve">)</w:t>
             </w:r>
           </w:p>
         </w:tc>
@@ -27262,8 +26596,8 @@
         <w:t xml:space="preserve">.</w:t>
       </w:r>
     </w:p>
-    <w:bookmarkEnd w:id="119"/>
-    <w:bookmarkStart w:id="120" w:name="pinning-and-tofu"/>
+    <w:bookmarkEnd w:id="113"/>
+    <w:bookmarkStart w:id="114" w:name="pinning-and-tofu"/>
     <w:p>
       <w:pPr>
         <w:pStyle w:val="Heading3"/>
@@ -27277,7 +26611,7 @@
         <w:pStyle w:val="Compact"/>
         <w:numPr>
           <w:ilvl w:val="0"/>
-          <w:numId w:val="1052"/>
+          <w:numId w:val="1039"/>
         </w:numPr>
       </w:pPr>
       <w:r>
@@ -27361,7 +26695,7 @@
         <w:pStyle w:val="Compact"/>
         <w:numPr>
           <w:ilvl w:val="0"/>
-          <w:numId w:val="1052"/>
+          <w:numId w:val="1039"/>
         </w:numPr>
       </w:pPr>
       <w:r>
@@ -27413,8 +26747,8 @@
         <w:t xml:space="preserve">not as strong as a PKI, but it makes interception harder after the first connection.</w:t>
       </w:r>
     </w:p>
-    <w:bookmarkEnd w:id="120"/>
-    <w:bookmarkStart w:id="121" w:name="what-changed-from-tls-1.2-to-1.3"/>
+    <w:bookmarkEnd w:id="114"/>
+    <w:bookmarkStart w:id="115" w:name="what-changed-from-tls-1.2-to-1.3"/>
     <w:p>
       <w:pPr>
         <w:pStyle w:val="Heading3"/>
@@ -27766,8 +27100,8 @@
         <w:t xml:space="preserve">used for operations that must not be repeated, like payments.</w:t>
       </w:r>
     </w:p>
-    <w:bookmarkEnd w:id="121"/>
-    <w:bookmarkStart w:id="122" w:name="Xd08671755b50c09c93c4ec3808b210fa72cb71d"/>
+    <w:bookmarkEnd w:id="115"/>
+    <w:bookmarkStart w:id="116" w:name="Xd08671755b50c09c93c4ec3808b210fa72cb71d"/>
     <w:p>
       <w:pPr>
         <w:pStyle w:val="Heading3"/>
@@ -29005,7 +28339,7 @@
         <w:pStyle w:val="Compact"/>
         <w:numPr>
           <w:ilvl w:val="0"/>
-          <w:numId w:val="1053"/>
+          <w:numId w:val="1040"/>
         </w:numPr>
       </w:pPr>
       <w:r>
@@ -29032,7 +28366,7 @@
         <w:pStyle w:val="Compact"/>
         <w:numPr>
           <w:ilvl w:val="0"/>
-          <w:numId w:val="1054"/>
+          <w:numId w:val="1041"/>
         </w:numPr>
       </w:pPr>
       <w:r>
@@ -29053,7 +28387,7 @@
         <w:pStyle w:val="Compact"/>
         <w:numPr>
           <w:ilvl w:val="0"/>
-          <w:numId w:val="1055"/>
+          <w:numId w:val="1042"/>
         </w:numPr>
       </w:pPr>
       <w:r>
@@ -29065,7 +28399,7 @@
         <w:pStyle w:val="Compact"/>
         <w:numPr>
           <w:ilvl w:val="0"/>
-          <w:numId w:val="1056"/>
+          <w:numId w:val="1043"/>
         </w:numPr>
       </w:pPr>
       <w:r>
@@ -29093,7 +28427,7 @@
         <w:pStyle w:val="Compact"/>
         <w:numPr>
           <w:ilvl w:val="0"/>
-          <w:numId w:val="1057"/>
+          <w:numId w:val="1044"/>
         </w:numPr>
       </w:pPr>
       <w:r>
@@ -29129,9 +28463,9 @@
         </w:pict>
       </w:r>
     </w:p>
-    <w:bookmarkEnd w:id="122"/>
-    <w:bookmarkEnd w:id="123"/>
-    <w:bookmarkStart w:id="134" w:name="X0c8474bade7097720898045592ea371381a6f0f"/>
+    <w:bookmarkEnd w:id="116"/>
+    <w:bookmarkEnd w:id="117"/>
+    <w:bookmarkStart w:id="128" w:name="X0c8474bade7097720898045592ea371381a6f0f"/>
     <w:p>
       <w:pPr>
         <w:pStyle w:val="Heading2"/>
@@ -29208,20 +28542,20 @@
       <w:r>
         <w:drawing>
           <wp:inline>
-            <wp:extent cx="5759999" cy="2766688"/>
+            <wp:extent cx="5759999" cy="2944847"/>
             <wp:effectExtent b="0" l="0" r="0" t="0"/>
-            <wp:docPr descr="The steps for wiring up a TLS client correctly" title="" id="125" name="Picture"/>
+            <wp:docPr descr="The steps for wiring up a TLS client correctly" title="" id="119" name="Picture"/>
             <a:graphic>
               <a:graphicData uri="http://schemas.openxmlformats.org/drawingml/2006/picture">
                 <pic:pic>
                   <pic:nvPicPr>
-                    <pic:cNvPr descr="h03-16-tls-istemci-adimlari.png" id="126" name="Picture"/>
+                    <pic:cNvPr descr="h03-16-tls-istemci-adimlari.png" id="120" name="Picture"/>
                     <pic:cNvPicPr>
                       <a:picLocks noChangeArrowheads="1" noChangeAspect="1"/>
                     </pic:cNvPicPr>
                   </pic:nvPicPr>
                   <pic:blipFill>
-                    <a:blip r:embed="rId124"/>
+                    <a:blip r:embed="rId118"/>
                     <a:stretch>
                       <a:fillRect/>
                     </a:stretch>
@@ -29229,7 +28563,7 @@
                   <pic:spPr bwMode="auto">
                     <a:xfrm>
                       <a:off x="0" y="0"/>
-                      <a:ext cx="5759999" cy="2766688"/>
+                      <a:ext cx="5759999" cy="2944847"/>
                     </a:xfrm>
                     <a:prstGeom prst="rect">
                       <a:avLst/>
@@ -29248,7 +28582,7 @@
         </w:drawing>
       </w:r>
     </w:p>
-    <w:bookmarkStart w:id="127" w:name="X980bafcc855da47abd15c3be4a3c23cffb8200a"/>
+    <w:bookmarkStart w:id="121" w:name="X980bafcc855da47abd15c3be4a3c23cffb8200a"/>
     <w:p>
       <w:pPr>
         <w:pStyle w:val="Heading3"/>
@@ -31231,8 +30565,8 @@
         <w:t xml:space="preserve">showed that a large number of real applications and libraries skipped exactly this step.</w:t>
       </w:r>
     </w:p>
-    <w:bookmarkEnd w:id="127"/>
-    <w:bookmarkStart w:id="128" w:name="adding-pinning-the-spki-digest"/>
+    <w:bookmarkEnd w:id="121"/>
+    <w:bookmarkStart w:id="122" w:name="adding-pinning-the-spki-digest"/>
     <w:p>
       <w:pPr>
         <w:pStyle w:val="Heading3"/>
@@ -32819,8 +32153,8 @@
         <w:t xml:space="preserve">base64</w:t>
       </w:r>
     </w:p>
-    <w:bookmarkEnd w:id="128"/>
-    <w:bookmarkStart w:id="129" w:name="keeping-pinning-sustainable-in-the-field"/>
+    <w:bookmarkEnd w:id="122"/>
+    <w:bookmarkStart w:id="123" w:name="keeping-pinning-sustainable-in-the-field"/>
     <w:p>
       <w:pPr>
         <w:pStyle w:val="Heading3"/>
@@ -33158,11 +32492,22 @@
         <w:t xml:space="preserve"> </w:t>
       </w:r>
       <w:r>
-        <w:t xml:space="preserve">(Week 1).</w:t>
-      </w:r>
-    </w:p>
-    <w:bookmarkEnd w:id="129"/>
-    <w:bookmarkStart w:id="130" w:name="tls-on-windows-winhttp-and-schannel"/>
+        <w:t xml:space="preserve">(</w:t>
+      </w:r>
+      <w:hyperlink r:id="rId20">
+        <w:r>
+          <w:rPr>
+            <w:rStyle w:val="Hyperlink"/>
+          </w:rPr>
+          <w:t xml:space="preserve">Week 1</w:t>
+        </w:r>
+      </w:hyperlink>
+      <w:r>
+        <w:t xml:space="preserve">).</w:t>
+      </w:r>
+    </w:p>
+    <w:bookmarkEnd w:id="123"/>
+    <w:bookmarkStart w:id="124" w:name="tls-on-windows-winhttp-and-schannel"/>
     <w:p>
       <w:pPr>
         <w:pStyle w:val="Heading3"/>
@@ -33453,8 +32798,8 @@
         <w:t xml:space="preserve">above.</w:t>
       </w:r>
     </w:p>
-    <w:bookmarkEnd w:id="130"/>
-    <w:bookmarkStart w:id="131" w:name="X04d58ce82784d8d55c4c87462d769d3dd03171f"/>
+    <w:bookmarkEnd w:id="124"/>
+    <w:bookmarkStart w:id="125" w:name="X04d58ce82784d8d55c4c87462d769d3dd03171f"/>
     <w:p>
       <w:pPr>
         <w:pStyle w:val="Heading3"/>
@@ -34204,7 +33549,7 @@
         <w:pStyle w:val="Compact"/>
         <w:numPr>
           <w:ilvl w:val="0"/>
-          <w:numId w:val="1058"/>
+          <w:numId w:val="1045"/>
         </w:numPr>
       </w:pPr>
       <w:r>
@@ -34235,7 +33580,7 @@
         <w:pStyle w:val="Compact"/>
         <w:numPr>
           <w:ilvl w:val="0"/>
-          <w:numId w:val="1058"/>
+          <w:numId w:val="1045"/>
         </w:numPr>
       </w:pPr>
       <w:r>
@@ -34266,7 +33611,7 @@
         <w:pStyle w:val="Compact"/>
         <w:numPr>
           <w:ilvl w:val="0"/>
-          <w:numId w:val="1058"/>
+          <w:numId w:val="1045"/>
         </w:numPr>
       </w:pPr>
       <w:r>
@@ -34588,8 +33933,8 @@
         <w:t xml:space="preserve">log lines: almost every fail-open bug lives there.</w:t>
       </w:r>
     </w:p>
-    <w:bookmarkEnd w:id="131"/>
-    <w:bookmarkStart w:id="132" w:name="X20eda60ae88067d3ab8c13e9c609986857d1ba1"/>
+    <w:bookmarkEnd w:id="125"/>
+    <w:bookmarkStart w:id="126" w:name="X20eda60ae88067d3ab8c13e9c609986857d1ba1"/>
     <w:p>
       <w:pPr>
         <w:pStyle w:val="Heading3"/>
@@ -35067,8 +34412,8 @@
         <w:t xml:space="preserve">of TLS (a security shell), and data is also encrypted at rest.</w:t>
       </w:r>
     </w:p>
-    <w:bookmarkEnd w:id="132"/>
-    <w:bookmarkStart w:id="133" w:name="testing-your-own-connection"/>
+    <w:bookmarkEnd w:id="126"/>
+    <w:bookmarkStart w:id="127" w:name="testing-your-own-connection"/>
     <w:p>
       <w:pPr>
         <w:pStyle w:val="Heading3"/>
@@ -35270,7 +34615,7 @@
         <w:pStyle w:val="Compact"/>
         <w:numPr>
           <w:ilvl w:val="0"/>
-          <w:numId w:val="1059"/>
+          <w:numId w:val="1046"/>
         </w:numPr>
       </w:pPr>
       <w:r>
@@ -35298,7 +34643,7 @@
         <w:pStyle w:val="Compact"/>
         <w:numPr>
           <w:ilvl w:val="0"/>
-          <w:numId w:val="1059"/>
+          <w:numId w:val="1046"/>
         </w:numPr>
       </w:pPr>
       <w:r>
@@ -35323,7 +34668,7 @@
         <w:pStyle w:val="Compact"/>
         <w:numPr>
           <w:ilvl w:val="0"/>
-          <w:numId w:val="1059"/>
+          <w:numId w:val="1046"/>
         </w:numPr>
       </w:pPr>
       <w:r>
@@ -35348,7 +34693,7 @@
         <w:pStyle w:val="Compact"/>
         <w:numPr>
           <w:ilvl w:val="0"/>
-          <w:numId w:val="1059"/>
+          <w:numId w:val="1046"/>
         </w:numPr>
       </w:pPr>
       <w:r>
@@ -35384,7 +34729,18 @@
         <w:t xml:space="preserve"> </w:t>
       </w:r>
       <w:r>
-        <w:t xml:space="preserve">to disable the pinning check at runtime by getting past the RASP and obfuscation layers (Week 6); how long</w:t>
+        <w:t xml:space="preserve">to disable the pinning check at runtime by getting past the RASP and obfuscation layers (</w:t>
+      </w:r>
+      <w:hyperlink r:id="rId104">
+        <w:r>
+          <w:rPr>
+            <w:rStyle w:val="Hyperlink"/>
+          </w:rPr>
+          <w:t xml:space="preserve">Week 6</w:t>
+        </w:r>
+      </w:hyperlink>
+      <w:r>
+        <w:t xml:space="preserve">); how long</w:t>
       </w:r>
       <w:r>
         <w:t xml:space="preserve"> </w:t>
@@ -35469,9 +34825,9 @@
         </w:pict>
       </w:r>
     </w:p>
-    <w:bookmarkEnd w:id="133"/>
-    <w:bookmarkEnd w:id="134"/>
-    <w:bookmarkStart w:id="139" w:name="Xa5e49d58091e6fc830b68483b46dbe543c61577"/>
+    <w:bookmarkEnd w:id="127"/>
+    <w:bookmarkEnd w:id="128"/>
+    <w:bookmarkStart w:id="133" w:name="Xa5e49d58091e6fc830b68483b46dbe543c61577"/>
     <w:p>
       <w:pPr>
         <w:pStyle w:val="Heading2"/>
@@ -35517,20 +34873,20 @@
       <w:r>
         <w:drawing>
           <wp:inline>
-            <wp:extent cx="5759999" cy="2574688"/>
+            <wp:extent cx="5759999" cy="2960677"/>
             <wp:effectExtent b="0" l="0" r="0" t="0"/>
-            <wp:docPr descr="Data at rest: disk and field encryption" title="" id="136" name="Picture"/>
+            <wp:docPr descr="Data at rest: disk and field encryption" title="" id="130" name="Picture"/>
             <a:graphic>
               <a:graphicData uri="http://schemas.openxmlformats.org/drawingml/2006/picture">
                 <pic:pic>
                   <pic:nvPicPr>
-                    <pic:cNvPr descr="h03-17-beklemede-iki-duzey.png" id="137" name="Picture"/>
+                    <pic:cNvPr descr="h03-17-beklemede-iki-duzey.png" id="131" name="Picture"/>
                     <pic:cNvPicPr>
                       <a:picLocks noChangeArrowheads="1" noChangeAspect="1"/>
                     </pic:cNvPicPr>
                   </pic:nvPicPr>
                   <pic:blipFill>
-                    <a:blip r:embed="rId135"/>
+                    <a:blip r:embed="rId129"/>
                     <a:stretch>
                       <a:fillRect/>
                     </a:stretch>
@@ -35538,7 +34894,7 @@
                   <pic:spPr bwMode="auto">
                     <a:xfrm>
                       <a:off x="0" y="0"/>
-                      <a:ext cx="5759999" cy="2574688"/>
+                      <a:ext cx="5759999" cy="2960677"/>
                     </a:xfrm>
                     <a:prstGeom prst="rect">
                       <a:avLst/>
@@ -35562,7 +34918,7 @@
         <w:pStyle w:val="Compact"/>
         <w:numPr>
           <w:ilvl w:val="0"/>
-          <w:numId w:val="1060"/>
+          <w:numId w:val="1047"/>
         </w:numPr>
       </w:pPr>
       <w:r>
@@ -35609,7 +34965,7 @@
         <w:pStyle w:val="Compact"/>
         <w:numPr>
           <w:ilvl w:val="0"/>
-          <w:numId w:val="1060"/>
+          <w:numId w:val="1047"/>
         </w:numPr>
       </w:pPr>
       <w:r>
@@ -35712,7 +35068,7 @@
         <w:pStyle w:val="Compact"/>
         <w:numPr>
           <w:ilvl w:val="0"/>
-          <w:numId w:val="1061"/>
+          <w:numId w:val="1048"/>
         </w:numPr>
       </w:pPr>
       <w:r>
@@ -35758,7 +35114,7 @@
         <w:pStyle w:val="Compact"/>
         <w:numPr>
           <w:ilvl w:val="0"/>
-          <w:numId w:val="1061"/>
+          <w:numId w:val="1048"/>
         </w:numPr>
       </w:pPr>
       <w:r>
@@ -35806,7 +35162,21 @@
         <w:t xml:space="preserve"> </w:t>
       </w:r>
       <w:r>
-        <w:t xml:space="preserve">mistake we saw in Week 1.)</w:t>
+        <w:t xml:space="preserve">mistake we saw in</w:t>
+      </w:r>
+      <w:r>
+        <w:t xml:space="preserve"> </w:t>
+      </w:r>
+      <w:hyperlink r:id="rId20">
+        <w:r>
+          <w:rPr>
+            <w:rStyle w:val="Hyperlink"/>
+          </w:rPr>
+          <w:t xml:space="preserve">Week 1</w:t>
+        </w:r>
+      </w:hyperlink>
+      <w:r>
+        <w:t xml:space="preserve">.)</w:t>
       </w:r>
     </w:p>
     <w:p>
@@ -35814,7 +35184,7 @@
         <w:pStyle w:val="Compact"/>
         <w:numPr>
           <w:ilvl w:val="0"/>
-          <w:numId w:val="1061"/>
+          <w:numId w:val="1048"/>
         </w:numPr>
       </w:pPr>
       <w:r>
@@ -35860,7 +35230,7 @@
         <w:pStyle w:val="Compact"/>
         <w:numPr>
           <w:ilvl w:val="0"/>
-          <w:numId w:val="1061"/>
+          <w:numId w:val="1048"/>
         </w:numPr>
       </w:pPr>
       <w:r>
@@ -35941,7 +35311,7 @@
         <w:t xml:space="preserve">“the wrong person seeing it on a screen/in a log.”</w:t>
       </w:r>
     </w:p>
-    <w:bookmarkStart w:id="138" w:name="X1ef7a73938a350e30b86d27553dcfb69b4032b1"/>
+    <w:bookmarkStart w:id="132" w:name="X1ef7a73938a350e30b86d27553dcfb69b4032b1"/>
     <w:p>
       <w:pPr>
         <w:pStyle w:val="Heading3"/>
@@ -36489,7 +35859,7 @@
         <w:pStyle w:val="Compact"/>
         <w:numPr>
           <w:ilvl w:val="0"/>
-          <w:numId w:val="1062"/>
+          <w:numId w:val="1049"/>
         </w:numPr>
       </w:pPr>
       <w:r>
@@ -36517,7 +35887,7 @@
         <w:pStyle w:val="Compact"/>
         <w:numPr>
           <w:ilvl w:val="0"/>
-          <w:numId w:val="1063"/>
+          <w:numId w:val="1050"/>
         </w:numPr>
       </w:pPr>
       <w:r>
@@ -36529,7 +35899,7 @@
         <w:pStyle w:val="Compact"/>
         <w:numPr>
           <w:ilvl w:val="0"/>
-          <w:numId w:val="1064"/>
+          <w:numId w:val="1051"/>
         </w:numPr>
       </w:pPr>
       <w:r>
@@ -36541,7 +35911,7 @@
         <w:pStyle w:val="Compact"/>
         <w:numPr>
           <w:ilvl w:val="0"/>
-          <w:numId w:val="1065"/>
+          <w:numId w:val="1052"/>
         </w:numPr>
       </w:pPr>
       <w:r>
@@ -36553,7 +35923,7 @@
         <w:pStyle w:val="Compact"/>
         <w:numPr>
           <w:ilvl w:val="0"/>
-          <w:numId w:val="1066"/>
+          <w:numId w:val="1053"/>
         </w:numPr>
       </w:pPr>
       <w:r>
@@ -36567,9 +35937,9 @@
         </w:pict>
       </w:r>
     </w:p>
-    <w:bookmarkEnd w:id="138"/>
-    <w:bookmarkEnd w:id="139"/>
-    <w:bookmarkStart w:id="150" w:name="X6de52633cf6607cfdd202199101d8628e0ee5dd"/>
+    <w:bookmarkEnd w:id="132"/>
+    <w:bookmarkEnd w:id="133"/>
+    <w:bookmarkStart w:id="145" w:name="X6de52633cf6607cfdd202199101d8628e0ee5dd"/>
     <w:p>
       <w:pPr>
         <w:pStyle w:val="Heading2"/>
@@ -36669,7 +36039,7 @@
         <w:t xml:space="preserve">GDPR) and the payment-card standard (PCI DSS) explicitly require these techniques.</w:t>
       </w:r>
     </w:p>
-    <w:bookmarkStart w:id="140" w:name="four-basic-techniques"/>
+    <w:bookmarkStart w:id="134" w:name="four-basic-techniques"/>
     <w:p>
       <w:pPr>
         <w:pStyle w:val="Heading3"/>
@@ -37035,8 +36405,8 @@
         <w:t xml:space="preserve">“we pseudonymized it.”</w:t>
       </w:r>
     </w:p>
-    <w:bookmarkEnd w:id="140"/>
-    <w:bookmarkStart w:id="141" w:name="masking-at-display"/>
+    <w:bookmarkEnd w:id="134"/>
+    <w:bookmarkStart w:id="135" w:name="masking-at-display"/>
     <w:p>
       <w:pPr>
         <w:pStyle w:val="Heading3"/>
@@ -37889,8 +37259,8 @@
         <w:t xml:space="preserve">approach is to send the client an already-masked value.</w:t>
       </w:r>
     </w:p>
-    <w:bookmarkEnd w:id="141"/>
-    <w:bookmarkStart w:id="145" w:name="tokenization"/>
+    <w:bookmarkEnd w:id="135"/>
+    <w:bookmarkStart w:id="139" w:name="tokenization"/>
     <w:p>
       <w:pPr>
         <w:pStyle w:val="Heading3"/>
@@ -37906,20 +37276,20 @@
       <w:r>
         <w:drawing>
           <wp:inline>
-            <wp:extent cx="5759999" cy="2935878"/>
+            <wp:extent cx="5759999" cy="4287576"/>
             <wp:effectExtent b="0" l="0" r="0" t="0"/>
-            <wp:docPr descr="Tokenization: the real card number in the vault, a token in the app" title="" id="143" name="Picture"/>
+            <wp:docPr descr="Tokenization: the real card number in the vault, a token in the app" title="" id="137" name="Picture"/>
             <a:graphic>
               <a:graphicData uri="http://schemas.openxmlformats.org/drawingml/2006/picture">
                 <pic:pic>
                   <pic:nvPicPr>
-                    <pic:cNvPr descr="h03-07-tokenizasyon.png" id="144" name="Picture"/>
+                    <pic:cNvPr descr="h03-07-tokenizasyon.png" id="138" name="Picture"/>
                     <pic:cNvPicPr>
                       <a:picLocks noChangeArrowheads="1" noChangeAspect="1"/>
                     </pic:cNvPicPr>
                   </pic:nvPicPr>
                   <pic:blipFill>
-                    <a:blip r:embed="rId142"/>
+                    <a:blip r:embed="rId136"/>
                     <a:stretch>
                       <a:fillRect/>
                     </a:stretch>
@@ -37927,7 +37297,7 @@
                   <pic:spPr bwMode="auto">
                     <a:xfrm>
                       <a:off x="0" y="0"/>
-                      <a:ext cx="5759999" cy="2935878"/>
+                      <a:ext cx="5759999" cy="4287576"/>
                     </a:xfrm>
                     <a:prstGeom prst="rect">
                       <a:avLst/>
@@ -37973,7 +37343,21 @@
         <w:t xml:space="preserve"> </w:t>
       </w:r>
       <w:r>
-        <w:t xml:space="preserve">compromised, the card data doesn’t leak. This is the technical counterpart of Week 1’s</w:t>
+        <w:t xml:space="preserve">compromised, the card data doesn’t leak. This is the technical counterpart of</w:t>
+      </w:r>
+      <w:r>
+        <w:t xml:space="preserve"> </w:t>
+      </w:r>
+      <w:hyperlink r:id="rId20">
+        <w:r>
+          <w:rPr>
+            <w:rStyle w:val="Hyperlink"/>
+          </w:rPr>
+          <w:t xml:space="preserve">Week 1</w:t>
+        </w:r>
+      </w:hyperlink>
+      <w:r>
+        <w:t xml:space="preserve">’s</w:t>
       </w:r>
       <w:r>
         <w:t xml:space="preserve"> </w:t>
@@ -38046,8 +37430,8 @@
         <w:t xml:space="preserve">encryption (the FF1 algorithm in NIST SP 800-38G) does the same job without a key and a vault.</w:t>
       </w:r>
     </w:p>
-    <w:bookmarkEnd w:id="145"/>
-    <w:bookmarkStart w:id="146" w:name="pseudonymization-a-keyed-digest"/>
+    <w:bookmarkEnd w:id="139"/>
+    <w:bookmarkStart w:id="140" w:name="pseudonymization-a-keyed-digest"/>
     <w:p>
       <w:pPr>
         <w:pStyle w:val="Heading3"/>
@@ -38326,8 +37710,8 @@
         <w:t xml:space="preserve">lost or destroyed, the data becomes effectively anonymous.</w:t>
       </w:r>
     </w:p>
-    <w:bookmarkEnd w:id="146"/>
-    <w:bookmarkStart w:id="147" w:name="test-and-development-data"/>
+    <w:bookmarkEnd w:id="140"/>
+    <w:bookmarkStart w:id="141" w:name="test-and-development-data"/>
     <w:p>
       <w:pPr>
         <w:pStyle w:val="Heading3"/>
@@ -38355,7 +37739,7 @@
         <w:pStyle w:val="Compact"/>
         <w:numPr>
           <w:ilvl w:val="0"/>
-          <w:numId w:val="1067"/>
+          <w:numId w:val="1054"/>
         </w:numPr>
       </w:pPr>
       <w:r>
@@ -38383,7 +37767,7 @@
         <w:pStyle w:val="Compact"/>
         <w:numPr>
           <w:ilvl w:val="0"/>
-          <w:numId w:val="1067"/>
+          <w:numId w:val="1054"/>
         </w:numPr>
       </w:pPr>
       <w:r>
@@ -38411,7 +37795,7 @@
         <w:pStyle w:val="Compact"/>
         <w:numPr>
           <w:ilvl w:val="0"/>
-          <w:numId w:val="1067"/>
+          <w:numId w:val="1054"/>
         </w:numPr>
       </w:pPr>
       <w:r>
@@ -38434,8 +37818,8 @@
         <w:t xml:space="preserve">the user’s role. Convenient, but the data still sits in the database in full.</w:t>
       </w:r>
     </w:p>
-    <w:bookmarkEnd w:id="147"/>
-    <w:bookmarkStart w:id="148" w:name="masking-in-logs-and-error-messages"/>
+    <w:bookmarkEnd w:id="141"/>
+    <w:bookmarkStart w:id="143" w:name="masking-in-logs-and-error-messages"/>
     <w:p>
       <w:pPr>
         <w:pStyle w:val="Heading3"/>
@@ -38449,7 +37833,24 @@
         <w:pStyle w:val="FirstParagraph"/>
       </w:pPr>
       <w:r>
-        <w:t xml:space="preserve">In Week 2 we saw the audit log’s</w:t>
+        <w:t xml:space="preserve">In</w:t>
+      </w:r>
+      <w:r>
+        <w:t xml:space="preserve"> </w:t>
+      </w:r>
+      <w:hyperlink r:id="rId142">
+        <w:r>
+          <w:rPr>
+            <w:rStyle w:val="Hyperlink"/>
+          </w:rPr>
+          <w:t xml:space="preserve">Week 2</w:t>
+        </w:r>
+      </w:hyperlink>
+      <w:r>
+        <w:t xml:space="preserve"> </w:t>
+      </w:r>
+      <w:r>
+        <w:t xml:space="preserve">we saw the audit log’s</w:t>
       </w:r>
       <w:r>
         <w:t xml:space="preserve"> </w:t>
@@ -38491,7 +37892,7 @@
         <w:pStyle w:val="Compact"/>
         <w:numPr>
           <w:ilvl w:val="0"/>
-          <w:numId w:val="1068"/>
+          <w:numId w:val="1055"/>
         </w:numPr>
       </w:pPr>
       <w:r>
@@ -38519,7 +37920,7 @@
         <w:pStyle w:val="Compact"/>
         <w:numPr>
           <w:ilvl w:val="0"/>
-          <w:numId w:val="1068"/>
+          <w:numId w:val="1055"/>
         </w:numPr>
       </w:pPr>
       <w:r>
@@ -39539,8 +38940,8 @@
         <w:t xml:space="preserve">(Week 1’s trade-off record).</w:t>
       </w:r>
     </w:p>
-    <w:bookmarkEnd w:id="148"/>
-    <w:bookmarkStart w:id="149" w:name="which-technique-when"/>
+    <w:bookmarkEnd w:id="143"/>
+    <w:bookmarkStart w:id="144" w:name="which-technique-when"/>
     <w:p>
       <w:pPr>
         <w:pStyle w:val="Heading3"/>
@@ -39839,9 +39240,9 @@
         </w:pict>
       </w:r>
     </w:p>
-    <w:bookmarkEnd w:id="149"/>
-    <w:bookmarkEnd w:id="150"/>
-    <w:bookmarkStart w:id="156" w:name="X4057db05f92317b06e2651f44b479bca662d690"/>
+    <w:bookmarkEnd w:id="144"/>
+    <w:bookmarkEnd w:id="145"/>
+    <w:bookmarkStart w:id="152" w:name="X4057db05f92317b06e2651f44b479bca662d690"/>
     <w:p>
       <w:pPr>
         <w:pStyle w:val="Heading2"/>
@@ -39874,19 +39275,30 @@
         <w:t xml:space="preserve"> </w:t>
       </w:r>
       <w:r>
-        <w:t xml:space="preserve">dump, a debugger, swap space, other code that later reuses the same memory. In Week 1 we saw</w:t>
-      </w:r>
-      <w:r>
-        <w:t xml:space="preserve"> </w:t>
-      </w:r>
-      <w:r>
-        <w:t xml:space="preserve">“dead-store</w:t>
-      </w:r>
-      <w:r>
-        <w:t xml:space="preserve"> </w:t>
-      </w:r>
-      <w:r>
-        <w:t xml:space="preserve">elimination”</w:t>
+        <w:t xml:space="preserve">dump, a debugger, swap space, other code that later reuses the same memory. In</w:t>
+      </w:r>
+      <w:r>
+        <w:t xml:space="preserve"> </w:t>
+      </w:r>
+      <w:hyperlink r:id="rId24">
+        <w:r>
+          <w:rPr>
+            <w:rStyle w:val="Hyperlink"/>
+          </w:rPr>
+          <w:t xml:space="preserve">Week 1, §17</w:t>
+        </w:r>
+      </w:hyperlink>
+      <w:r>
+        <w:t xml:space="preserve"> </w:t>
+      </w:r>
+      <w:r>
+        <w:t xml:space="preserve">we saw</w:t>
+      </w:r>
+      <w:r>
+        <w:t xml:space="preserve"> </w:t>
+      </w:r>
+      <w:r>
+        <w:t xml:space="preserve">“dead-store elimination”</w:t>
       </w:r>
       <w:r>
         <w:t xml:space="preserve"> </w:t>
@@ -39904,7 +39316,49 @@
         <w:t xml:space="preserve">explicit_bzero</w:t>
       </w:r>
       <w:r>
-        <w:t xml:space="preserve">; this week we build the additional layers for</w:t>
+        <w:t xml:space="preserve"> </w:t>
+      </w:r>
+      <w:r>
+        <w:t xml:space="preserve">and wiping a secret from memory (Recipe 13.2), plus</w:t>
+      </w:r>
+      <w:r>
+        <w:t xml:space="preserve"> </w:t>
+      </w:r>
+      <w:hyperlink r:id="rId146">
+        <w:r>
+          <w:rPr>
+            <w:rStyle w:val="Hyperlink"/>
+          </w:rPr>
+          <w:t xml:space="preserve">preventing memory from being written to disk</w:t>
+        </w:r>
+      </w:hyperlink>
+      <w:r>
+        <w:t xml:space="preserve"> </w:t>
+      </w:r>
+      <w:r>
+        <w:t xml:space="preserve">(Recipe 13.3); this week we build the additional layers — blocking dumps, memory locking, and</w:t>
+      </w:r>
+      <w:r>
+        <w:t xml:space="preserve"> </w:t>
+      </w:r>
+      <w:r>
+        <w:rPr>
+          <w:b/>
+          <w:bCs/>
+        </w:rPr>
+        <w:t xml:space="preserve">device binding</w:t>
+      </w:r>
+      <w:r>
+        <w:t xml:space="preserve"> </w:t>
+      </w:r>
+      <w:r>
+        <w:t xml:space="preserve">—</w:t>
+      </w:r>
+      <w:r>
+        <w:t xml:space="preserve"> </w:t>
+      </w:r>
+      <w:r>
+        <w:t xml:space="preserve">for</w:t>
       </w:r>
       <w:r>
         <w:t xml:space="preserve"> </w:t>
@@ -39927,20 +39381,20 @@
       <w:r>
         <w:drawing>
           <wp:inline>
-            <wp:extent cx="5759999" cy="2766688"/>
+            <wp:extent cx="5759999" cy="3118132"/>
             <wp:effectExtent b="0" l="0" r="0" t="0"/>
-            <wp:docPr descr="The layers that protect data in use" title="" id="152" name="Picture"/>
+            <wp:docPr descr="The layers that protect data in use" title="" id="148" name="Picture"/>
             <a:graphic>
               <a:graphicData uri="http://schemas.openxmlformats.org/drawingml/2006/picture">
                 <pic:pic>
                   <pic:nvPicPr>
-                    <pic:cNvPr descr="h03-18-kullanimda-veri-katmanlari.png" id="153" name="Picture"/>
+                    <pic:cNvPr descr="h03-18-kullanimda-veri-katmanlari.png" id="149" name="Picture"/>
                     <pic:cNvPicPr>
                       <a:picLocks noChangeArrowheads="1" noChangeAspect="1"/>
                     </pic:cNvPicPr>
                   </pic:nvPicPr>
                   <pic:blipFill>
-                    <a:blip r:embed="rId151"/>
+                    <a:blip r:embed="rId147"/>
                     <a:stretch>
                       <a:fillRect/>
                     </a:stretch>
@@ -39948,7 +39402,7 @@
                   <pic:spPr bwMode="auto">
                     <a:xfrm>
                       <a:off x="0" y="0"/>
-                      <a:ext cx="5759999" cy="2766688"/>
+                      <a:ext cx="5759999" cy="3118132"/>
                     </a:xfrm>
                     <a:prstGeom prst="rect">
                       <a:avLst/>
@@ -40232,7 +39686,7 @@
         </w:tc>
       </w:tr>
     </w:tbl>
-    <w:bookmarkStart w:id="154" w:name="demo-8-mlock-secure-erasure"/>
+    <w:bookmarkStart w:id="150" w:name="demo-8-mlock-secure-erasure"/>
     <w:p>
       <w:pPr>
         <w:pStyle w:val="Heading3"/>
@@ -40546,8 +40000,8 @@
         <w:t xml:space="preserve">).</w:t>
       </w:r>
     </w:p>
-    <w:bookmarkEnd w:id="154"/>
-    <w:bookmarkStart w:id="155" w:name="device-binding"/>
+    <w:bookmarkEnd w:id="150"/>
+    <w:bookmarkStart w:id="151" w:name="device-binding"/>
     <w:p>
       <w:pPr>
         <w:pStyle w:val="Heading3"/>
@@ -40640,7 +40094,21 @@
         <w:t xml:space="preserve"> </w:t>
       </w:r>
       <w:r>
-        <w:t xml:space="preserve">shell in Section 14; we’ll combine it with RASP in Week 6.</w:t>
+        <w:t xml:space="preserve">shell in Section 14; we’ll combine it with RASP in</w:t>
+      </w:r>
+      <w:r>
+        <w:t xml:space="preserve"> </w:t>
+      </w:r>
+      <w:hyperlink r:id="rId104">
+        <w:r>
+          <w:rPr>
+            <w:rStyle w:val="Hyperlink"/>
+          </w:rPr>
+          <w:t xml:space="preserve">Week 6</w:t>
+        </w:r>
+      </w:hyperlink>
+      <w:r>
+        <w:t xml:space="preserve">.</w:t>
       </w:r>
     </w:p>
     <w:p>
@@ -40863,7 +40331,7 @@
         <w:pStyle w:val="Compact"/>
         <w:numPr>
           <w:ilvl w:val="0"/>
-          <w:numId w:val="1069"/>
+          <w:numId w:val="1056"/>
         </w:numPr>
       </w:pPr>
       <w:r>
@@ -40887,7 +40355,7 @@
         <w:pStyle w:val="Compact"/>
         <w:numPr>
           <w:ilvl w:val="0"/>
-          <w:numId w:val="1070"/>
+          <w:numId w:val="1057"/>
         </w:numPr>
       </w:pPr>
       <w:r>
@@ -40911,7 +40379,7 @@
         <w:pStyle w:val="Compact"/>
         <w:numPr>
           <w:ilvl w:val="0"/>
-          <w:numId w:val="1071"/>
+          <w:numId w:val="1058"/>
         </w:numPr>
       </w:pPr>
       <w:r>
@@ -40923,7 +40391,7 @@
         <w:pStyle w:val="Compact"/>
         <w:numPr>
           <w:ilvl w:val="0"/>
-          <w:numId w:val="1072"/>
+          <w:numId w:val="1059"/>
         </w:numPr>
       </w:pPr>
       <w:r>
@@ -40937,9 +40405,9 @@
         </w:pict>
       </w:r>
     </w:p>
-    <w:bookmarkEnd w:id="155"/>
-    <w:bookmarkEnd w:id="156"/>
-    <w:bookmarkStart w:id="162" w:name="Xbdb0c876dc3ef2743c4aec1dec0a61148023d8b"/>
+    <w:bookmarkEnd w:id="151"/>
+    <w:bookmarkEnd w:id="152"/>
+    <w:bookmarkStart w:id="158" w:name="Xbdb0c876dc3ef2743c4aec1dec0a61148023d8b"/>
     <w:p>
       <w:pPr>
         <w:pStyle w:val="Heading2"/>
@@ -41009,20 +40477,20 @@
       <w:r>
         <w:drawing>
           <wp:inline>
-            <wp:extent cx="5759999" cy="3638557"/>
+            <wp:extent cx="5759999" cy="5912105"/>
             <wp:effectExtent b="0" l="0" r="0" t="0"/>
-            <wp:docPr descr="Four security shells wrapping a secret" title="" id="158" name="Picture"/>
+            <wp:docPr descr="Four security shells wrapping a secret" title="" id="154" name="Picture"/>
             <a:graphic>
               <a:graphicData uri="http://schemas.openxmlformats.org/drawingml/2006/picture">
                 <pic:pic>
                   <pic:nvPicPr>
-                    <pic:cNvPr descr="h03-08-guvenlik-kabuklari.png" id="159" name="Picture"/>
+                    <pic:cNvPr descr="h03-08-guvenlik-kabuklari.png" id="155" name="Picture"/>
                     <pic:cNvPicPr>
                       <a:picLocks noChangeArrowheads="1" noChangeAspect="1"/>
                     </pic:cNvPicPr>
                   </pic:nvPicPr>
                   <pic:blipFill>
-                    <a:blip r:embed="rId157"/>
+                    <a:blip r:embed="rId153"/>
                     <a:stretch>
                       <a:fillRect/>
                     </a:stretch>
@@ -41030,7 +40498,7 @@
                   <pic:spPr bwMode="auto">
                     <a:xfrm>
                       <a:off x="0" y="0"/>
-                      <a:ext cx="5759999" cy="3638557"/>
+                      <a:ext cx="5759999" cy="5912105"/>
                     </a:xfrm>
                     <a:prstGeom prst="rect">
                       <a:avLst/>
@@ -41128,7 +40596,7 @@
         <w:t xml:space="preserve">principles combined into a single table.</w:t>
       </w:r>
     </w:p>
-    <w:bookmarkStart w:id="160" w:name="Xaed78a96774f5e3d3265e310552899c9da1fe31"/>
+    <w:bookmarkStart w:id="156" w:name="Xaed78a96774f5e3d3265e310552899c9da1fe31"/>
     <w:p>
       <w:pPr>
         <w:pStyle w:val="Heading3"/>
@@ -41406,7 +40874,18 @@
         <w:t xml:space="preserve"> </w:t>
       </w:r>
       <w:r>
-        <w:t xml:space="preserve">(Week 11).</w:t>
+        <w:t xml:space="preserve">(</w:t>
+      </w:r>
+      <w:hyperlink r:id="rId103">
+        <w:r>
+          <w:rPr>
+            <w:rStyle w:val="Hyperlink"/>
+          </w:rPr>
+          <w:t xml:space="preserve">Week 11</w:t>
+        </w:r>
+      </w:hyperlink>
+      <w:r>
+        <w:t xml:space="preserve">).</w:t>
       </w:r>
     </w:p>
     <w:p>
@@ -41433,7 +40912,18 @@
         <w:t xml:space="preserve">at runtime</w:t>
       </w:r>
       <w:r>
-        <w:t xml:space="preserve">; crypto and key hierarchy (Week 10) correctly generate and manage the shells’ keys;</w:t>
+        <w:t xml:space="preserve">; crypto and key hierarchy (</w:t>
+      </w:r>
+      <w:hyperlink r:id="rId36">
+        <w:r>
+          <w:rPr>
+            <w:rStyle w:val="Hyperlink"/>
+          </w:rPr>
+          <w:t xml:space="preserve">Week 10</w:t>
+        </w:r>
+      </w:hyperlink>
+      <w:r>
+        <w:t xml:space="preserve">) correctly generate and manage the shells’ keys;</w:t>
       </w:r>
       <w:r>
         <w:t xml:space="preserve"> </w:t>
@@ -41470,8 +40960,8 @@
         <w:t xml:space="preserve">every week ahead makes one more shell concrete.</w:t>
       </w:r>
     </w:p>
-    <w:bookmarkEnd w:id="160"/>
-    <w:bookmarkStart w:id="161" w:name="X94cf8d1247a697947c7bf6c6fa44d988d804cf5"/>
+    <w:bookmarkEnd w:id="156"/>
+    <w:bookmarkStart w:id="157" w:name="X94cf8d1247a697947c7bf6c6fa44d988d804cf5"/>
     <w:p>
       <w:pPr>
         <w:pStyle w:val="Heading3"/>
@@ -42197,7 +41687,7 @@
         <w:pStyle w:val="Compact"/>
         <w:numPr>
           <w:ilvl w:val="0"/>
-          <w:numId w:val="1073"/>
+          <w:numId w:val="1060"/>
         </w:numPr>
       </w:pPr>
       <w:r>
@@ -42234,7 +41724,7 @@
         <w:pStyle w:val="Compact"/>
         <w:numPr>
           <w:ilvl w:val="0"/>
-          <w:numId w:val="1073"/>
+          <w:numId w:val="1060"/>
         </w:numPr>
       </w:pPr>
       <w:r>
@@ -42286,7 +41776,7 @@
         <w:pStyle w:val="Compact"/>
         <w:numPr>
           <w:ilvl w:val="0"/>
-          <w:numId w:val="1073"/>
+          <w:numId w:val="1060"/>
         </w:numPr>
       </w:pPr>
       <w:r>
@@ -42314,7 +41804,7 @@
         <w:pStyle w:val="Compact"/>
         <w:numPr>
           <w:ilvl w:val="0"/>
-          <w:numId w:val="1073"/>
+          <w:numId w:val="1060"/>
         </w:numPr>
       </w:pPr>
       <w:r>
@@ -42607,7 +42097,7 @@
         <w:pStyle w:val="Compact"/>
         <w:numPr>
           <w:ilvl w:val="0"/>
-          <w:numId w:val="1074"/>
+          <w:numId w:val="1061"/>
         </w:numPr>
       </w:pPr>
       <w:r>
@@ -42619,7 +42109,7 @@
         <w:pStyle w:val="Compact"/>
         <w:numPr>
           <w:ilvl w:val="0"/>
-          <w:numId w:val="1075"/>
+          <w:numId w:val="1062"/>
         </w:numPr>
       </w:pPr>
       <w:r>
@@ -42631,7 +42121,7 @@
         <w:pStyle w:val="Compact"/>
         <w:numPr>
           <w:ilvl w:val="0"/>
-          <w:numId w:val="1076"/>
+          <w:numId w:val="1063"/>
         </w:numPr>
       </w:pPr>
       <w:r>
@@ -42643,7 +42133,7 @@
         <w:pStyle w:val="Compact"/>
         <w:numPr>
           <w:ilvl w:val="0"/>
-          <w:numId w:val="1077"/>
+          <w:numId w:val="1064"/>
         </w:numPr>
       </w:pPr>
       <w:r>
@@ -42666,9 +42156,9 @@
         </w:pict>
       </w:r>
     </w:p>
-    <w:bookmarkEnd w:id="161"/>
-    <w:bookmarkEnd w:id="162"/>
-    <w:bookmarkStart w:id="166" w:name="Xb339c8c1703a282ae6adb0503cf043c1c1c5acb"/>
+    <w:bookmarkEnd w:id="157"/>
+    <w:bookmarkEnd w:id="158"/>
+    <w:bookmarkStart w:id="163" w:name="Xb339c8c1703a282ae6adb0503cf043c1c1c5acb"/>
     <w:p>
       <w:pPr>
         <w:pStyle w:val="Heading2"/>
@@ -42710,7 +42200,18 @@
         <w:t xml:space="preserve"> </w:t>
       </w:r>
       <w:r>
-        <w:t xml:space="preserve">scenario (Week 1, white box), the attacker can read memory and</w:t>
+        <w:t xml:space="preserve">scenario (</w:t>
+      </w:r>
+      <w:hyperlink r:id="rId20">
+        <w:r>
+          <w:rPr>
+            <w:rStyle w:val="Hyperlink"/>
+          </w:rPr>
+          <w:t xml:space="preserve">Week 1</w:t>
+        </w:r>
+      </w:hyperlink>
+      <w:r>
+        <w:t xml:space="preserve">, white box), the attacker can read memory and</w:t>
       </w:r>
       <w:r>
         <w:t xml:space="preserve"> </w:t>
@@ -42742,20 +42243,20 @@
       <w:r>
         <w:drawing>
           <wp:inline>
-            <wp:extent cx="5759999" cy="2283460"/>
+            <wp:extent cx="5759999" cy="1876777"/>
             <wp:effectExtent b="0" l="0" r="0" t="0"/>
-            <wp:docPr descr="The road leading to whitebox cryptography" title="" id="164" name="Picture"/>
+            <wp:docPr descr="The road leading to whitebox cryptography" title="" id="160" name="Picture"/>
             <a:graphic>
               <a:graphicData uri="http://schemas.openxmlformats.org/drawingml/2006/picture">
                 <pic:pic>
                   <pic:nvPicPr>
-                    <pic:cNvPr descr="h03-19-whitebox-motivasyon.png" id="165" name="Picture"/>
+                    <pic:cNvPr descr="h03-19-whitebox-motivasyon.png" id="161" name="Picture"/>
                     <pic:cNvPicPr>
                       <a:picLocks noChangeArrowheads="1" noChangeAspect="1"/>
                     </pic:cNvPicPr>
                   </pic:nvPicPr>
                   <pic:blipFill>
-                    <a:blip r:embed="rId163"/>
+                    <a:blip r:embed="rId159"/>
                     <a:stretch>
                       <a:fillRect/>
                     </a:stretch>
@@ -42763,7 +42264,7 @@
                   <pic:spPr bwMode="auto">
                     <a:xfrm>
                       <a:off x="0" y="0"/>
-                      <a:ext cx="5759999" cy="2283460"/>
+                      <a:ext cx="5759999" cy="1876777"/>
                     </a:xfrm>
                     <a:prstGeom prst="rect">
                       <a:avLst/>
@@ -42893,15 +42394,22 @@
       <w:r>
         <w:t xml:space="preserve"> </w:t>
       </w:r>
-      <w:r>
-        <w:rPr>
-          <w:b/>
-          <w:bCs/>
-        </w:rPr>
-        <w:t xml:space="preserve">Week 11</w:t>
-      </w:r>
-      <w:r>
-        <w:t xml:space="preserve">. This week it’s enough to know</w:t>
+      <w:hyperlink r:id="rId162">
+        <w:r>
+          <w:rPr>
+            <w:rStyle w:val="Hyperlink"/>
+          </w:rPr>
+          <w:t xml:space="preserve">Week 11</w:t>
+        </w:r>
+      </w:hyperlink>
+      <w:r>
+        <w:t xml:space="preserve">. This week it’s enough</w:t>
+      </w:r>
+      <w:r>
+        <w:t xml:space="preserve"> </w:t>
+      </w:r>
+      <w:r>
+        <w:t xml:space="preserve">to know</w:t>
       </w:r>
       <w:r>
         <w:t xml:space="preserve"> </w:t>
@@ -42914,13 +42422,7 @@
         <w:t xml:space="preserve">why it exists</w:t>
       </w:r>
       <w:r>
-        <w:t xml:space="preserve">: the problem of the key</w:t>
-      </w:r>
-      <w:r>
-        <w:t xml:space="preserve"> </w:t>
-      </w:r>
-      <w:r>
-        <w:t xml:space="preserve">sitting in the clear in memory.</w:t>
+        <w:t xml:space="preserve">: the problem of the key sitting in the clear in memory.</w:t>
       </w:r>
     </w:p>
     <w:p>
@@ -42993,7 +42495,18 @@
         <w:t xml:space="preserve">together with other shells</w:t>
       </w:r>
       <w:r>
-        <w:t xml:space="preserve">: device binding, RASP (Week 6), server-side</w:t>
+        <w:t xml:space="preserve">: device binding, RASP (</w:t>
+      </w:r>
+      <w:hyperlink r:id="rId104">
+        <w:r>
+          <w:rPr>
+            <w:rStyle w:val="Hyperlink"/>
+          </w:rPr>
+          <w:t xml:space="preserve">Week 6</w:t>
+        </w:r>
+      </w:hyperlink>
+      <w:r>
+        <w:t xml:space="preserve">), server-side</w:t>
       </w:r>
       <w:r>
         <w:t xml:space="preserve"> </w:t>
@@ -43022,8 +42535,8 @@
         </w:pict>
       </w:r>
     </w:p>
-    <w:bookmarkEnd w:id="166"/>
-    <w:bookmarkStart w:id="170" w:name="common-misunderstandings"/>
+    <w:bookmarkEnd w:id="163"/>
+    <w:bookmarkStart w:id="167" w:name="common-misunderstandings"/>
     <w:p>
       <w:pPr>
         <w:pStyle w:val="Heading2"/>
@@ -43039,20 +42552,20 @@
       <w:r>
         <w:drawing>
           <wp:inline>
-            <wp:extent cx="5759999" cy="2748610"/>
+            <wp:extent cx="5759999" cy="3963832"/>
             <wp:effectExtent b="0" l="0" r="0" t="0"/>
-            <wp:docPr descr="Four common misunderstandings" title="" id="168" name="Picture"/>
+            <wp:docPr descr="Four common misunderstandings" title="" id="165" name="Picture"/>
             <a:graphic>
               <a:graphicData uri="http://schemas.openxmlformats.org/drawingml/2006/picture">
                 <pic:pic>
                   <pic:nvPicPr>
-                    <pic:cNvPr descr="h03-20-yanlis-anlamalar.png" id="169" name="Picture"/>
+                    <pic:cNvPr descr="h03-20-yanlis-anlamalar.png" id="166" name="Picture"/>
                     <pic:cNvPicPr>
                       <a:picLocks noChangeArrowheads="1" noChangeAspect="1"/>
                     </pic:cNvPicPr>
                   </pic:nvPicPr>
                   <pic:blipFill>
-                    <a:blip r:embed="rId167"/>
+                    <a:blip r:embed="rId164"/>
                     <a:stretch>
                       <a:fillRect/>
                     </a:stretch>
@@ -43060,7 +42573,7 @@
                   <pic:spPr bwMode="auto">
                     <a:xfrm>
                       <a:off x="0" y="0"/>
-                      <a:ext cx="5759999" cy="2748610"/>
+                      <a:ext cx="5759999" cy="3963832"/>
                     </a:xfrm>
                     <a:prstGeom prst="rect">
                       <a:avLst/>
@@ -43334,8 +42847,8 @@
         </w:pict>
       </w:r>
     </w:p>
-    <w:bookmarkEnd w:id="170"/>
-    <w:bookmarkStart w:id="171" w:name="term-project-this-week"/>
+    <w:bookmarkEnd w:id="167"/>
+    <w:bookmarkStart w:id="168" w:name="term-project-this-week"/>
     <w:p>
       <w:pPr>
         <w:pStyle w:val="Heading2"/>
@@ -43373,7 +42886,7 @@
         <w:pStyle w:val="Compact"/>
         <w:numPr>
           <w:ilvl w:val="0"/>
-          <w:numId w:val="1078"/>
+          <w:numId w:val="1065"/>
         </w:numPr>
       </w:pPr>
       <w:r>
@@ -43443,7 +42956,7 @@
         <w:pStyle w:val="Compact"/>
         <w:numPr>
           <w:ilvl w:val="0"/>
-          <w:numId w:val="1079"/>
+          <w:numId w:val="1066"/>
         </w:numPr>
       </w:pPr>
       <w:r>
@@ -44124,8 +43637,8 @@
         </w:pict>
       </w:r>
     </w:p>
-    <w:bookmarkEnd w:id="171"/>
-    <w:bookmarkStart w:id="172" w:name="class-activities"/>
+    <w:bookmarkEnd w:id="168"/>
+    <w:bookmarkStart w:id="169" w:name="class-activities"/>
     <w:p>
       <w:pPr>
         <w:pStyle w:val="Heading2"/>
@@ -44395,8 +43908,8 @@
         </w:pict>
       </w:r>
     </w:p>
-    <w:bookmarkEnd w:id="172"/>
-    <w:bookmarkStart w:id="173" w:name="code-reading-exercises"/>
+    <w:bookmarkEnd w:id="169"/>
+    <w:bookmarkStart w:id="170" w:name="code-reading-exercises"/>
     <w:p>
       <w:pPr>
         <w:pStyle w:val="Heading2"/>
@@ -45253,8 +44766,8 @@
         </w:pict>
       </w:r>
     </w:p>
-    <w:bookmarkEnd w:id="173"/>
-    <w:bookmarkStart w:id="174" w:name="on-your-own"/>
+    <w:bookmarkEnd w:id="170"/>
+    <w:bookmarkStart w:id="171" w:name="on-your-own"/>
     <w:p>
       <w:pPr>
         <w:pStyle w:val="Heading2"/>
@@ -45748,8 +45261,19 @@
         <w:t xml:space="preserve"> </w:t>
       </w:r>
       <w:r>
-        <w:t xml:space="preserve">and inspect memory (the gcore method from Week 1</w:t>
-      </w:r>
+        <w:t xml:space="preserve">and inspect memory (the gcore method from</w:t>
+      </w:r>
+      <w:r>
+        <w:t xml:space="preserve"> </w:t>
+      </w:r>
+      <w:hyperlink r:id="rId20">
+        <w:r>
+          <w:rPr>
+            <w:rStyle w:val="Hyperlink"/>
+          </w:rPr>
+          <w:t xml:space="preserve">Week 1</w:t>
+        </w:r>
+      </w:hyperlink>
       <w:r>
         <w:t xml:space="preserve"> </w:t>
       </w:r>
@@ -46485,8 +46009,8 @@
         </w:pict>
       </w:r>
     </w:p>
-    <w:bookmarkEnd w:id="174"/>
-    <w:bookmarkStart w:id="175" w:name="self-check"/>
+    <w:bookmarkEnd w:id="171"/>
+    <w:bookmarkStart w:id="172" w:name="self-check"/>
     <w:p>
       <w:pPr>
         <w:pStyle w:val="Heading2"/>
@@ -47769,8 +47293,8 @@
         </w:pict>
       </w:r>
     </w:p>
-    <w:bookmarkEnd w:id="175"/>
-    <w:bookmarkStart w:id="176" w:name="quiz-1-style-sample-questions"/>
+    <w:bookmarkEnd w:id="172"/>
+    <w:bookmarkStart w:id="173" w:name="quiz-1-style-sample-questions"/>
     <w:p>
       <w:pPr>
         <w:pStyle w:val="Heading2"/>
@@ -47796,7 +47320,7 @@
         <w:pStyle w:val="Compact"/>
         <w:numPr>
           <w:ilvl w:val="0"/>
-          <w:numId w:val="1080"/>
+          <w:numId w:val="1067"/>
         </w:numPr>
       </w:pPr>
       <w:r>
@@ -47840,7 +47364,7 @@
         <w:pStyle w:val="Compact"/>
         <w:numPr>
           <w:ilvl w:val="1"/>
-          <w:numId w:val="1081"/>
+          <w:numId w:val="1068"/>
         </w:numPr>
       </w:pPr>
       <w:r>
@@ -47868,7 +47392,7 @@
         <w:pStyle w:val="Compact"/>
         <w:numPr>
           <w:ilvl w:val="0"/>
-          <w:numId w:val="1080"/>
+          <w:numId w:val="1067"/>
         </w:numPr>
       </w:pPr>
       <w:r>
@@ -47908,7 +47432,7 @@
         <w:pStyle w:val="Compact"/>
         <w:numPr>
           <w:ilvl w:val="0"/>
-          <w:numId w:val="1080"/>
+          <w:numId w:val="1067"/>
         </w:numPr>
       </w:pPr>
       <w:r>
@@ -47965,7 +47489,7 @@
         <w:pStyle w:val="Compact"/>
         <w:numPr>
           <w:ilvl w:val="0"/>
-          <w:numId w:val="1080"/>
+          <w:numId w:val="1067"/>
         </w:numPr>
       </w:pPr>
       <w:r>
@@ -48011,7 +47535,7 @@
         <w:pStyle w:val="Compact"/>
         <w:numPr>
           <w:ilvl w:val="0"/>
-          <w:numId w:val="1080"/>
+          <w:numId w:val="1067"/>
         </w:numPr>
       </w:pPr>
       <w:r>
@@ -48025,8 +47549,8 @@
         </w:pict>
       </w:r>
     </w:p>
-    <w:bookmarkEnd w:id="176"/>
-    <w:bookmarkStart w:id="177" w:name="resources-and-further-reading"/>
+    <w:bookmarkEnd w:id="173"/>
+    <w:bookmarkStart w:id="174" w:name="resources-and-further-reading"/>
     <w:p>
       <w:pPr>
         <w:pStyle w:val="Heading2"/>
@@ -48071,7 +47595,7 @@
         <w:pStyle w:val="Compact"/>
         <w:numPr>
           <w:ilvl w:val="0"/>
-          <w:numId w:val="1082"/>
+          <w:numId w:val="1069"/>
         </w:numPr>
       </w:pPr>
       <w:r>
@@ -48089,7 +47613,7 @@
         <w:pStyle w:val="Compact"/>
         <w:numPr>
           <w:ilvl w:val="0"/>
-          <w:numId w:val="1082"/>
+          <w:numId w:val="1069"/>
         </w:numPr>
       </w:pPr>
       <w:r>
@@ -48101,7 +47625,7 @@
         <w:pStyle w:val="Compact"/>
         <w:numPr>
           <w:ilvl w:val="0"/>
-          <w:numId w:val="1082"/>
+          <w:numId w:val="1069"/>
         </w:numPr>
       </w:pPr>
       <w:r>
@@ -48113,7 +47637,7 @@
         <w:pStyle w:val="Compact"/>
         <w:numPr>
           <w:ilvl w:val="0"/>
-          <w:numId w:val="1082"/>
+          <w:numId w:val="1069"/>
         </w:numPr>
       </w:pPr>
       <w:r>
@@ -48125,7 +47649,7 @@
         <w:pStyle w:val="Compact"/>
         <w:numPr>
           <w:ilvl w:val="0"/>
-          <w:numId w:val="1082"/>
+          <w:numId w:val="1069"/>
         </w:numPr>
       </w:pPr>
       <w:r>
@@ -48137,7 +47661,7 @@
         <w:pStyle w:val="Compact"/>
         <w:numPr>
           <w:ilvl w:val="0"/>
-          <w:numId w:val="1082"/>
+          <w:numId w:val="1069"/>
         </w:numPr>
       </w:pPr>
       <w:r>
@@ -48155,7 +47679,7 @@
         <w:pStyle w:val="Compact"/>
         <w:numPr>
           <w:ilvl w:val="0"/>
-          <w:numId w:val="1082"/>
+          <w:numId w:val="1069"/>
         </w:numPr>
       </w:pPr>
       <w:r>
@@ -48178,7 +47702,7 @@
       <w:pPr>
         <w:numPr>
           <w:ilvl w:val="0"/>
-          <w:numId w:val="1083"/>
+          <w:numId w:val="1070"/>
         </w:numPr>
       </w:pPr>
       <w:r>
@@ -48195,7 +47719,7 @@
       <w:pPr>
         <w:numPr>
           <w:ilvl w:val="0"/>
-          <w:numId w:val="1083"/>
+          <w:numId w:val="1070"/>
         </w:numPr>
       </w:pPr>
       <w:r>
@@ -48212,7 +47736,7 @@
       <w:pPr>
         <w:numPr>
           <w:ilvl w:val="0"/>
-          <w:numId w:val="1083"/>
+          <w:numId w:val="1070"/>
         </w:numPr>
       </w:pPr>
       <w:r>
@@ -48241,7 +47765,7 @@
       <w:pPr>
         <w:numPr>
           <w:ilvl w:val="0"/>
-          <w:numId w:val="1083"/>
+          <w:numId w:val="1070"/>
         </w:numPr>
       </w:pPr>
       <w:r>
@@ -48264,7 +47788,7 @@
       <w:pPr>
         <w:numPr>
           <w:ilvl w:val="0"/>
-          <w:numId w:val="1083"/>
+          <w:numId w:val="1070"/>
         </w:numPr>
       </w:pPr>
       <w:r>
@@ -48281,7 +47805,7 @@
       <w:pPr>
         <w:numPr>
           <w:ilvl w:val="0"/>
-          <w:numId w:val="1083"/>
+          <w:numId w:val="1070"/>
         </w:numPr>
       </w:pPr>
       <w:r>
@@ -48298,7 +47822,7 @@
       <w:pPr>
         <w:numPr>
           <w:ilvl w:val="0"/>
-          <w:numId w:val="1083"/>
+          <w:numId w:val="1070"/>
         </w:numPr>
       </w:pPr>
       <w:r>
@@ -49019,8 +48543,79 @@
         </w:tc>
       </w:tr>
     </w:tbl>
-    <w:bookmarkEnd w:id="177"/>
-    <w:bookmarkEnd w:id="178"/>
+    <w:p>
+      <w:pPr>
+        <w:pStyle w:val="BlockText"/>
+      </w:pPr>
+      <w:r>
+        <w:rPr>
+          <w:b/>
+          <w:bCs/>
+        </w:rPr>
+        <w:t xml:space="preserve">Next week</w:t>
+      </w:r>
+    </w:p>
+    <w:p>
+      <w:pPr>
+        <w:pStyle w:val="BlockText"/>
+      </w:pPr>
+      <w:hyperlink r:id="rId101">
+        <w:r>
+          <w:rPr>
+            <w:rStyle w:val="Hyperlink"/>
+            <w:b/>
+            <w:bCs/>
+          </w:rPr>
+          <w:t xml:space="preserve">Week 4</w:t>
+        </w:r>
+      </w:hyperlink>
+      <w:r>
+        <w:rPr>
+          <w:b/>
+          <w:bCs/>
+        </w:rPr>
+        <w:t xml:space="preserve"> </w:t>
+      </w:r>
+      <w:r>
+        <w:rPr>
+          <w:b/>
+          <w:bCs/>
+        </w:rPr>
+        <w:t xml:space="preserve">— Code Hardening: C/C++.</w:t>
+      </w:r>
+      <w:r>
+        <w:t xml:space="preserve"> </w:t>
+      </w:r>
+      <w:r>
+        <w:t xml:space="preserve">This week we learned to protect data (keys, plaintext) with correct</w:t>
+      </w:r>
+      <w:r>
+        <w:t xml:space="preserve"> </w:t>
+      </w:r>
+      <w:r>
+        <w:t xml:space="preserve">encryption and key management; but the encryption code itself is also a C/C++ program, and a buffer overflow,</w:t>
+      </w:r>
+      <w:r>
+        <w:t xml:space="preserve"> </w:t>
+      </w:r>
+      <w:r>
+        <w:t xml:space="preserve">format-string bug, or integer error can leak the very key and plaintext we carefully protected this week.</w:t>
+      </w:r>
+      <w:r>
+        <w:t xml:space="preserve"> </w:t>
+      </w:r>
+      <w:r>
+        <w:t xml:space="preserve">Week 4 covers preventing exactly these mistakes with the SEI CERT C/C++ rules, and catching them with static</w:t>
+      </w:r>
+      <w:r>
+        <w:t xml:space="preserve"> </w:t>
+      </w:r>
+      <w:r>
+        <w:t xml:space="preserve">analysis and sanitizers.</w:t>
+      </w:r>
+    </w:p>
+    <w:bookmarkEnd w:id="174"/>
+    <w:bookmarkEnd w:id="175"/>
     <w:sectPr>
       <w:headerReference r:id="rId9" w:type="default"/>
       <w:footerReference r:id="rId10" w:type="default"/>
@@ -49630,45 +49225,6 @@
     <w:abstractNumId w:val="991"/>
   </w:num>
   <w:num w:numId="1005">
-    <w:abstractNumId w:val="991"/>
-  </w:num>
-  <w:num w:numId="1006">
-    <w:abstractNumId w:val="991"/>
-  </w:num>
-  <w:num w:numId="1007">
-    <w:abstractNumId w:val="991"/>
-  </w:num>
-  <w:num w:numId="1008">
-    <w:abstractNumId w:val="991"/>
-  </w:num>
-  <w:num w:numId="1009">
-    <w:abstractNumId w:val="991"/>
-  </w:num>
-  <w:num w:numId="1010">
-    <w:abstractNumId w:val="991"/>
-  </w:num>
-  <w:num w:numId="1011">
-    <w:abstractNumId w:val="991"/>
-  </w:num>
-  <w:num w:numId="1012">
-    <w:abstractNumId w:val="991"/>
-  </w:num>
-  <w:num w:numId="1013">
-    <w:abstractNumId w:val="991"/>
-  </w:num>
-  <w:num w:numId="1014">
-    <w:abstractNumId w:val="991"/>
-  </w:num>
-  <w:num w:numId="1015">
-    <w:abstractNumId w:val="991"/>
-  </w:num>
-  <w:num w:numId="1016">
-    <w:abstractNumId w:val="991"/>
-  </w:num>
-  <w:num w:numId="1017">
-    <w:abstractNumId w:val="991"/>
-  </w:num>
-  <w:num w:numId="1018">
     <w:abstractNumId w:val="99411"/>
     <w:lvlOverride w:ilvl="0">
       <w:startOverride w:val="1"/>
@@ -49698,34 +49254,34 @@
       <w:startOverride w:val="1"/>
     </w:lvlOverride>
   </w:num>
-  <w:num w:numId="1019">
+  <w:num w:numId="1006">
     <w:abstractNumId w:val="991"/>
   </w:num>
-  <w:num w:numId="1020">
+  <w:num w:numId="1007">
     <w:abstractNumId w:val="991"/>
   </w:num>
-  <w:num w:numId="1021">
+  <w:num w:numId="1008">
     <w:abstractNumId w:val="991"/>
   </w:num>
-  <w:num w:numId="1022">
+  <w:num w:numId="1009">
     <w:abstractNumId w:val="991"/>
   </w:num>
-  <w:num w:numId="1023">
+  <w:num w:numId="1010">
     <w:abstractNumId w:val="992"/>
   </w:num>
-  <w:num w:numId="1024">
+  <w:num w:numId="1011">
     <w:abstractNumId w:val="992"/>
   </w:num>
-  <w:num w:numId="1025">
+  <w:num w:numId="1012">
     <w:abstractNumId w:val="992"/>
   </w:num>
-  <w:num w:numId="1026">
+  <w:num w:numId="1013">
     <w:abstractNumId w:val="992"/>
   </w:num>
-  <w:num w:numId="1027">
+  <w:num w:numId="1014">
     <w:abstractNumId w:val="992"/>
   </w:num>
-  <w:num w:numId="1028">
+  <w:num w:numId="1015">
     <w:abstractNumId w:val="99411"/>
     <w:lvlOverride w:ilvl="0">
       <w:startOverride w:val="1"/>
@@ -49755,46 +49311,46 @@
       <w:startOverride w:val="1"/>
     </w:lvlOverride>
   </w:num>
-  <w:num w:numId="1029">
+  <w:num w:numId="1016">
     <w:abstractNumId w:val="992"/>
   </w:num>
-  <w:num w:numId="1030">
+  <w:num w:numId="1017">
     <w:abstractNumId w:val="992"/>
   </w:num>
-  <w:num w:numId="1031">
+  <w:num w:numId="1018">
     <w:abstractNumId w:val="992"/>
   </w:num>
-  <w:num w:numId="1032">
+  <w:num w:numId="1019">
     <w:abstractNumId w:val="992"/>
   </w:num>
-  <w:num w:numId="1033">
+  <w:num w:numId="1020">
     <w:abstractNumId w:val="992"/>
   </w:num>
-  <w:num w:numId="1034">
+  <w:num w:numId="1021">
     <w:abstractNumId w:val="992"/>
   </w:num>
-  <w:num w:numId="1035">
+  <w:num w:numId="1022">
     <w:abstractNumId w:val="992"/>
   </w:num>
-  <w:num w:numId="1036">
+  <w:num w:numId="1023">
     <w:abstractNumId w:val="992"/>
   </w:num>
-  <w:num w:numId="1037">
+  <w:num w:numId="1024">
     <w:abstractNumId w:val="992"/>
   </w:num>
-  <w:num w:numId="1038">
+  <w:num w:numId="1025">
     <w:abstractNumId w:val="992"/>
   </w:num>
-  <w:num w:numId="1039">
+  <w:num w:numId="1026">
     <w:abstractNumId w:val="992"/>
   </w:num>
-  <w:num w:numId="1040">
+  <w:num w:numId="1027">
     <w:abstractNumId w:val="992"/>
   </w:num>
-  <w:num w:numId="1041">
+  <w:num w:numId="1028">
     <w:abstractNumId w:val="992"/>
   </w:num>
-  <w:num w:numId="1042">
+  <w:num w:numId="1029">
     <w:abstractNumId w:val="99411"/>
     <w:lvlOverride w:ilvl="0">
       <w:startOverride w:val="1"/>
@@ -49824,25 +49380,25 @@
       <w:startOverride w:val="1"/>
     </w:lvlOverride>
   </w:num>
-  <w:num w:numId="1043">
+  <w:num w:numId="1030">
     <w:abstractNumId w:val="991"/>
   </w:num>
-  <w:num w:numId="1044">
+  <w:num w:numId="1031">
     <w:abstractNumId w:val="991"/>
   </w:num>
-  <w:num w:numId="1045">
+  <w:num w:numId="1032">
     <w:abstractNumId w:val="992"/>
   </w:num>
-  <w:num w:numId="1046">
+  <w:num w:numId="1033">
     <w:abstractNumId w:val="992"/>
   </w:num>
-  <w:num w:numId="1047">
+  <w:num w:numId="1034">
     <w:abstractNumId w:val="992"/>
   </w:num>
-  <w:num w:numId="1048">
+  <w:num w:numId="1035">
     <w:abstractNumId w:val="992"/>
   </w:num>
-  <w:num w:numId="1049">
+  <w:num w:numId="1036">
     <w:abstractNumId w:val="99411"/>
     <w:lvlOverride w:ilvl="0">
       <w:startOverride w:val="1"/>
@@ -49872,7 +49428,7 @@
       <w:startOverride w:val="1"/>
     </w:lvlOverride>
   </w:num>
-  <w:num w:numId="1050">
+  <w:num w:numId="1037">
     <w:abstractNumId w:val="99411"/>
     <w:lvlOverride w:ilvl="0">
       <w:startOverride w:val="1"/>
@@ -49902,7 +49458,7 @@
       <w:startOverride w:val="1"/>
     </w:lvlOverride>
   </w:num>
-  <w:num w:numId="1051">
+  <w:num w:numId="1038">
     <w:abstractNumId w:val="99411"/>
     <w:lvlOverride w:ilvl="0">
       <w:startOverride w:val="1"/>
@@ -49932,28 +49488,28 @@
       <w:startOverride w:val="1"/>
     </w:lvlOverride>
   </w:num>
-  <w:num w:numId="1052">
+  <w:num w:numId="1039">
     <w:abstractNumId w:val="991"/>
   </w:num>
-  <w:num w:numId="1053">
+  <w:num w:numId="1040">
     <w:abstractNumId w:val="992"/>
   </w:num>
-  <w:num w:numId="1054">
+  <w:num w:numId="1041">
     <w:abstractNumId w:val="992"/>
   </w:num>
-  <w:num w:numId="1055">
+  <w:num w:numId="1042">
     <w:abstractNumId w:val="992"/>
   </w:num>
-  <w:num w:numId="1056">
+  <w:num w:numId="1043">
     <w:abstractNumId w:val="992"/>
   </w:num>
-  <w:num w:numId="1057">
+  <w:num w:numId="1044">
     <w:abstractNumId w:val="992"/>
   </w:num>
-  <w:num w:numId="1058">
+  <w:num w:numId="1045">
     <w:abstractNumId w:val="991"/>
   </w:num>
-  <w:num w:numId="1059">
+  <w:num w:numId="1046">
     <w:abstractNumId w:val="99411"/>
     <w:lvlOverride w:ilvl="0">
       <w:startOverride w:val="1"/>
@@ -49983,11 +49539,77 @@
       <w:startOverride w:val="1"/>
     </w:lvlOverride>
   </w:num>
+  <w:num w:numId="1047">
+    <w:abstractNumId w:val="991"/>
+  </w:num>
+  <w:num w:numId="1048">
+    <w:abstractNumId w:val="991"/>
+  </w:num>
+  <w:num w:numId="1049">
+    <w:abstractNumId w:val="992"/>
+  </w:num>
+  <w:num w:numId="1050">
+    <w:abstractNumId w:val="992"/>
+  </w:num>
+  <w:num w:numId="1051">
+    <w:abstractNumId w:val="992"/>
+  </w:num>
+  <w:num w:numId="1052">
+    <w:abstractNumId w:val="992"/>
+  </w:num>
+  <w:num w:numId="1053">
+    <w:abstractNumId w:val="992"/>
+  </w:num>
+  <w:num w:numId="1054">
+    <w:abstractNumId w:val="99411"/>
+    <w:lvlOverride w:ilvl="0">
+      <w:startOverride w:val="1"/>
+    </w:lvlOverride>
+    <w:lvlOverride w:ilvl="1">
+      <w:startOverride w:val="1"/>
+    </w:lvlOverride>
+    <w:lvlOverride w:ilvl="2">
+      <w:startOverride w:val="1"/>
+    </w:lvlOverride>
+    <w:lvlOverride w:ilvl="3">
+      <w:startOverride w:val="1"/>
+    </w:lvlOverride>
+    <w:lvlOverride w:ilvl="4">
+      <w:startOverride w:val="1"/>
+    </w:lvlOverride>
+    <w:lvlOverride w:ilvl="5">
+      <w:startOverride w:val="1"/>
+    </w:lvlOverride>
+    <w:lvlOverride w:ilvl="6">
+      <w:startOverride w:val="1"/>
+    </w:lvlOverride>
+    <w:lvlOverride w:ilvl="7">
+      <w:startOverride w:val="1"/>
+    </w:lvlOverride>
+    <w:lvlOverride w:ilvl="8">
+      <w:startOverride w:val="1"/>
+    </w:lvlOverride>
+  </w:num>
+  <w:num w:numId="1055">
+    <w:abstractNumId w:val="991"/>
+  </w:num>
+  <w:num w:numId="1056">
+    <w:abstractNumId w:val="992"/>
+  </w:num>
+  <w:num w:numId="1057">
+    <w:abstractNumId w:val="992"/>
+  </w:num>
+  <w:num w:numId="1058">
+    <w:abstractNumId w:val="992"/>
+  </w:num>
+  <w:num w:numId="1059">
+    <w:abstractNumId w:val="992"/>
+  </w:num>
   <w:num w:numId="1060">
     <w:abstractNumId w:val="991"/>
   </w:num>
   <w:num w:numId="1061">
-    <w:abstractNumId w:val="991"/>
+    <w:abstractNumId w:val="992"/>
   </w:num>
   <w:num w:numId="1062">
     <w:abstractNumId w:val="992"/>
@@ -50035,72 +49657,6 @@
     </w:lvlOverride>
   </w:num>
   <w:num w:numId="1068">
-    <w:abstractNumId w:val="991"/>
-  </w:num>
-  <w:num w:numId="1069">
-    <w:abstractNumId w:val="992"/>
-  </w:num>
-  <w:num w:numId="1070">
-    <w:abstractNumId w:val="992"/>
-  </w:num>
-  <w:num w:numId="1071">
-    <w:abstractNumId w:val="992"/>
-  </w:num>
-  <w:num w:numId="1072">
-    <w:abstractNumId w:val="992"/>
-  </w:num>
-  <w:num w:numId="1073">
-    <w:abstractNumId w:val="991"/>
-  </w:num>
-  <w:num w:numId="1074">
-    <w:abstractNumId w:val="992"/>
-  </w:num>
-  <w:num w:numId="1075">
-    <w:abstractNumId w:val="992"/>
-  </w:num>
-  <w:num w:numId="1076">
-    <w:abstractNumId w:val="992"/>
-  </w:num>
-  <w:num w:numId="1077">
-    <w:abstractNumId w:val="992"/>
-  </w:num>
-  <w:num w:numId="1078">
-    <w:abstractNumId w:val="992"/>
-  </w:num>
-  <w:num w:numId="1079">
-    <w:abstractNumId w:val="992"/>
-  </w:num>
-  <w:num w:numId="1080">
-    <w:abstractNumId w:val="99411"/>
-    <w:lvlOverride w:ilvl="0">
-      <w:startOverride w:val="1"/>
-    </w:lvlOverride>
-    <w:lvlOverride w:ilvl="1">
-      <w:startOverride w:val="1"/>
-    </w:lvlOverride>
-    <w:lvlOverride w:ilvl="2">
-      <w:startOverride w:val="1"/>
-    </w:lvlOverride>
-    <w:lvlOverride w:ilvl="3">
-      <w:startOverride w:val="1"/>
-    </w:lvlOverride>
-    <w:lvlOverride w:ilvl="4">
-      <w:startOverride w:val="1"/>
-    </w:lvlOverride>
-    <w:lvlOverride w:ilvl="5">
-      <w:startOverride w:val="1"/>
-    </w:lvlOverride>
-    <w:lvlOverride w:ilvl="6">
-      <w:startOverride w:val="1"/>
-    </w:lvlOverride>
-    <w:lvlOverride w:ilvl="7">
-      <w:startOverride w:val="1"/>
-    </w:lvlOverride>
-    <w:lvlOverride w:ilvl="8">
-      <w:startOverride w:val="1"/>
-    </w:lvlOverride>
-  </w:num>
-  <w:num w:numId="1081">
     <w:abstractNumId w:val="99721"/>
     <w:lvlOverride w:ilvl="0">
       <w:startOverride w:val="1"/>
@@ -50130,10 +49686,10 @@
       <w:startOverride w:val="1"/>
     </w:lvlOverride>
   </w:num>
-  <w:num w:numId="1082">
+  <w:num w:numId="1069">
     <w:abstractNumId w:val="991"/>
   </w:num>
-  <w:num w:numId="1083">
+  <w:num w:numId="1070">
     <w:abstractNumId w:val="991"/>
   </w:num>
 </w:numbering>
